--- a/Project Securio Full.docx
+++ b/Project Securio Full.docx
@@ -15804,6 +15804,5856 @@
     <w:p>
       <w:pPr>
         <w:pStyle w:val="Heading2"/>
+        <w:bidi/>
+      </w:pPr>
+      <w:r>
+        <w:t>לוגיקת השרת (Business Logic)</w:t>
+      </w:r>
+    </w:p>
+    <w:p>
+      <w:pPr/>
+    </w:p>
+    <w:p>
+      <w:pPr>
+        <w:pStyle w:val="Heading3"/>
+        <w:bidi/>
+      </w:pPr>
+      <w:r>
+        <w:t>מנהל האימות (AuthManager)</w:t>
+      </w:r>
+    </w:p>
+    <w:p>
+      <w:pPr>
+        <w:pStyle w:val="Normal"/>
+        <w:bidi/>
+      </w:pPr>
+      <w:r>
+        <w:t>מחלקה המנהלת את לוגיקת ההרשמה והכניסה. RegisterAsync בודקת HIBP ואת ייחודיות המייל, יוצרת משתמש ב-DB ומחזירה JWT. VerifyLoginAsync מאמתת את מפתח PBKDF2 שנגזר בלקוח ומחזירה JWT. GetUserSaltsAsync מחזירה AuthSalt ו-EncryptionSalt כדי שהלקוח יוכל לגזור את המפתח לפני שליחת הסיסמה.</w:t>
+      </w:r>
+    </w:p>
+    <w:p>
+      <w:pPr>
+        <w:pStyle w:val="Normal"/>
+        <w:bidi/>
+      </w:pPr>
+      <w:r>
+        <w:t>תכונות:</w:t>
+      </w:r>
+    </w:p>
+    <w:tbl>
+      <w:tblPr>
+        <w:tblStyle w:val="a"/>
+        <w:tblW w:w="8640" w:type="dxa"/>
+        <w:tblInd w:w="-108" w:type="dxa"/>
+        <w:tblBorders>
+          <w:top w:val="single" w:sz="4" w:space="0" w:color="000000"/>
+          <w:left w:val="single" w:sz="4" w:space="0" w:color="000000"/>
+          <w:bottom w:val="single" w:sz="4" w:space="0" w:color="000000"/>
+          <w:right w:val="single" w:sz="4" w:space="0" w:color="000000"/>
+          <w:insideH w:val="single" w:sz="4" w:space="0" w:color="000000"/>
+          <w:insideV w:val="single" w:sz="4" w:space="0" w:color="000000"/>
+        </w:tblBorders>
+        <w:tblLayout w:type="fixed"/>
+        <w:tblLook w:val="0400" w:firstRow="0" w:lastRow="0" w:firstColumn="0" w:lastColumn="0" w:noHBand="0" w:noVBand="1"/>
+      </w:tblPr>
+      <w:tblGrid>
+        <w:gridCol w:w="4320"/>
+        <w:gridCol w:w="4320"/>
+      </w:tblGrid>
+      <w:tr>
+        <w:tc>
+          <w:tcPr>
+            <w:tcW w:w="4320" w:type="dxa"/>
+          </w:tcPr>
+          <w:p>
+            <w:pPr>
+              <w:bidi w:val="0"/>
+              <w:rPr>
+                <w:u w:val="single"/>
+              </w:rPr>
+            </w:pPr>
+            <w:r>
+              <w:t>Property Name</w:t>
+            </w:r>
+          </w:p>
+        </w:tc>
+        <w:tc>
+          <w:tcPr>
+            <w:tcW w:w="4320" w:type="dxa"/>
+          </w:tcPr>
+          <w:p>
+            <w:pPr>
+              <w:bidi w:val="0"/>
+              <w:rPr>
+                <w:u w:val="single"/>
+              </w:rPr>
+            </w:pPr>
+            <w:r>
+              <w:t>Use and Explanation</w:t>
+            </w:r>
+          </w:p>
+        </w:tc>
+      </w:tr>
+      <w:tr>
+        <w:tc>
+          <w:tcPr>
+            <w:tcW w:w="4320" w:type="dxa"/>
+          </w:tcPr>
+          <w:p>
+            <w:pPr>
+              <w:bidi w:val="0"/>
+            </w:pPr>
+            <w:r>
+              <w:t>_repo (IUserRepository)</w:t>
+            </w:r>
+          </w:p>
+        </w:tc>
+        <w:tc>
+          <w:tcPr>
+            <w:tcW w:w="4320" w:type="dxa"/>
+          </w:tcPr>
+          <w:p>
+            <w:pPr>
+              <w:bidi w:val="0"/>
+              <w:rPr>
+                <w:lang w:val="en-US"/>
+              </w:rPr>
+            </w:pPr>
+            <w:r>
+              <w:t>גישה למסד הנתונים לפעולות משתמש; מוזרק דרך DI.</w:t>
+            </w:r>
+          </w:p>
+        </w:tc>
+      </w:tr>
+      <w:tr>
+        <w:tc>
+          <w:tcPr>
+            <w:tcW w:w="4320" w:type="dxa"/>
+          </w:tcPr>
+          <w:p>
+            <w:pPr>
+              <w:bidi w:val="0"/>
+            </w:pPr>
+            <w:r>
+              <w:t>_hibp (IHibpService)</w:t>
+            </w:r>
+          </w:p>
+        </w:tc>
+        <w:tc>
+          <w:tcPr>
+            <w:tcW w:w="4320" w:type="dxa"/>
+          </w:tcPr>
+          <w:p>
+            <w:pPr>
+              <w:bidi w:val="0"/>
+              <w:rPr>
+                <w:lang w:val="en-US"/>
+              </w:rPr>
+            </w:pPr>
+            <w:r>
+              <w:t>שירות HIBP לאימות שהסיסמה לא נחשפה בדליפה; מוזרק דרך DI.</w:t>
+            </w:r>
+          </w:p>
+        </w:tc>
+      </w:tr>
+    </w:tbl>
+    <w:p>
+      <w:pPr/>
+    </w:p>
+    <w:p>
+      <w:pPr>
+        <w:pStyle w:val="Normal"/>
+        <w:bidi/>
+      </w:pPr>
+      <w:r>
+        <w:t>פעולות:</w:t>
+      </w:r>
+    </w:p>
+    <w:tbl>
+      <w:tblPr>
+        <w:tblStyle w:val="a"/>
+        <w:tblW w:w="8640" w:type="dxa"/>
+        <w:tblInd w:w="-108" w:type="dxa"/>
+        <w:tblBorders>
+          <w:top w:val="single" w:sz="4" w:space="0" w:color="000000"/>
+          <w:left w:val="single" w:sz="4" w:space="0" w:color="000000"/>
+          <w:bottom w:val="single" w:sz="4" w:space="0" w:color="000000"/>
+          <w:right w:val="single" w:sz="4" w:space="0" w:color="000000"/>
+          <w:insideH w:val="single" w:sz="4" w:space="0" w:color="000000"/>
+          <w:insideV w:val="single" w:sz="4" w:space="0" w:color="000000"/>
+        </w:tblBorders>
+        <w:tblLayout w:type="fixed"/>
+        <w:tblLook w:val="0400" w:firstRow="0" w:lastRow="0" w:firstColumn="0" w:lastColumn="0" w:noHBand="0" w:noVBand="1"/>
+      </w:tblPr>
+      <w:tblGrid>
+        <w:gridCol w:w="4320"/>
+        <w:gridCol w:w="4320"/>
+      </w:tblGrid>
+      <w:tr>
+        <w:tc>
+          <w:tcPr>
+            <w:tcW w:w="4320" w:type="dxa"/>
+          </w:tcPr>
+          <w:p>
+            <w:pPr>
+              <w:bidi w:val="0"/>
+              <w:rPr>
+                <w:u w:val="single"/>
+              </w:rPr>
+            </w:pPr>
+            <w:r>
+              <w:t>Method Name</w:t>
+            </w:r>
+          </w:p>
+        </w:tc>
+        <w:tc>
+          <w:tcPr>
+            <w:tcW w:w="4320" w:type="dxa"/>
+          </w:tcPr>
+          <w:p>
+            <w:pPr>
+              <w:bidi w:val="0"/>
+              <w:rPr>
+                <w:u w:val="single"/>
+              </w:rPr>
+            </w:pPr>
+            <w:r>
+              <w:t>Use and Explanation</w:t>
+            </w:r>
+          </w:p>
+        </w:tc>
+      </w:tr>
+      <w:tr>
+        <w:tc>
+          <w:tcPr>
+            <w:tcW w:w="4320" w:type="dxa"/>
+          </w:tcPr>
+          <w:p>
+            <w:pPr>
+              <w:bidi w:val="0"/>
+            </w:pPr>
+            <w:r>
+              <w:t>AuthManager(IUserRepository, IHibpService)</w:t>
+            </w:r>
+          </w:p>
+        </w:tc>
+        <w:tc>
+          <w:tcPr>
+            <w:tcW w:w="4320" w:type="dxa"/>
+          </w:tcPr>
+          <w:p>
+            <w:pPr>
+              <w:bidi w:val="0"/>
+              <w:rPr>
+                <w:lang w:val="en-US"/>
+              </w:rPr>
+            </w:pPr>
+            <w:r>
+              <w:t>קונסטרוקטור.</w:t>
+            </w:r>
+          </w:p>
+        </w:tc>
+      </w:tr>
+      <w:tr>
+        <w:tc>
+          <w:tcPr>
+            <w:tcW w:w="4320" w:type="dxa"/>
+          </w:tcPr>
+          <w:p>
+            <w:pPr>
+              <w:bidi w:val="0"/>
+            </w:pPr>
+            <w:r>
+              <w:t>RegisterAsync(User user)</w:t>
+            </w:r>
+          </w:p>
+        </w:tc>
+        <w:tc>
+          <w:tcPr>
+            <w:tcW w:w="4320" w:type="dxa"/>
+          </w:tcPr>
+          <w:p>
+            <w:pPr>
+              <w:bidi w:val="0"/>
+              <w:rPr>
+                <w:lang w:val="en-US"/>
+              </w:rPr>
+            </w:pPr>
+            <w:r>
+              <w:t>בודקת HIBP, ייחודיות מייל, מוסיפה ל-DB, מחזירה ServerResponse&lt;AuthData&gt; עם JWT ו-UserId.</w:t>
+            </w:r>
+          </w:p>
+        </w:tc>
+      </w:tr>
+      <w:tr>
+        <w:tc>
+          <w:tcPr>
+            <w:tcW w:w="4320" w:type="dxa"/>
+          </w:tcPr>
+          <w:p>
+            <w:pPr>
+              <w:bidi w:val="0"/>
+            </w:pPr>
+            <w:r>
+              <w:t>VerifyLoginAsync(string email, string key)</w:t>
+            </w:r>
+          </w:p>
+        </w:tc>
+        <w:tc>
+          <w:tcPr>
+            <w:tcW w:w="4320" w:type="dxa"/>
+          </w:tcPr>
+          <w:p>
+            <w:pPr>
+              <w:bidi w:val="0"/>
+              <w:rPr>
+                <w:lang w:val="en-US"/>
+              </w:rPr>
+            </w:pPr>
+            <w:r>
+              <w:t>מאמתת MasterPasswordKey מול DB, מעדכנת LastLogin, מחזירה ServerResponse&lt;AuthData&gt;.</w:t>
+            </w:r>
+          </w:p>
+        </w:tc>
+      </w:tr>
+      <w:tr>
+        <w:tc>
+          <w:tcPr>
+            <w:tcW w:w="4320" w:type="dxa"/>
+          </w:tcPr>
+          <w:p>
+            <w:pPr>
+              <w:bidi w:val="0"/>
+            </w:pPr>
+            <w:r>
+              <w:t>GetUserSaltsAsync(string email)</w:t>
+            </w:r>
+          </w:p>
+        </w:tc>
+        <w:tc>
+          <w:tcPr>
+            <w:tcW w:w="4320" w:type="dxa"/>
+          </w:tcPr>
+          <w:p>
+            <w:pPr>
+              <w:bidi w:val="0"/>
+              <w:rPr>
+                <w:lang w:val="en-US"/>
+              </w:rPr>
+            </w:pPr>
+            <w:r>
+              <w:t>מחזירה ServerResponse&lt;SaltData&gt; עם AuthSalt ו-EncryptionSalt.</w:t>
+            </w:r>
+          </w:p>
+        </w:tc>
+      </w:tr>
+    </w:tbl>
+    <w:p>
+      <w:pPr/>
+    </w:p>
+    <w:p>
+      <w:pPr>
+        <w:pStyle w:val="Heading3"/>
+        <w:bidi/>
+      </w:pPr>
+      <w:r>
+        <w:t>מנהל פריטי הכספת (VaultItemManager)</w:t>
+      </w:r>
+    </w:p>
+    <w:p>
+      <w:pPr>
+        <w:pStyle w:val="Normal"/>
+        <w:bidi/>
+      </w:pPr>
+      <w:r>
+        <w:t>מחלקה המנהלת לוגיקת CRUD של פריטי הכספת המוצפנים. בעת הוספה ועדכון (כאשר הסיסמה שונתה), בודקת HIBP ומעדכנת IsLeaked לפני שמירה.</w:t>
+      </w:r>
+    </w:p>
+    <w:p>
+      <w:pPr>
+        <w:pStyle w:val="Normal"/>
+        <w:bidi/>
+      </w:pPr>
+      <w:r>
+        <w:t>תכונות:</w:t>
+      </w:r>
+    </w:p>
+    <w:tbl>
+      <w:tblPr>
+        <w:tblStyle w:val="a"/>
+        <w:tblW w:w="8640" w:type="dxa"/>
+        <w:tblInd w:w="-108" w:type="dxa"/>
+        <w:tblBorders>
+          <w:top w:val="single" w:sz="4" w:space="0" w:color="000000"/>
+          <w:left w:val="single" w:sz="4" w:space="0" w:color="000000"/>
+          <w:bottom w:val="single" w:sz="4" w:space="0" w:color="000000"/>
+          <w:right w:val="single" w:sz="4" w:space="0" w:color="000000"/>
+          <w:insideH w:val="single" w:sz="4" w:space="0" w:color="000000"/>
+          <w:insideV w:val="single" w:sz="4" w:space="0" w:color="000000"/>
+        </w:tblBorders>
+        <w:tblLayout w:type="fixed"/>
+        <w:tblLook w:val="0400" w:firstRow="0" w:lastRow="0" w:firstColumn="0" w:lastColumn="0" w:noHBand="0" w:noVBand="1"/>
+      </w:tblPr>
+      <w:tblGrid>
+        <w:gridCol w:w="4320"/>
+        <w:gridCol w:w="4320"/>
+      </w:tblGrid>
+      <w:tr>
+        <w:tc>
+          <w:tcPr>
+            <w:tcW w:w="4320" w:type="dxa"/>
+          </w:tcPr>
+          <w:p>
+            <w:pPr>
+              <w:bidi w:val="0"/>
+              <w:rPr>
+                <w:u w:val="single"/>
+              </w:rPr>
+            </w:pPr>
+            <w:r>
+              <w:t>Property Name</w:t>
+            </w:r>
+          </w:p>
+        </w:tc>
+        <w:tc>
+          <w:tcPr>
+            <w:tcW w:w="4320" w:type="dxa"/>
+          </w:tcPr>
+          <w:p>
+            <w:pPr>
+              <w:bidi w:val="0"/>
+              <w:rPr>
+                <w:u w:val="single"/>
+              </w:rPr>
+            </w:pPr>
+            <w:r>
+              <w:t>Use and Explanation</w:t>
+            </w:r>
+          </w:p>
+        </w:tc>
+      </w:tr>
+      <w:tr>
+        <w:tc>
+          <w:tcPr>
+            <w:tcW w:w="4320" w:type="dxa"/>
+          </w:tcPr>
+          <w:p>
+            <w:pPr>
+              <w:bidi w:val="0"/>
+            </w:pPr>
+            <w:r>
+              <w:t>_repo (IVaultItemRepository)</w:t>
+            </w:r>
+          </w:p>
+        </w:tc>
+        <w:tc>
+          <w:tcPr>
+            <w:tcW w:w="4320" w:type="dxa"/>
+          </w:tcPr>
+          <w:p>
+            <w:pPr>
+              <w:bidi w:val="0"/>
+              <w:rPr>
+                <w:lang w:val="en-US"/>
+              </w:rPr>
+            </w:pPr>
+            <w:r>
+              <w:t>גישה למסד הנתונים לפריטי כספת; מוזרק דרך DI.</w:t>
+            </w:r>
+          </w:p>
+        </w:tc>
+      </w:tr>
+      <w:tr>
+        <w:tc>
+          <w:tcPr>
+            <w:tcW w:w="4320" w:type="dxa"/>
+          </w:tcPr>
+          <w:p>
+            <w:pPr>
+              <w:bidi w:val="0"/>
+            </w:pPr>
+            <w:r>
+              <w:t>_hibp (IHibpService)</w:t>
+            </w:r>
+          </w:p>
+        </w:tc>
+        <w:tc>
+          <w:tcPr>
+            <w:tcW w:w="4320" w:type="dxa"/>
+          </w:tcPr>
+          <w:p>
+            <w:pPr>
+              <w:bidi w:val="0"/>
+              <w:rPr>
+                <w:lang w:val="en-US"/>
+              </w:rPr>
+            </w:pPr>
+            <w:r>
+              <w:t>שירות HIBP לבדיקת IsLeaked בעת הוספה/עדכון; אופציונלי.</w:t>
+            </w:r>
+          </w:p>
+        </w:tc>
+      </w:tr>
+    </w:tbl>
+    <w:p>
+      <w:pPr/>
+    </w:p>
+    <w:p>
+      <w:pPr>
+        <w:pStyle w:val="Normal"/>
+        <w:bidi/>
+      </w:pPr>
+      <w:r>
+        <w:t>פעולות:</w:t>
+      </w:r>
+    </w:p>
+    <w:tbl>
+      <w:tblPr>
+        <w:tblStyle w:val="a"/>
+        <w:tblW w:w="8640" w:type="dxa"/>
+        <w:tblInd w:w="-108" w:type="dxa"/>
+        <w:tblBorders>
+          <w:top w:val="single" w:sz="4" w:space="0" w:color="000000"/>
+          <w:left w:val="single" w:sz="4" w:space="0" w:color="000000"/>
+          <w:bottom w:val="single" w:sz="4" w:space="0" w:color="000000"/>
+          <w:right w:val="single" w:sz="4" w:space="0" w:color="000000"/>
+          <w:insideH w:val="single" w:sz="4" w:space="0" w:color="000000"/>
+          <w:insideV w:val="single" w:sz="4" w:space="0" w:color="000000"/>
+        </w:tblBorders>
+        <w:tblLayout w:type="fixed"/>
+        <w:tblLook w:val="0400" w:firstRow="0" w:lastRow="0" w:firstColumn="0" w:lastColumn="0" w:noHBand="0" w:noVBand="1"/>
+      </w:tblPr>
+      <w:tblGrid>
+        <w:gridCol w:w="4320"/>
+        <w:gridCol w:w="4320"/>
+      </w:tblGrid>
+      <w:tr>
+        <w:tc>
+          <w:tcPr>
+            <w:tcW w:w="4320" w:type="dxa"/>
+          </w:tcPr>
+          <w:p>
+            <w:pPr>
+              <w:bidi w:val="0"/>
+              <w:rPr>
+                <w:u w:val="single"/>
+              </w:rPr>
+            </w:pPr>
+            <w:r>
+              <w:t>Method Name</w:t>
+            </w:r>
+          </w:p>
+        </w:tc>
+        <w:tc>
+          <w:tcPr>
+            <w:tcW w:w="4320" w:type="dxa"/>
+          </w:tcPr>
+          <w:p>
+            <w:pPr>
+              <w:bidi w:val="0"/>
+              <w:rPr>
+                <w:u w:val="single"/>
+              </w:rPr>
+            </w:pPr>
+            <w:r>
+              <w:t>Use and Explanation</w:t>
+            </w:r>
+          </w:p>
+        </w:tc>
+      </w:tr>
+      <w:tr>
+        <w:tc>
+          <w:tcPr>
+            <w:tcW w:w="4320" w:type="dxa"/>
+          </w:tcPr>
+          <w:p>
+            <w:pPr>
+              <w:bidi w:val="0"/>
+            </w:pPr>
+            <w:r>
+              <w:t>VaultItemManager(IVaultItemRepository, IHibpService)</w:t>
+            </w:r>
+          </w:p>
+        </w:tc>
+        <w:tc>
+          <w:tcPr>
+            <w:tcW w:w="4320" w:type="dxa"/>
+          </w:tcPr>
+          <w:p>
+            <w:pPr>
+              <w:bidi w:val="0"/>
+              <w:rPr>
+                <w:lang w:val="en-US"/>
+              </w:rPr>
+            </w:pPr>
+            <w:r>
+              <w:t>קונסטרוקטור.</w:t>
+            </w:r>
+          </w:p>
+        </w:tc>
+      </w:tr>
+      <w:tr>
+        <w:tc>
+          <w:tcPr>
+            <w:tcW w:w="4320" w:type="dxa"/>
+          </w:tcPr>
+          <w:p>
+            <w:pPr>
+              <w:bidi w:val="0"/>
+            </w:pPr>
+            <w:r>
+              <w:t>AddVaultItemAsync(VaultItem item)</w:t>
+            </w:r>
+          </w:p>
+        </w:tc>
+        <w:tc>
+          <w:tcPr>
+            <w:tcW w:w="4320" w:type="dxa"/>
+          </w:tcPr>
+          <w:p>
+            <w:pPr>
+              <w:bidi w:val="0"/>
+              <w:rPr>
+                <w:lang w:val="en-US"/>
+              </w:rPr>
+            </w:pPr>
+            <w:r>
+              <w:t>מאמת שדות חובה, בודק HIBP, שומר ב-DB, מחזיר ServerResponse&lt;VaultItem&gt; עם Id שנוצר.</w:t>
+            </w:r>
+          </w:p>
+        </w:tc>
+      </w:tr>
+      <w:tr>
+        <w:tc>
+          <w:tcPr>
+            <w:tcW w:w="4320" w:type="dxa"/>
+          </w:tcPr>
+          <w:p>
+            <w:pPr>
+              <w:bidi w:val="0"/>
+            </w:pPr>
+            <w:r>
+              <w:t>UpdateVaultItemAsync(VaultItem item)</w:t>
+            </w:r>
+          </w:p>
+        </w:tc>
+        <w:tc>
+          <w:tcPr>
+            <w:tcW w:w="4320" w:type="dxa"/>
+          </w:tcPr>
+          <w:p>
+            <w:pPr>
+              <w:bidi w:val="0"/>
+              <w:rPr>
+                <w:lang w:val="en-US"/>
+              </w:rPr>
+            </w:pPr>
+            <w:r>
+              <w:t>מאמת שדות, בודק HIBP אם PasswordChanged=true, מעדכן ב-DB.</w:t>
+            </w:r>
+          </w:p>
+        </w:tc>
+      </w:tr>
+      <w:tr>
+        <w:tc>
+          <w:tcPr>
+            <w:tcW w:w="4320" w:type="dxa"/>
+          </w:tcPr>
+          <w:p>
+            <w:pPr>
+              <w:bidi w:val="0"/>
+            </w:pPr>
+            <w:r>
+              <w:t>GetVaultItemsAsync(int userId)</w:t>
+            </w:r>
+          </w:p>
+        </w:tc>
+        <w:tc>
+          <w:tcPr>
+            <w:tcW w:w="4320" w:type="dxa"/>
+          </w:tcPr>
+          <w:p>
+            <w:pPr>
+              <w:bidi w:val="0"/>
+              <w:rPr>
+                <w:lang w:val="en-US"/>
+              </w:rPr>
+            </w:pPr>
+            <w:r>
+              <w:t>מחזיר ServerResponse&lt;List&lt;VaultItem&gt;&gt; עם כל פריטי הכספת של המשתמש.</w:t>
+            </w:r>
+          </w:p>
+        </w:tc>
+      </w:tr>
+      <w:tr>
+        <w:tc>
+          <w:tcPr>
+            <w:tcW w:w="4320" w:type="dxa"/>
+          </w:tcPr>
+          <w:p>
+            <w:pPr>
+              <w:bidi w:val="0"/>
+            </w:pPr>
+            <w:r>
+              <w:t>DeleteVaultItemAsync(int itemId, int userId)</w:t>
+            </w:r>
+          </w:p>
+        </w:tc>
+        <w:tc>
+          <w:tcPr>
+            <w:tcW w:w="4320" w:type="dxa"/>
+          </w:tcPr>
+          <w:p>
+            <w:pPr>
+              <w:bidi w:val="0"/>
+              <w:rPr>
+                <w:lang w:val="en-US"/>
+              </w:rPr>
+            </w:pPr>
+            <w:r>
+              <w:t>מאמת בעלות ומוחק פריט; מחזיר ServerResponse&lt;object&gt;.</w:t>
+            </w:r>
+          </w:p>
+        </w:tc>
+      </w:tr>
+    </w:tbl>
+    <w:p>
+      <w:pPr/>
+    </w:p>
+    <w:p>
+      <w:pPr>
+        <w:pStyle w:val="Heading3"/>
+        <w:bidi/>
+      </w:pPr>
+      <w:r>
+        <w:t>מנהל המשתמשים (UserManager)</w:t>
+      </w:r>
+    </w:p>
+    <w:p>
+      <w:pPr>
+        <w:pStyle w:val="Normal"/>
+        <w:bidi/>
+      </w:pPr>
+      <w:r>
+        <w:t>מחלקה המנהלת פרופיל, עדכון ומחיקת חשבון. UpdateUserAsync מטפל בייחודיות מייל, בדיקת HIBP לסיסמה חדשה, שמירת היסטוריית סיסמות (MasterPasswordHistory) ו-bulk re-encryption של הכספת.</w:t>
+      </w:r>
+    </w:p>
+    <w:p>
+      <w:pPr>
+        <w:pStyle w:val="Normal"/>
+        <w:bidi/>
+      </w:pPr>
+      <w:r>
+        <w:t>תכונות:</w:t>
+      </w:r>
+    </w:p>
+    <w:tbl>
+      <w:tblPr>
+        <w:tblStyle w:val="a"/>
+        <w:tblW w:w="8640" w:type="dxa"/>
+        <w:tblInd w:w="-108" w:type="dxa"/>
+        <w:tblBorders>
+          <w:top w:val="single" w:sz="4" w:space="0" w:color="000000"/>
+          <w:left w:val="single" w:sz="4" w:space="0" w:color="000000"/>
+          <w:bottom w:val="single" w:sz="4" w:space="0" w:color="000000"/>
+          <w:right w:val="single" w:sz="4" w:space="0" w:color="000000"/>
+          <w:insideH w:val="single" w:sz="4" w:space="0" w:color="000000"/>
+          <w:insideV w:val="single" w:sz="4" w:space="0" w:color="000000"/>
+        </w:tblBorders>
+        <w:tblLayout w:type="fixed"/>
+        <w:tblLook w:val="0400" w:firstRow="0" w:lastRow="0" w:firstColumn="0" w:lastColumn="0" w:noHBand="0" w:noVBand="1"/>
+      </w:tblPr>
+      <w:tblGrid>
+        <w:gridCol w:w="4320"/>
+        <w:gridCol w:w="4320"/>
+      </w:tblGrid>
+      <w:tr>
+        <w:tc>
+          <w:tcPr>
+            <w:tcW w:w="4320" w:type="dxa"/>
+          </w:tcPr>
+          <w:p>
+            <w:pPr>
+              <w:bidi w:val="0"/>
+              <w:rPr>
+                <w:u w:val="single"/>
+              </w:rPr>
+            </w:pPr>
+            <w:r>
+              <w:t>Property Name</w:t>
+            </w:r>
+          </w:p>
+        </w:tc>
+        <w:tc>
+          <w:tcPr>
+            <w:tcW w:w="4320" w:type="dxa"/>
+          </w:tcPr>
+          <w:p>
+            <w:pPr>
+              <w:bidi w:val="0"/>
+              <w:rPr>
+                <w:u w:val="single"/>
+              </w:rPr>
+            </w:pPr>
+            <w:r>
+              <w:t>Use and Explanation</w:t>
+            </w:r>
+          </w:p>
+        </w:tc>
+      </w:tr>
+      <w:tr>
+        <w:tc>
+          <w:tcPr>
+            <w:tcW w:w="4320" w:type="dxa"/>
+          </w:tcPr>
+          <w:p>
+            <w:pPr>
+              <w:bidi w:val="0"/>
+            </w:pPr>
+            <w:r>
+              <w:t>_repo (IUserRepository)</w:t>
+            </w:r>
+          </w:p>
+        </w:tc>
+        <w:tc>
+          <w:tcPr>
+            <w:tcW w:w="4320" w:type="dxa"/>
+          </w:tcPr>
+          <w:p>
+            <w:pPr>
+              <w:bidi w:val="0"/>
+              <w:rPr>
+                <w:lang w:val="en-US"/>
+              </w:rPr>
+            </w:pPr>
+            <w:r>
+              <w:t>גישה למסד הנתונים; מוזרק דרך DI.</w:t>
+            </w:r>
+          </w:p>
+        </w:tc>
+      </w:tr>
+      <w:tr>
+        <w:tc>
+          <w:tcPr>
+            <w:tcW w:w="4320" w:type="dxa"/>
+          </w:tcPr>
+          <w:p>
+            <w:pPr>
+              <w:bidi w:val="0"/>
+            </w:pPr>
+            <w:r>
+              <w:t>_vaultRepo (IVaultItemRepository)</w:t>
+            </w:r>
+          </w:p>
+        </w:tc>
+        <w:tc>
+          <w:tcPr>
+            <w:tcW w:w="4320" w:type="dxa"/>
+          </w:tcPr>
+          <w:p>
+            <w:pPr>
+              <w:bidi w:val="0"/>
+              <w:rPr>
+                <w:lang w:val="en-US"/>
+              </w:rPr>
+            </w:pPr>
+            <w:r>
+              <w:t>גישה לפריטי כספת ל-bulk re-encryption; מוזרק דרך DI.</w:t>
+            </w:r>
+          </w:p>
+        </w:tc>
+      </w:tr>
+      <w:tr>
+        <w:tc>
+          <w:tcPr>
+            <w:tcW w:w="4320" w:type="dxa"/>
+          </w:tcPr>
+          <w:p>
+            <w:pPr>
+              <w:bidi w:val="0"/>
+            </w:pPr>
+            <w:r>
+              <w:t>_hibp (IHibpService)</w:t>
+            </w:r>
+          </w:p>
+        </w:tc>
+        <w:tc>
+          <w:tcPr>
+            <w:tcW w:w="4320" w:type="dxa"/>
+          </w:tcPr>
+          <w:p>
+            <w:pPr>
+              <w:bidi w:val="0"/>
+              <w:rPr>
+                <w:lang w:val="en-US"/>
+              </w:rPr>
+            </w:pPr>
+            <w:r>
+              <w:t>שירות HIBP לבדיקת סיסמה חדשה; מוזרק דרך DI.</w:t>
+            </w:r>
+          </w:p>
+        </w:tc>
+      </w:tr>
+    </w:tbl>
+    <w:p>
+      <w:pPr/>
+    </w:p>
+    <w:p>
+      <w:pPr>
+        <w:pStyle w:val="Normal"/>
+        <w:bidi/>
+      </w:pPr>
+      <w:r>
+        <w:t>פעולות:</w:t>
+      </w:r>
+    </w:p>
+    <w:tbl>
+      <w:tblPr>
+        <w:tblStyle w:val="a"/>
+        <w:tblW w:w="8640" w:type="dxa"/>
+        <w:tblInd w:w="-108" w:type="dxa"/>
+        <w:tblBorders>
+          <w:top w:val="single" w:sz="4" w:space="0" w:color="000000"/>
+          <w:left w:val="single" w:sz="4" w:space="0" w:color="000000"/>
+          <w:bottom w:val="single" w:sz="4" w:space="0" w:color="000000"/>
+          <w:right w:val="single" w:sz="4" w:space="0" w:color="000000"/>
+          <w:insideH w:val="single" w:sz="4" w:space="0" w:color="000000"/>
+          <w:insideV w:val="single" w:sz="4" w:space="0" w:color="000000"/>
+        </w:tblBorders>
+        <w:tblLayout w:type="fixed"/>
+        <w:tblLook w:val="0400" w:firstRow="0" w:lastRow="0" w:firstColumn="0" w:lastColumn="0" w:noHBand="0" w:noVBand="1"/>
+      </w:tblPr>
+      <w:tblGrid>
+        <w:gridCol w:w="4320"/>
+        <w:gridCol w:w="4320"/>
+      </w:tblGrid>
+      <w:tr>
+        <w:tc>
+          <w:tcPr>
+            <w:tcW w:w="4320" w:type="dxa"/>
+          </w:tcPr>
+          <w:p>
+            <w:pPr>
+              <w:bidi w:val="0"/>
+              <w:rPr>
+                <w:u w:val="single"/>
+              </w:rPr>
+            </w:pPr>
+            <w:r>
+              <w:t>Method Name</w:t>
+            </w:r>
+          </w:p>
+        </w:tc>
+        <w:tc>
+          <w:tcPr>
+            <w:tcW w:w="4320" w:type="dxa"/>
+          </w:tcPr>
+          <w:p>
+            <w:pPr>
+              <w:bidi w:val="0"/>
+              <w:rPr>
+                <w:u w:val="single"/>
+              </w:rPr>
+            </w:pPr>
+            <w:r>
+              <w:t>Use and Explanation</w:t>
+            </w:r>
+          </w:p>
+        </w:tc>
+      </w:tr>
+      <w:tr>
+        <w:tc>
+          <w:tcPr>
+            <w:tcW w:w="4320" w:type="dxa"/>
+          </w:tcPr>
+          <w:p>
+            <w:pPr>
+              <w:bidi w:val="0"/>
+            </w:pPr>
+            <w:r>
+              <w:t>UserManager(IUserRepository, IVaultItemRepository, IHibpService)</w:t>
+            </w:r>
+          </w:p>
+        </w:tc>
+        <w:tc>
+          <w:tcPr>
+            <w:tcW w:w="4320" w:type="dxa"/>
+          </w:tcPr>
+          <w:p>
+            <w:pPr>
+              <w:bidi w:val="0"/>
+              <w:rPr>
+                <w:lang w:val="en-US"/>
+              </w:rPr>
+            </w:pPr>
+            <w:r>
+              <w:t>קונסטרוקטור.</w:t>
+            </w:r>
+          </w:p>
+        </w:tc>
+      </w:tr>
+      <w:tr>
+        <w:tc>
+          <w:tcPr>
+            <w:tcW w:w="4320" w:type="dxa"/>
+          </w:tcPr>
+          <w:p>
+            <w:pPr>
+              <w:bidi w:val="0"/>
+            </w:pPr>
+            <w:r>
+              <w:t>GetProfileAsync(int userId)</w:t>
+            </w:r>
+          </w:p>
+        </w:tc>
+        <w:tc>
+          <w:tcPr>
+            <w:tcW w:w="4320" w:type="dxa"/>
+          </w:tcPr>
+          <w:p>
+            <w:pPr>
+              <w:bidi w:val="0"/>
+              <w:rPr>
+                <w:lang w:val="en-US"/>
+              </w:rPr>
+            </w:pPr>
+            <w:r>
+              <w:t>מחזיר ServerResponse&lt;User&gt; עם פרטי פרופיל כולל PasswordCount.</w:t>
+            </w:r>
+          </w:p>
+        </w:tc>
+      </w:tr>
+      <w:tr>
+        <w:tc>
+          <w:tcPr>
+            <w:tcW w:w="4320" w:type="dxa"/>
+          </w:tcPr>
+          <w:p>
+            <w:pPr>
+              <w:bidi w:val="0"/>
+            </w:pPr>
+            <w:r>
+              <w:t>UpdateUserAsync(int userId, User updated, bool passwordChanged, List&lt;VaultItem&gt;)</w:t>
+            </w:r>
+          </w:p>
+        </w:tc>
+        <w:tc>
+          <w:tcPr>
+            <w:tcW w:w="4320" w:type="dxa"/>
+          </w:tcPr>
+          <w:p>
+            <w:pPr>
+              <w:bidi w:val="0"/>
+              <w:rPr>
+                <w:lang w:val="en-US"/>
+              </w:rPr>
+            </w:pPr>
+            <w:r>
+              <w:t>מעדכן שם ומייל; אם passwordChanged — בודק HIBP, שומר היסטוריה, מעדכן מפתחות ו-bulk מעדכן כספת.</w:t>
+            </w:r>
+          </w:p>
+        </w:tc>
+      </w:tr>
+      <w:tr>
+        <w:tc>
+          <w:tcPr>
+            <w:tcW w:w="4320" w:type="dxa"/>
+          </w:tcPr>
+          <w:p>
+            <w:pPr>
+              <w:bidi w:val="0"/>
+            </w:pPr>
+            <w:r>
+              <w:t>DeleteUserAsync(int userId)</w:t>
+            </w:r>
+          </w:p>
+        </w:tc>
+        <w:tc>
+          <w:tcPr>
+            <w:tcW w:w="4320" w:type="dxa"/>
+          </w:tcPr>
+          <w:p>
+            <w:pPr>
+              <w:bidi w:val="0"/>
+              <w:rPr>
+                <w:lang w:val="en-US"/>
+              </w:rPr>
+            </w:pPr>
+            <w:r>
+              <w:t>מוחק חשבון; CASCADE ב-DB מסיר vault והיסטוריה.</w:t>
+            </w:r>
+          </w:p>
+        </w:tc>
+      </w:tr>
+      <w:tr>
+        <w:tc>
+          <w:tcPr>
+            <w:tcW w:w="4320" w:type="dxa"/>
+          </w:tcPr>
+          <w:p>
+            <w:pPr>
+              <w:bidi w:val="0"/>
+            </w:pPr>
+            <w:r>
+              <w:t>GetPasswordHistoryAsync(int userId)</w:t>
+            </w:r>
+          </w:p>
+        </w:tc>
+        <w:tc>
+          <w:tcPr>
+            <w:tcW w:w="4320" w:type="dxa"/>
+          </w:tcPr>
+          <w:p>
+            <w:pPr>
+              <w:bidi w:val="0"/>
+              <w:rPr>
+                <w:lang w:val="en-US"/>
+              </w:rPr>
+            </w:pPr>
+            <w:r>
+              <w:t>מחזיר 4 סיסמאות ישנות לבדיקת אי-שימוש חוזר.</w:t>
+            </w:r>
+          </w:p>
+        </w:tc>
+      </w:tr>
+    </w:tbl>
+    <w:p>
+      <w:pPr/>
+    </w:p>
+    <w:p>
+      <w:pPr>
+        <w:pStyle w:val="Heading3"/>
+        <w:bidi/>
+      </w:pPr>
+      <w:r>
+        <w:t>מנהל בדיקת הסיסמאות (PasswordCheckManager)</w:t>
+      </w:r>
+    </w:p>
+    <w:p>
+      <w:pPr>
+        <w:pStyle w:val="Normal"/>
+        <w:bidi/>
+      </w:pPr>
+      <w:r>
+        <w:t>מחלקה המחשבת סיכום בריאות סיסמאות ללא צורך בסשן פעיל. משמש את endpoint PasswordCheck שנקרא מ-PasswordMonitorService ברקע.</w:t>
+      </w:r>
+    </w:p>
+    <w:p>
+      <w:pPr>
+        <w:pStyle w:val="Normal"/>
+        <w:bidi/>
+      </w:pPr>
+      <w:r>
+        <w:t>תכונות:</w:t>
+      </w:r>
+    </w:p>
+    <w:tbl>
+      <w:tblPr>
+        <w:tblStyle w:val="a"/>
+        <w:tblW w:w="8640" w:type="dxa"/>
+        <w:tblInd w:w="-108" w:type="dxa"/>
+        <w:tblBorders>
+          <w:top w:val="single" w:sz="4" w:space="0" w:color="000000"/>
+          <w:left w:val="single" w:sz="4" w:space="0" w:color="000000"/>
+          <w:bottom w:val="single" w:sz="4" w:space="0" w:color="000000"/>
+          <w:right w:val="single" w:sz="4" w:space="0" w:color="000000"/>
+          <w:insideH w:val="single" w:sz="4" w:space="0" w:color="000000"/>
+          <w:insideV w:val="single" w:sz="4" w:space="0" w:color="000000"/>
+        </w:tblBorders>
+        <w:tblLayout w:type="fixed"/>
+        <w:tblLook w:val="0400" w:firstRow="0" w:lastRow="0" w:firstColumn="0" w:lastColumn="0" w:noHBand="0" w:noVBand="1"/>
+      </w:tblPr>
+      <w:tblGrid>
+        <w:gridCol w:w="4320"/>
+        <w:gridCol w:w="4320"/>
+      </w:tblGrid>
+      <w:tr>
+        <w:tc>
+          <w:tcPr>
+            <w:tcW w:w="4320" w:type="dxa"/>
+          </w:tcPr>
+          <w:p>
+            <w:pPr>
+              <w:bidi w:val="0"/>
+              <w:rPr>
+                <w:u w:val="single"/>
+              </w:rPr>
+            </w:pPr>
+            <w:r>
+              <w:t>Property Name</w:t>
+            </w:r>
+          </w:p>
+        </w:tc>
+        <w:tc>
+          <w:tcPr>
+            <w:tcW w:w="4320" w:type="dxa"/>
+          </w:tcPr>
+          <w:p>
+            <w:pPr>
+              <w:bidi w:val="0"/>
+              <w:rPr>
+                <w:u w:val="single"/>
+              </w:rPr>
+            </w:pPr>
+            <w:r>
+              <w:t>Use and Explanation</w:t>
+            </w:r>
+          </w:p>
+        </w:tc>
+      </w:tr>
+      <w:tr>
+        <w:tc>
+          <w:tcPr>
+            <w:tcW w:w="4320" w:type="dxa"/>
+          </w:tcPr>
+          <w:p>
+            <w:pPr>
+              <w:bidi w:val="0"/>
+            </w:pPr>
+            <w:r>
+              <w:t>OldPasswordDays (const int = 90)</w:t>
+            </w:r>
+          </w:p>
+        </w:tc>
+        <w:tc>
+          <w:tcPr>
+            <w:tcW w:w="4320" w:type="dxa"/>
+          </w:tcPr>
+          <w:p>
+            <w:pPr>
+              <w:bidi w:val="0"/>
+              <w:rPr>
+                <w:lang w:val="en-US"/>
+              </w:rPr>
+            </w:pPr>
+            <w:r>
+              <w:t>סף ימים לזיהוי סיסמאות ישנות.</w:t>
+            </w:r>
+          </w:p>
+        </w:tc>
+      </w:tr>
+      <w:tr>
+        <w:tc>
+          <w:tcPr>
+            <w:tcW w:w="4320" w:type="dxa"/>
+          </w:tcPr>
+          <w:p>
+            <w:pPr>
+              <w:bidi w:val="0"/>
+            </w:pPr>
+            <w:r>
+              <w:t>_userRepo (IUserRepository)</w:t>
+            </w:r>
+          </w:p>
+        </w:tc>
+        <w:tc>
+          <w:tcPr>
+            <w:tcW w:w="4320" w:type="dxa"/>
+          </w:tcPr>
+          <w:p>
+            <w:pPr>
+              <w:bidi w:val="0"/>
+              <w:rPr>
+                <w:lang w:val="en-US"/>
+              </w:rPr>
+            </w:pPr>
+            <w:r>
+              <w:t>גישה לנתוני המשתמש; מוזרק דרך DI.</w:t>
+            </w:r>
+          </w:p>
+        </w:tc>
+      </w:tr>
+      <w:tr>
+        <w:tc>
+          <w:tcPr>
+            <w:tcW w:w="4320" w:type="dxa"/>
+          </w:tcPr>
+          <w:p>
+            <w:pPr>
+              <w:bidi w:val="0"/>
+            </w:pPr>
+            <w:r>
+              <w:t>_vaultRepo (IVaultItemRepository)</w:t>
+            </w:r>
+          </w:p>
+        </w:tc>
+        <w:tc>
+          <w:tcPr>
+            <w:tcW w:w="4320" w:type="dxa"/>
+          </w:tcPr>
+          <w:p>
+            <w:pPr>
+              <w:bidi w:val="0"/>
+              <w:rPr>
+                <w:lang w:val="en-US"/>
+              </w:rPr>
+            </w:pPr>
+            <w:r>
+              <w:t>גישה לפריטי הכספת; מוזרק דרך DI.</w:t>
+            </w:r>
+          </w:p>
+        </w:tc>
+      </w:tr>
+    </w:tbl>
+    <w:p>
+      <w:pPr/>
+    </w:p>
+    <w:p>
+      <w:pPr>
+        <w:pStyle w:val="Normal"/>
+        <w:bidi/>
+      </w:pPr>
+      <w:r>
+        <w:t>פעולות:</w:t>
+      </w:r>
+    </w:p>
+    <w:tbl>
+      <w:tblPr>
+        <w:tblStyle w:val="a"/>
+        <w:tblW w:w="8640" w:type="dxa"/>
+        <w:tblInd w:w="-108" w:type="dxa"/>
+        <w:tblBorders>
+          <w:top w:val="single" w:sz="4" w:space="0" w:color="000000"/>
+          <w:left w:val="single" w:sz="4" w:space="0" w:color="000000"/>
+          <w:bottom w:val="single" w:sz="4" w:space="0" w:color="000000"/>
+          <w:right w:val="single" w:sz="4" w:space="0" w:color="000000"/>
+          <w:insideH w:val="single" w:sz="4" w:space="0" w:color="000000"/>
+          <w:insideV w:val="single" w:sz="4" w:space="0" w:color="000000"/>
+        </w:tblBorders>
+        <w:tblLayout w:type="fixed"/>
+        <w:tblLook w:val="0400" w:firstRow="0" w:lastRow="0" w:firstColumn="0" w:lastColumn="0" w:noHBand="0" w:noVBand="1"/>
+      </w:tblPr>
+      <w:tblGrid>
+        <w:gridCol w:w="4320"/>
+        <w:gridCol w:w="4320"/>
+      </w:tblGrid>
+      <w:tr>
+        <w:tc>
+          <w:tcPr>
+            <w:tcW w:w="4320" w:type="dxa"/>
+          </w:tcPr>
+          <w:p>
+            <w:pPr>
+              <w:bidi w:val="0"/>
+              <w:rPr>
+                <w:u w:val="single"/>
+              </w:rPr>
+            </w:pPr>
+            <w:r>
+              <w:t>Method Name</w:t>
+            </w:r>
+          </w:p>
+        </w:tc>
+        <w:tc>
+          <w:tcPr>
+            <w:tcW w:w="4320" w:type="dxa"/>
+          </w:tcPr>
+          <w:p>
+            <w:pPr>
+              <w:bidi w:val="0"/>
+              <w:rPr>
+                <w:u w:val="single"/>
+              </w:rPr>
+            </w:pPr>
+            <w:r>
+              <w:t>Use and Explanation</w:t>
+            </w:r>
+          </w:p>
+        </w:tc>
+      </w:tr>
+      <w:tr>
+        <w:tc>
+          <w:tcPr>
+            <w:tcW w:w="4320" w:type="dxa"/>
+          </w:tcPr>
+          <w:p>
+            <w:pPr>
+              <w:bidi w:val="0"/>
+            </w:pPr>
+            <w:r>
+              <w:t>PasswordCheckManager(IUserRepository, IVaultItemRepository)</w:t>
+            </w:r>
+          </w:p>
+        </w:tc>
+        <w:tc>
+          <w:tcPr>
+            <w:tcW w:w="4320" w:type="dxa"/>
+          </w:tcPr>
+          <w:p>
+            <w:pPr>
+              <w:bidi w:val="0"/>
+              <w:rPr>
+                <w:lang w:val="en-US"/>
+              </w:rPr>
+            </w:pPr>
+            <w:r>
+              <w:t>קונסטרוקטור.</w:t>
+            </w:r>
+          </w:p>
+        </w:tc>
+      </w:tr>
+      <w:tr>
+        <w:tc>
+          <w:tcPr>
+            <w:tcW w:w="4320" w:type="dxa"/>
+          </w:tcPr>
+          <w:p>
+            <w:pPr>
+              <w:bidi w:val="0"/>
+            </w:pPr>
+            <w:r>
+              <w:t>GetPasswordCheckAsync(int userId)</w:t>
+            </w:r>
+          </w:p>
+        </w:tc>
+        <w:tc>
+          <w:tcPr>
+            <w:tcW w:w="4320" w:type="dxa"/>
+          </w:tcPr>
+          <w:p>
+            <w:pPr>
+              <w:bidi w:val="0"/>
+              <w:rPr>
+                <w:lang w:val="en-US"/>
+              </w:rPr>
+            </w:pPr>
+            <w:r>
+              <w:t>מחזיר PasswordCheckResult? עם BreachedCount (IsLeaked), OldCount (LastUpdate &gt; 90 יום), MasterPasswordOld.</w:t>
+            </w:r>
+          </w:p>
+        </w:tc>
+      </w:tr>
+    </w:tbl>
+    <w:p>
+      <w:pPr/>
+    </w:p>
+    <w:p>
+      <w:pPr>
+        <w:pStyle w:val="Heading2"/>
+        <w:bidi/>
+      </w:pPr>
+      <w:r>
+        <w:t>מאגרי הנתונים (Repositories)</w:t>
+      </w:r>
+    </w:p>
+    <w:p>
+      <w:pPr/>
+    </w:p>
+    <w:p>
+      <w:pPr>
+        <w:pStyle w:val="Heading3"/>
+        <w:bidi/>
+      </w:pPr>
+      <w:r>
+        <w:t>ממשק מאגר המשתמשים (IUserRepository)</w:t>
+      </w:r>
+    </w:p>
+    <w:p>
+      <w:pPr>
+        <w:pStyle w:val="Normal"/>
+        <w:bidi/>
+      </w:pPr>
+      <w:r>
+        <w:t>ממשק (interface) המגדיר את חוזה הגישה ל-DB לפעולות משתמש. מאפשר הזרקת תלויות ובדיקות יחידה עם Mock.</w:t>
+      </w:r>
+    </w:p>
+    <w:p>
+      <w:pPr>
+        <w:pStyle w:val="Normal"/>
+        <w:bidi/>
+      </w:pPr>
+      <w:r>
+        <w:t>פעולות:</w:t>
+      </w:r>
+    </w:p>
+    <w:tbl>
+      <w:tblPr>
+        <w:tblStyle w:val="a"/>
+        <w:tblW w:w="8640" w:type="dxa"/>
+        <w:tblInd w:w="-108" w:type="dxa"/>
+        <w:tblBorders>
+          <w:top w:val="single" w:sz="4" w:space="0" w:color="000000"/>
+          <w:left w:val="single" w:sz="4" w:space="0" w:color="000000"/>
+          <w:bottom w:val="single" w:sz="4" w:space="0" w:color="000000"/>
+          <w:right w:val="single" w:sz="4" w:space="0" w:color="000000"/>
+          <w:insideH w:val="single" w:sz="4" w:space="0" w:color="000000"/>
+          <w:insideV w:val="single" w:sz="4" w:space="0" w:color="000000"/>
+        </w:tblBorders>
+        <w:tblLayout w:type="fixed"/>
+        <w:tblLook w:val="0400" w:firstRow="0" w:lastRow="0" w:firstColumn="0" w:lastColumn="0" w:noHBand="0" w:noVBand="1"/>
+      </w:tblPr>
+      <w:tblGrid>
+        <w:gridCol w:w="4320"/>
+        <w:gridCol w:w="4320"/>
+      </w:tblGrid>
+      <w:tr>
+        <w:tc>
+          <w:tcPr>
+            <w:tcW w:w="4320" w:type="dxa"/>
+          </w:tcPr>
+          <w:p>
+            <w:pPr>
+              <w:bidi w:val="0"/>
+              <w:rPr>
+                <w:u w:val="single"/>
+              </w:rPr>
+            </w:pPr>
+            <w:r>
+              <w:t>Method Name</w:t>
+            </w:r>
+          </w:p>
+        </w:tc>
+        <w:tc>
+          <w:tcPr>
+            <w:tcW w:w="4320" w:type="dxa"/>
+          </w:tcPr>
+          <w:p>
+            <w:pPr>
+              <w:bidi w:val="0"/>
+              <w:rPr>
+                <w:u w:val="single"/>
+              </w:rPr>
+            </w:pPr>
+            <w:r>
+              <w:t>Use and Explanation</w:t>
+            </w:r>
+          </w:p>
+        </w:tc>
+      </w:tr>
+      <w:tr>
+        <w:tc>
+          <w:tcPr>
+            <w:tcW w:w="4320" w:type="dxa"/>
+          </w:tcPr>
+          <w:p>
+            <w:pPr>
+              <w:bidi w:val="0"/>
+            </w:pPr>
+            <w:r>
+              <w:t>EmailExistsAsync(string email)</w:t>
+            </w:r>
+          </w:p>
+        </w:tc>
+        <w:tc>
+          <w:tcPr>
+            <w:tcW w:w="4320" w:type="dxa"/>
+          </w:tcPr>
+          <w:p>
+            <w:pPr>
+              <w:bidi w:val="0"/>
+              <w:rPr>
+                <w:lang w:val="en-US"/>
+              </w:rPr>
+            </w:pPr>
+            <w:r>
+              <w:t>בודק אם המייל כבר רשום.</w:t>
+            </w:r>
+          </w:p>
+        </w:tc>
+      </w:tr>
+      <w:tr>
+        <w:tc>
+          <w:tcPr>
+            <w:tcW w:w="4320" w:type="dxa"/>
+          </w:tcPr>
+          <w:p>
+            <w:pPr>
+              <w:bidi w:val="0"/>
+            </w:pPr>
+            <w:r>
+              <w:t>EmailExistsForOtherUserAsync(string email, int excludeUserId)</w:t>
+            </w:r>
+          </w:p>
+        </w:tc>
+        <w:tc>
+          <w:tcPr>
+            <w:tcW w:w="4320" w:type="dxa"/>
+          </w:tcPr>
+          <w:p>
+            <w:pPr>
+              <w:bidi w:val="0"/>
+              <w:rPr>
+                <w:lang w:val="en-US"/>
+              </w:rPr>
+            </w:pPr>
+            <w:r>
+              <w:t>בודק אם המייל שייך למשתמש אחר.</w:t>
+            </w:r>
+          </w:p>
+        </w:tc>
+      </w:tr>
+      <w:tr>
+        <w:tc>
+          <w:tcPr>
+            <w:tcW w:w="4320" w:type="dxa"/>
+          </w:tcPr>
+          <w:p>
+            <w:pPr>
+              <w:bidi w:val="0"/>
+            </w:pPr>
+            <w:r>
+              <w:t>CreateUserAsync(User user)</w:t>
+            </w:r>
+          </w:p>
+        </w:tc>
+        <w:tc>
+          <w:tcPr>
+            <w:tcW w:w="4320" w:type="dxa"/>
+          </w:tcPr>
+          <w:p>
+            <w:pPr>
+              <w:bidi w:val="0"/>
+              <w:rPr>
+                <w:lang w:val="en-US"/>
+              </w:rPr>
+            </w:pPr>
+            <w:r>
+              <w:t>מוסיף משתמש ומחזיר Id.</w:t>
+            </w:r>
+          </w:p>
+        </w:tc>
+      </w:tr>
+      <w:tr>
+        <w:tc>
+          <w:tcPr>
+            <w:tcW w:w="4320" w:type="dxa"/>
+          </w:tcPr>
+          <w:p>
+            <w:pPr>
+              <w:bidi w:val="0"/>
+            </w:pPr>
+            <w:r>
+              <w:t>GetUserByEmailAsync(string email)</w:t>
+            </w:r>
+          </w:p>
+        </w:tc>
+        <w:tc>
+          <w:tcPr>
+            <w:tcW w:w="4320" w:type="dxa"/>
+          </w:tcPr>
+          <w:p>
+            <w:pPr>
+              <w:bidi w:val="0"/>
+              <w:rPr>
+                <w:lang w:val="en-US"/>
+              </w:rPr>
+            </w:pPr>
+            <w:r>
+              <w:t>מחזיר User לפי מייל.</w:t>
+            </w:r>
+          </w:p>
+        </w:tc>
+      </w:tr>
+      <w:tr>
+        <w:tc>
+          <w:tcPr>
+            <w:tcW w:w="4320" w:type="dxa"/>
+          </w:tcPr>
+          <w:p>
+            <w:pPr>
+              <w:bidi w:val="0"/>
+            </w:pPr>
+            <w:r>
+              <w:t>GetUserByIdAsync(int userId)</w:t>
+            </w:r>
+          </w:p>
+        </w:tc>
+        <w:tc>
+          <w:tcPr>
+            <w:tcW w:w="4320" w:type="dxa"/>
+          </w:tcPr>
+          <w:p>
+            <w:pPr>
+              <w:bidi w:val="0"/>
+              <w:rPr>
+                <w:lang w:val="en-US"/>
+              </w:rPr>
+            </w:pPr>
+            <w:r>
+              <w:t>מחזיר User מלא לפי Id (לשינוי סיסמה).</w:t>
+            </w:r>
+          </w:p>
+        </w:tc>
+      </w:tr>
+      <w:tr>
+        <w:tc>
+          <w:tcPr>
+            <w:tcW w:w="4320" w:type="dxa"/>
+          </w:tcPr>
+          <w:p>
+            <w:pPr>
+              <w:bidi w:val="0"/>
+            </w:pPr>
+            <w:r>
+              <w:t>GetUserProfileAsync(int userId)</w:t>
+            </w:r>
+          </w:p>
+        </w:tc>
+        <w:tc>
+          <w:tcPr>
+            <w:tcW w:w="4320" w:type="dxa"/>
+          </w:tcPr>
+          <w:p>
+            <w:pPr>
+              <w:bidi w:val="0"/>
+              <w:rPr>
+                <w:lang w:val="en-US"/>
+              </w:rPr>
+            </w:pPr>
+            <w:r>
+              <w:t>מחזיר User עם PasswordCount.</w:t>
+            </w:r>
+          </w:p>
+        </w:tc>
+      </w:tr>
+      <w:tr>
+        <w:tc>
+          <w:tcPr>
+            <w:tcW w:w="4320" w:type="dxa"/>
+          </w:tcPr>
+          <w:p>
+            <w:pPr>
+              <w:bidi w:val="0"/>
+            </w:pPr>
+            <w:r>
+              <w:t>UpdateLastLoginAsync(int userId)</w:t>
+            </w:r>
+          </w:p>
+        </w:tc>
+        <w:tc>
+          <w:tcPr>
+            <w:tcW w:w="4320" w:type="dxa"/>
+          </w:tcPr>
+          <w:p>
+            <w:pPr>
+              <w:bidi w:val="0"/>
+              <w:rPr>
+                <w:lang w:val="en-US"/>
+              </w:rPr>
+            </w:pPr>
+            <w:r>
+              <w:t>מעדכן LastLogin.</w:t>
+            </w:r>
+          </w:p>
+        </w:tc>
+      </w:tr>
+      <w:tr>
+        <w:tc>
+          <w:tcPr>
+            <w:tcW w:w="4320" w:type="dxa"/>
+          </w:tcPr>
+          <w:p>
+            <w:pPr>
+              <w:bidi w:val="0"/>
+            </w:pPr>
+            <w:r>
+              <w:t>UpdateUserAsync(User, bool passwordChanged)</w:t>
+            </w:r>
+          </w:p>
+        </w:tc>
+        <w:tc>
+          <w:tcPr>
+            <w:tcW w:w="4320" w:type="dxa"/>
+          </w:tcPr>
+          <w:p>
+            <w:pPr>
+              <w:bidi w:val="0"/>
+              <w:rPr>
+                <w:lang w:val="en-US"/>
+              </w:rPr>
+            </w:pPr>
+            <w:r>
+              <w:t>מעדכן פרטים ואופציונלית מפתחות.</w:t>
+            </w:r>
+          </w:p>
+        </w:tc>
+      </w:tr>
+      <w:tr>
+        <w:tc>
+          <w:tcPr>
+            <w:tcW w:w="4320" w:type="dxa"/>
+          </w:tcPr>
+          <w:p>
+            <w:pPr>
+              <w:bidi w:val="0"/>
+            </w:pPr>
+            <w:r>
+              <w:t>DeleteUserAsync(int userId)</w:t>
+            </w:r>
+          </w:p>
+        </w:tc>
+        <w:tc>
+          <w:tcPr>
+            <w:tcW w:w="4320" w:type="dxa"/>
+          </w:tcPr>
+          <w:p>
+            <w:pPr>
+              <w:bidi w:val="0"/>
+              <w:rPr>
+                <w:lang w:val="en-US"/>
+              </w:rPr>
+            </w:pPr>
+            <w:r>
+              <w:t>מוחק משתמש; CASCADE על vault והיסטוריה.</w:t>
+            </w:r>
+          </w:p>
+        </w:tc>
+      </w:tr>
+      <w:tr>
+        <w:tc>
+          <w:tcPr>
+            <w:tcW w:w="4320" w:type="dxa"/>
+          </w:tcPr>
+          <w:p>
+            <w:pPr>
+              <w:bidi w:val="0"/>
+            </w:pPr>
+            <w:r>
+              <w:t>GetLastPasswordHistoryAsync(int userId, int count)</w:t>
+            </w:r>
+          </w:p>
+        </w:tc>
+        <w:tc>
+          <w:tcPr>
+            <w:tcW w:w="4320" w:type="dxa"/>
+          </w:tcPr>
+          <w:p>
+            <w:pPr>
+              <w:bidi w:val="0"/>
+              <w:rPr>
+                <w:lang w:val="en-US"/>
+              </w:rPr>
+            </w:pPr>
+            <w:r>
+              <w:t>מחזיר סיסמאות ישנות אחרונות.</w:t>
+            </w:r>
+          </w:p>
+        </w:tc>
+      </w:tr>
+      <w:tr>
+        <w:tc>
+          <w:tcPr>
+            <w:tcW w:w="4320" w:type="dxa"/>
+          </w:tcPr>
+          <w:p>
+            <w:pPr>
+              <w:bidi w:val="0"/>
+            </w:pPr>
+            <w:r>
+              <w:t>AddPasswordHistoryAsync(int userId, string key, string salt, DateTime createdAt)</w:t>
+            </w:r>
+          </w:p>
+        </w:tc>
+        <w:tc>
+          <w:tcPr>
+            <w:tcW w:w="4320" w:type="dxa"/>
+          </w:tcPr>
+          <w:p>
+            <w:pPr>
+              <w:bidi w:val="0"/>
+              <w:rPr>
+                <w:lang w:val="en-US"/>
+              </w:rPr>
+            </w:pPr>
+            <w:r>
+              <w:t>מוסיף רשומה ל-MasterPasswordHistory.</w:t>
+            </w:r>
+          </w:p>
+        </w:tc>
+      </w:tr>
+    </w:tbl>
+    <w:p>
+      <w:pPr/>
+    </w:p>
+    <w:p>
+      <w:pPr>
+        <w:pStyle w:val="Heading3"/>
+        <w:bidi/>
+      </w:pPr>
+      <w:r>
+        <w:t>מאגר המשתמשים (UserRepository)</w:t>
+      </w:r>
+    </w:p>
+    <w:p>
+      <w:pPr>
+        <w:pStyle w:val="Normal"/>
+        <w:bidi/>
+      </w:pPr>
+      <w:r>
+        <w:t>מימוש IUserRepository. מנהל כל פניות SQL לטבלאות Users ו-MasterPasswordHistory ב-Azure SQL תוך שימוש ב-ADO.NET (SqlConnection, SqlCommand). כל פעולה פותחת חיבור עצמאי להבטחת Thread Safety.</w:t>
+      </w:r>
+    </w:p>
+    <w:p>
+      <w:pPr>
+        <w:pStyle w:val="Normal"/>
+        <w:bidi/>
+      </w:pPr>
+      <w:r>
+        <w:t>תכונות:</w:t>
+      </w:r>
+    </w:p>
+    <w:tbl>
+      <w:tblPr>
+        <w:tblStyle w:val="a"/>
+        <w:tblW w:w="8640" w:type="dxa"/>
+        <w:tblInd w:w="-108" w:type="dxa"/>
+        <w:tblBorders>
+          <w:top w:val="single" w:sz="4" w:space="0" w:color="000000"/>
+          <w:left w:val="single" w:sz="4" w:space="0" w:color="000000"/>
+          <w:bottom w:val="single" w:sz="4" w:space="0" w:color="000000"/>
+          <w:right w:val="single" w:sz="4" w:space="0" w:color="000000"/>
+          <w:insideH w:val="single" w:sz="4" w:space="0" w:color="000000"/>
+          <w:insideV w:val="single" w:sz="4" w:space="0" w:color="000000"/>
+        </w:tblBorders>
+        <w:tblLayout w:type="fixed"/>
+        <w:tblLook w:val="0400" w:firstRow="0" w:lastRow="0" w:firstColumn="0" w:lastColumn="0" w:noHBand="0" w:noVBand="1"/>
+      </w:tblPr>
+      <w:tblGrid>
+        <w:gridCol w:w="4320"/>
+        <w:gridCol w:w="4320"/>
+      </w:tblGrid>
+      <w:tr>
+        <w:tc>
+          <w:tcPr>
+            <w:tcW w:w="4320" w:type="dxa"/>
+          </w:tcPr>
+          <w:p>
+            <w:pPr>
+              <w:bidi w:val="0"/>
+              <w:rPr>
+                <w:u w:val="single"/>
+              </w:rPr>
+            </w:pPr>
+            <w:r>
+              <w:t>Property Name</w:t>
+            </w:r>
+          </w:p>
+        </w:tc>
+        <w:tc>
+          <w:tcPr>
+            <w:tcW w:w="4320" w:type="dxa"/>
+          </w:tcPr>
+          <w:p>
+            <w:pPr>
+              <w:bidi w:val="0"/>
+              <w:rPr>
+                <w:u w:val="single"/>
+              </w:rPr>
+            </w:pPr>
+            <w:r>
+              <w:t>Use and Explanation</w:t>
+            </w:r>
+          </w:p>
+        </w:tc>
+      </w:tr>
+      <w:tr>
+        <w:tc>
+          <w:tcPr>
+            <w:tcW w:w="4320" w:type="dxa"/>
+          </w:tcPr>
+          <w:p>
+            <w:pPr>
+              <w:bidi w:val="0"/>
+            </w:pPr>
+            <w:r>
+              <w:t>_connectionString (string)</w:t>
+            </w:r>
+          </w:p>
+        </w:tc>
+        <w:tc>
+          <w:tcPr>
+            <w:tcW w:w="4320" w:type="dxa"/>
+          </w:tcPr>
+          <w:p>
+            <w:pPr>
+              <w:bidi w:val="0"/>
+              <w:rPr>
+                <w:lang w:val="en-US"/>
+              </w:rPr>
+            </w:pPr>
+            <w:r>
+              <w:t>Connection String ל-Azure SQL; מוזרק בקונסטרוקטור.</w:t>
+            </w:r>
+          </w:p>
+        </w:tc>
+      </w:tr>
+    </w:tbl>
+    <w:p>
+      <w:pPr/>
+    </w:p>
+    <w:p>
+      <w:pPr>
+        <w:pStyle w:val="Normal"/>
+        <w:bidi/>
+      </w:pPr>
+      <w:r>
+        <w:t>פעולות:</w:t>
+      </w:r>
+    </w:p>
+    <w:tbl>
+      <w:tblPr>
+        <w:tblStyle w:val="a"/>
+        <w:tblW w:w="8640" w:type="dxa"/>
+        <w:tblInd w:w="-108" w:type="dxa"/>
+        <w:tblBorders>
+          <w:top w:val="single" w:sz="4" w:space="0" w:color="000000"/>
+          <w:left w:val="single" w:sz="4" w:space="0" w:color="000000"/>
+          <w:bottom w:val="single" w:sz="4" w:space="0" w:color="000000"/>
+          <w:right w:val="single" w:sz="4" w:space="0" w:color="000000"/>
+          <w:insideH w:val="single" w:sz="4" w:space="0" w:color="000000"/>
+          <w:insideV w:val="single" w:sz="4" w:space="0" w:color="000000"/>
+        </w:tblBorders>
+        <w:tblLayout w:type="fixed"/>
+        <w:tblLook w:val="0400" w:firstRow="0" w:lastRow="0" w:firstColumn="0" w:lastColumn="0" w:noHBand="0" w:noVBand="1"/>
+      </w:tblPr>
+      <w:tblGrid>
+        <w:gridCol w:w="4320"/>
+        <w:gridCol w:w="4320"/>
+      </w:tblGrid>
+      <w:tr>
+        <w:tc>
+          <w:tcPr>
+            <w:tcW w:w="4320" w:type="dxa"/>
+          </w:tcPr>
+          <w:p>
+            <w:pPr>
+              <w:bidi w:val="0"/>
+              <w:rPr>
+                <w:u w:val="single"/>
+              </w:rPr>
+            </w:pPr>
+            <w:r>
+              <w:t>Method Name</w:t>
+            </w:r>
+          </w:p>
+        </w:tc>
+        <w:tc>
+          <w:tcPr>
+            <w:tcW w:w="4320" w:type="dxa"/>
+          </w:tcPr>
+          <w:p>
+            <w:pPr>
+              <w:bidi w:val="0"/>
+              <w:rPr>
+                <w:u w:val="single"/>
+              </w:rPr>
+            </w:pPr>
+            <w:r>
+              <w:t>Use and Explanation</w:t>
+            </w:r>
+          </w:p>
+        </w:tc>
+      </w:tr>
+      <w:tr>
+        <w:tc>
+          <w:tcPr>
+            <w:tcW w:w="4320" w:type="dxa"/>
+          </w:tcPr>
+          <w:p>
+            <w:pPr>
+              <w:bidi w:val="0"/>
+            </w:pPr>
+            <w:r>
+              <w:t>UserRepository(string connectionString)</w:t>
+            </w:r>
+          </w:p>
+        </w:tc>
+        <w:tc>
+          <w:tcPr>
+            <w:tcW w:w="4320" w:type="dxa"/>
+          </w:tcPr>
+          <w:p>
+            <w:pPr>
+              <w:bidi w:val="0"/>
+              <w:rPr>
+                <w:lang w:val="en-US"/>
+              </w:rPr>
+            </w:pPr>
+            <w:r>
+              <w:t>קונסטרוקטור.</w:t>
+            </w:r>
+          </w:p>
+        </w:tc>
+      </w:tr>
+      <w:tr>
+        <w:tc>
+          <w:tcPr>
+            <w:tcW w:w="4320" w:type="dxa"/>
+          </w:tcPr>
+          <w:p>
+            <w:pPr>
+              <w:bidi w:val="0"/>
+            </w:pPr>
+            <w:r>
+              <w:t>EmailExistsAsync(string email)</w:t>
+            </w:r>
+          </w:p>
+        </w:tc>
+        <w:tc>
+          <w:tcPr>
+            <w:tcW w:w="4320" w:type="dxa"/>
+          </w:tcPr>
+          <w:p>
+            <w:pPr>
+              <w:bidi w:val="0"/>
+              <w:rPr>
+                <w:lang w:val="en-US"/>
+              </w:rPr>
+            </w:pPr>
+            <w:r>
+              <w:t>SELECT COUNT מ-Users לפי מייל.</w:t>
+            </w:r>
+          </w:p>
+        </w:tc>
+      </w:tr>
+      <w:tr>
+        <w:tc>
+          <w:tcPr>
+            <w:tcW w:w="4320" w:type="dxa"/>
+          </w:tcPr>
+          <w:p>
+            <w:pPr>
+              <w:bidi w:val="0"/>
+            </w:pPr>
+            <w:r>
+              <w:t>EmailExistsForOtherUserAsync(string email, int excludeUserId)</w:t>
+            </w:r>
+          </w:p>
+        </w:tc>
+        <w:tc>
+          <w:tcPr>
+            <w:tcW w:w="4320" w:type="dxa"/>
+          </w:tcPr>
+          <w:p>
+            <w:pPr>
+              <w:bidi w:val="0"/>
+              <w:rPr>
+                <w:lang w:val="en-US"/>
+              </w:rPr>
+            </w:pPr>
+            <w:r>
+              <w:t>SELECT COUNT עם WHERE Id != excludeUserId.</w:t>
+            </w:r>
+          </w:p>
+        </w:tc>
+      </w:tr>
+      <w:tr>
+        <w:tc>
+          <w:tcPr>
+            <w:tcW w:w="4320" w:type="dxa"/>
+          </w:tcPr>
+          <w:p>
+            <w:pPr>
+              <w:bidi w:val="0"/>
+            </w:pPr>
+            <w:r>
+              <w:t>CreateUserAsync(User user)</w:t>
+            </w:r>
+          </w:p>
+        </w:tc>
+        <w:tc>
+          <w:tcPr>
+            <w:tcW w:w="4320" w:type="dxa"/>
+          </w:tcPr>
+          <w:p>
+            <w:pPr>
+              <w:bidi w:val="0"/>
+              <w:rPr>
+                <w:lang w:val="en-US"/>
+              </w:rPr>
+            </w:pPr>
+            <w:r>
+              <w:t>INSERT INTO Users ... OUTPUT INSERTED.Id; מאתחל LastLogin ו-LastPasswordUpdate.</w:t>
+            </w:r>
+          </w:p>
+        </w:tc>
+      </w:tr>
+      <w:tr>
+        <w:tc>
+          <w:tcPr>
+            <w:tcW w:w="4320" w:type="dxa"/>
+          </w:tcPr>
+          <w:p>
+            <w:pPr>
+              <w:bidi w:val="0"/>
+            </w:pPr>
+            <w:r>
+              <w:t>GetUserByEmailAsync(string email)</w:t>
+            </w:r>
+          </w:p>
+        </w:tc>
+        <w:tc>
+          <w:tcPr>
+            <w:tcW w:w="4320" w:type="dxa"/>
+          </w:tcPr>
+          <w:p>
+            <w:pPr>
+              <w:bidi w:val="0"/>
+              <w:rPr>
+                <w:lang w:val="en-US"/>
+              </w:rPr>
+            </w:pPr>
+            <w:r>
+              <w:t>SELECT עם שדות Auth (MasterPasswordKey, AuthSalt, EncryptionSalt).</w:t>
+            </w:r>
+          </w:p>
+        </w:tc>
+      </w:tr>
+      <w:tr>
+        <w:tc>
+          <w:tcPr>
+            <w:tcW w:w="4320" w:type="dxa"/>
+          </w:tcPr>
+          <w:p>
+            <w:pPr>
+              <w:bidi w:val="0"/>
+            </w:pPr>
+            <w:r>
+              <w:t>GetUserByIdAsync(int userId)</w:t>
+            </w:r>
+          </w:p>
+        </w:tc>
+        <w:tc>
+          <w:tcPr>
+            <w:tcW w:w="4320" w:type="dxa"/>
+          </w:tcPr>
+          <w:p>
+            <w:pPr>
+              <w:bidi w:val="0"/>
+              <w:rPr>
+                <w:lang w:val="en-US"/>
+              </w:rPr>
+            </w:pPr>
+            <w:r>
+              <w:t>SELECT עם שדות Auth לפי Id.</w:t>
+            </w:r>
+          </w:p>
+        </w:tc>
+      </w:tr>
+      <w:tr>
+        <w:tc>
+          <w:tcPr>
+            <w:tcW w:w="4320" w:type="dxa"/>
+          </w:tcPr>
+          <w:p>
+            <w:pPr>
+              <w:bidi w:val="0"/>
+            </w:pPr>
+            <w:r>
+              <w:t>GetUserProfileAsync(int userId)</w:t>
+            </w:r>
+          </w:p>
+        </w:tc>
+        <w:tc>
+          <w:tcPr>
+            <w:tcW w:w="4320" w:type="dxa"/>
+          </w:tcPr>
+          <w:p>
+            <w:pPr>
+              <w:bidi w:val="0"/>
+              <w:rPr>
+                <w:lang w:val="en-US"/>
+              </w:rPr>
+            </w:pPr>
+            <w:r>
+              <w:t>SELECT עם PasswordCount (sub-query ל-VaultItems).</w:t>
+            </w:r>
+          </w:p>
+        </w:tc>
+      </w:tr>
+      <w:tr>
+        <w:tc>
+          <w:tcPr>
+            <w:tcW w:w="4320" w:type="dxa"/>
+          </w:tcPr>
+          <w:p>
+            <w:pPr>
+              <w:bidi w:val="0"/>
+            </w:pPr>
+            <w:r>
+              <w:t>UpdateLastLoginAsync(int userId)</w:t>
+            </w:r>
+          </w:p>
+        </w:tc>
+        <w:tc>
+          <w:tcPr>
+            <w:tcW w:w="4320" w:type="dxa"/>
+          </w:tcPr>
+          <w:p>
+            <w:pPr>
+              <w:bidi w:val="0"/>
+              <w:rPr>
+                <w:lang w:val="en-US"/>
+              </w:rPr>
+            </w:pPr>
+            <w:r>
+              <w:t>UPDATE Users SET LastLogin = GETDATE().</w:t>
+            </w:r>
+          </w:p>
+        </w:tc>
+      </w:tr>
+      <w:tr>
+        <w:tc>
+          <w:tcPr>
+            <w:tcW w:w="4320" w:type="dxa"/>
+          </w:tcPr>
+          <w:p>
+            <w:pPr>
+              <w:bidi w:val="0"/>
+            </w:pPr>
+            <w:r>
+              <w:t>UpdateUserAsync(User, bool passwordChanged)</w:t>
+            </w:r>
+          </w:p>
+        </w:tc>
+        <w:tc>
+          <w:tcPr>
+            <w:tcW w:w="4320" w:type="dxa"/>
+          </w:tcPr>
+          <w:p>
+            <w:pPr>
+              <w:bidi w:val="0"/>
+              <w:rPr>
+                <w:lang w:val="en-US"/>
+              </w:rPr>
+            </w:pPr>
+            <w:r>
+              <w:t>UPDATE Users — כולל מפתחות ו-LastPasswordUpdate אם passwordChanged.</w:t>
+            </w:r>
+          </w:p>
+        </w:tc>
+      </w:tr>
+      <w:tr>
+        <w:tc>
+          <w:tcPr>
+            <w:tcW w:w="4320" w:type="dxa"/>
+          </w:tcPr>
+          <w:p>
+            <w:pPr>
+              <w:bidi w:val="0"/>
+            </w:pPr>
+            <w:r>
+              <w:t>DeleteUserAsync(int userId)</w:t>
+            </w:r>
+          </w:p>
+        </w:tc>
+        <w:tc>
+          <w:tcPr>
+            <w:tcW w:w="4320" w:type="dxa"/>
+          </w:tcPr>
+          <w:p>
+            <w:pPr>
+              <w:bidi w:val="0"/>
+              <w:rPr>
+                <w:lang w:val="en-US"/>
+              </w:rPr>
+            </w:pPr>
+            <w:r>
+              <w:t>DELETE FROM Users WHERE Id.</w:t>
+            </w:r>
+          </w:p>
+        </w:tc>
+      </w:tr>
+      <w:tr>
+        <w:tc>
+          <w:tcPr>
+            <w:tcW w:w="4320" w:type="dxa"/>
+          </w:tcPr>
+          <w:p>
+            <w:pPr>
+              <w:bidi w:val="0"/>
+            </w:pPr>
+            <w:r>
+              <w:t>GetLastPasswordHistoryAsync(int userId, int count)</w:t>
+            </w:r>
+          </w:p>
+        </w:tc>
+        <w:tc>
+          <w:tcPr>
+            <w:tcW w:w="4320" w:type="dxa"/>
+          </w:tcPr>
+          <w:p>
+            <w:pPr>
+              <w:bidi w:val="0"/>
+              <w:rPr>
+                <w:lang w:val="en-US"/>
+              </w:rPr>
+            </w:pPr>
+            <w:r>
+              <w:t>SELECT TOP(count) FROM MasterPasswordHistory ORDER BY CreatedAt DESC.</w:t>
+            </w:r>
+          </w:p>
+        </w:tc>
+      </w:tr>
+      <w:tr>
+        <w:tc>
+          <w:tcPr>
+            <w:tcW w:w="4320" w:type="dxa"/>
+          </w:tcPr>
+          <w:p>
+            <w:pPr>
+              <w:bidi w:val="0"/>
+            </w:pPr>
+            <w:r>
+              <w:t>AddPasswordHistoryAsync(...)</w:t>
+            </w:r>
+          </w:p>
+        </w:tc>
+        <w:tc>
+          <w:tcPr>
+            <w:tcW w:w="4320" w:type="dxa"/>
+          </w:tcPr>
+          <w:p>
+            <w:pPr>
+              <w:bidi w:val="0"/>
+              <w:rPr>
+                <w:lang w:val="en-US"/>
+              </w:rPr>
+            </w:pPr>
+            <w:r>
+              <w:t>INSERT INTO MasterPasswordHistory.</w:t>
+            </w:r>
+          </w:p>
+        </w:tc>
+      </w:tr>
+    </w:tbl>
+    <w:p>
+      <w:pPr/>
+    </w:p>
+    <w:p>
+      <w:pPr>
+        <w:pStyle w:val="Heading3"/>
+        <w:bidi/>
+      </w:pPr>
+      <w:r>
+        <w:t>ממשק מאגר פריטי הכספת (IVaultItemRepository)</w:t>
+      </w:r>
+    </w:p>
+    <w:p>
+      <w:pPr>
+        <w:pStyle w:val="Normal"/>
+        <w:bidi/>
+      </w:pPr>
+      <w:r>
+        <w:t>ממשק המגדיר את חוזה הגישה ל-DB לפעולות פריטי כספת. מאפשר Mock בבדיקות.</w:t>
+      </w:r>
+    </w:p>
+    <w:p>
+      <w:pPr>
+        <w:pStyle w:val="Normal"/>
+        <w:bidi/>
+      </w:pPr>
+      <w:r>
+        <w:t>פעולות:</w:t>
+      </w:r>
+    </w:p>
+    <w:tbl>
+      <w:tblPr>
+        <w:tblStyle w:val="a"/>
+        <w:tblW w:w="8640" w:type="dxa"/>
+        <w:tblInd w:w="-108" w:type="dxa"/>
+        <w:tblBorders>
+          <w:top w:val="single" w:sz="4" w:space="0" w:color="000000"/>
+          <w:left w:val="single" w:sz="4" w:space="0" w:color="000000"/>
+          <w:bottom w:val="single" w:sz="4" w:space="0" w:color="000000"/>
+          <w:right w:val="single" w:sz="4" w:space="0" w:color="000000"/>
+          <w:insideH w:val="single" w:sz="4" w:space="0" w:color="000000"/>
+          <w:insideV w:val="single" w:sz="4" w:space="0" w:color="000000"/>
+        </w:tblBorders>
+        <w:tblLayout w:type="fixed"/>
+        <w:tblLook w:val="0400" w:firstRow="0" w:lastRow="0" w:firstColumn="0" w:lastColumn="0" w:noHBand="0" w:noVBand="1"/>
+      </w:tblPr>
+      <w:tblGrid>
+        <w:gridCol w:w="4320"/>
+        <w:gridCol w:w="4320"/>
+      </w:tblGrid>
+      <w:tr>
+        <w:tc>
+          <w:tcPr>
+            <w:tcW w:w="4320" w:type="dxa"/>
+          </w:tcPr>
+          <w:p>
+            <w:pPr>
+              <w:bidi w:val="0"/>
+              <w:rPr>
+                <w:u w:val="single"/>
+              </w:rPr>
+            </w:pPr>
+            <w:r>
+              <w:t>Method Name</w:t>
+            </w:r>
+          </w:p>
+        </w:tc>
+        <w:tc>
+          <w:tcPr>
+            <w:tcW w:w="4320" w:type="dxa"/>
+          </w:tcPr>
+          <w:p>
+            <w:pPr>
+              <w:bidi w:val="0"/>
+              <w:rPr>
+                <w:u w:val="single"/>
+              </w:rPr>
+            </w:pPr>
+            <w:r>
+              <w:t>Use and Explanation</w:t>
+            </w:r>
+          </w:p>
+        </w:tc>
+      </w:tr>
+      <w:tr>
+        <w:tc>
+          <w:tcPr>
+            <w:tcW w:w="4320" w:type="dxa"/>
+          </w:tcPr>
+          <w:p>
+            <w:pPr>
+              <w:bidi w:val="0"/>
+            </w:pPr>
+            <w:r>
+              <w:t>AddVaultItemAsync(VaultItem item)</w:t>
+            </w:r>
+          </w:p>
+        </w:tc>
+        <w:tc>
+          <w:tcPr>
+            <w:tcW w:w="4320" w:type="dxa"/>
+          </w:tcPr>
+          <w:p>
+            <w:pPr>
+              <w:bidi w:val="0"/>
+              <w:rPr>
+                <w:lang w:val="en-US"/>
+              </w:rPr>
+            </w:pPr>
+            <w:r>
+              <w:t>מוסיף פריט ומחזיר Id.</w:t>
+            </w:r>
+          </w:p>
+        </w:tc>
+      </w:tr>
+      <w:tr>
+        <w:tc>
+          <w:tcPr>
+            <w:tcW w:w="4320" w:type="dxa"/>
+          </w:tcPr>
+          <w:p>
+            <w:pPr>
+              <w:bidi w:val="0"/>
+            </w:pPr>
+            <w:r>
+              <w:t>UpdateVaultItemAsync(VaultItem item)</w:t>
+            </w:r>
+          </w:p>
+        </w:tc>
+        <w:tc>
+          <w:tcPr>
+            <w:tcW w:w="4320" w:type="dxa"/>
+          </w:tcPr>
+          <w:p>
+            <w:pPr>
+              <w:bidi w:val="0"/>
+              <w:rPr>
+                <w:lang w:val="en-US"/>
+              </w:rPr>
+            </w:pPr>
+            <w:r>
+              <w:t>מעדכן פריט; מחזיר true אם נמצא ועודכן.</w:t>
+            </w:r>
+          </w:p>
+        </w:tc>
+      </w:tr>
+      <w:tr>
+        <w:tc>
+          <w:tcPr>
+            <w:tcW w:w="4320" w:type="dxa"/>
+          </w:tcPr>
+          <w:p>
+            <w:pPr>
+              <w:bidi w:val="0"/>
+            </w:pPr>
+            <w:r>
+              <w:t>GetVaultItemsByUserIdAsync(int userId)</w:t>
+            </w:r>
+          </w:p>
+        </w:tc>
+        <w:tc>
+          <w:tcPr>
+            <w:tcW w:w="4320" w:type="dxa"/>
+          </w:tcPr>
+          <w:p>
+            <w:pPr>
+              <w:bidi w:val="0"/>
+              <w:rPr>
+                <w:lang w:val="en-US"/>
+              </w:rPr>
+            </w:pPr>
+            <w:r>
+              <w:t>מחזיר כל פריטי הכספת של משתמש.</w:t>
+            </w:r>
+          </w:p>
+        </w:tc>
+      </w:tr>
+      <w:tr>
+        <w:tc>
+          <w:tcPr>
+            <w:tcW w:w="4320" w:type="dxa"/>
+          </w:tcPr>
+          <w:p>
+            <w:pPr>
+              <w:bidi w:val="0"/>
+            </w:pPr>
+            <w:r>
+              <w:t>DeleteVaultItemAsync(int itemId, int userId)</w:t>
+            </w:r>
+          </w:p>
+        </w:tc>
+        <w:tc>
+          <w:tcPr>
+            <w:tcW w:w="4320" w:type="dxa"/>
+          </w:tcPr>
+          <w:p>
+            <w:pPr>
+              <w:bidi w:val="0"/>
+              <w:rPr>
+                <w:lang w:val="en-US"/>
+              </w:rPr>
+            </w:pPr>
+            <w:r>
+              <w:t>מוחק לפי Id+UserId (בדיקת בעלות).</w:t>
+            </w:r>
+          </w:p>
+        </w:tc>
+      </w:tr>
+      <w:tr>
+        <w:tc>
+          <w:tcPr>
+            <w:tcW w:w="4320" w:type="dxa"/>
+          </w:tcPr>
+          <w:p>
+            <w:pPr>
+              <w:bidi w:val="0"/>
+            </w:pPr>
+            <w:r>
+              <w:t>BulkUpdateVaultItemsAsync(List&lt;VaultItem&gt;, int userId)</w:t>
+            </w:r>
+          </w:p>
+        </w:tc>
+        <w:tc>
+          <w:tcPr>
+            <w:tcW w:w="4320" w:type="dxa"/>
+          </w:tcPr>
+          <w:p>
+            <w:pPr>
+              <w:bidi w:val="0"/>
+              <w:rPr>
+                <w:lang w:val="en-US"/>
+              </w:rPr>
+            </w:pPr>
+            <w:r>
+              <w:t>מעדכן IV/Tag/CipherText ב-bulk בטרנזקציה.</w:t>
+            </w:r>
+          </w:p>
+        </w:tc>
+      </w:tr>
+    </w:tbl>
+    <w:p>
+      <w:pPr/>
+    </w:p>
+    <w:p>
+      <w:pPr>
+        <w:pStyle w:val="Heading3"/>
+        <w:bidi/>
+      </w:pPr>
+      <w:r>
+        <w:t>מאגר פריטי הכספת (VaultItemRepository)</w:t>
+      </w:r>
+    </w:p>
+    <w:p>
+      <w:pPr>
+        <w:pStyle w:val="Normal"/>
+        <w:bidi/>
+      </w:pPr>
+      <w:r>
+        <w:t>מימוש IVaultItemRepository. מנהל SQL ישיר לטבלת VaultItems. BulkUpdateVaultItemsAsync מתבצעת בטרנזקציה SQL אטומית להבטחת אטומיות ה-re-encryption.</w:t>
+      </w:r>
+    </w:p>
+    <w:p>
+      <w:pPr>
+        <w:pStyle w:val="Normal"/>
+        <w:bidi/>
+      </w:pPr>
+      <w:r>
+        <w:t>תכונות:</w:t>
+      </w:r>
+    </w:p>
+    <w:tbl>
+      <w:tblPr>
+        <w:tblStyle w:val="a"/>
+        <w:tblW w:w="8640" w:type="dxa"/>
+        <w:tblInd w:w="-108" w:type="dxa"/>
+        <w:tblBorders>
+          <w:top w:val="single" w:sz="4" w:space="0" w:color="000000"/>
+          <w:left w:val="single" w:sz="4" w:space="0" w:color="000000"/>
+          <w:bottom w:val="single" w:sz="4" w:space="0" w:color="000000"/>
+          <w:right w:val="single" w:sz="4" w:space="0" w:color="000000"/>
+          <w:insideH w:val="single" w:sz="4" w:space="0" w:color="000000"/>
+          <w:insideV w:val="single" w:sz="4" w:space="0" w:color="000000"/>
+        </w:tblBorders>
+        <w:tblLayout w:type="fixed"/>
+        <w:tblLook w:val="0400" w:firstRow="0" w:lastRow="0" w:firstColumn="0" w:lastColumn="0" w:noHBand="0" w:noVBand="1"/>
+      </w:tblPr>
+      <w:tblGrid>
+        <w:gridCol w:w="4320"/>
+        <w:gridCol w:w="4320"/>
+      </w:tblGrid>
+      <w:tr>
+        <w:tc>
+          <w:tcPr>
+            <w:tcW w:w="4320" w:type="dxa"/>
+          </w:tcPr>
+          <w:p>
+            <w:pPr>
+              <w:bidi w:val="0"/>
+              <w:rPr>
+                <w:u w:val="single"/>
+              </w:rPr>
+            </w:pPr>
+            <w:r>
+              <w:t>Property Name</w:t>
+            </w:r>
+          </w:p>
+        </w:tc>
+        <w:tc>
+          <w:tcPr>
+            <w:tcW w:w="4320" w:type="dxa"/>
+          </w:tcPr>
+          <w:p>
+            <w:pPr>
+              <w:bidi w:val="0"/>
+              <w:rPr>
+                <w:u w:val="single"/>
+              </w:rPr>
+            </w:pPr>
+            <w:r>
+              <w:t>Use and Explanation</w:t>
+            </w:r>
+          </w:p>
+        </w:tc>
+      </w:tr>
+      <w:tr>
+        <w:tc>
+          <w:tcPr>
+            <w:tcW w:w="4320" w:type="dxa"/>
+          </w:tcPr>
+          <w:p>
+            <w:pPr>
+              <w:bidi w:val="0"/>
+            </w:pPr>
+            <w:r>
+              <w:t>_connectionString (string)</w:t>
+            </w:r>
+          </w:p>
+        </w:tc>
+        <w:tc>
+          <w:tcPr>
+            <w:tcW w:w="4320" w:type="dxa"/>
+          </w:tcPr>
+          <w:p>
+            <w:pPr>
+              <w:bidi w:val="0"/>
+              <w:rPr>
+                <w:lang w:val="en-US"/>
+              </w:rPr>
+            </w:pPr>
+            <w:r>
+              <w:t>Connection String ל-Azure SQL; מוזרק בקונסטרוקטור.</w:t>
+            </w:r>
+          </w:p>
+        </w:tc>
+      </w:tr>
+    </w:tbl>
+    <w:p>
+      <w:pPr/>
+    </w:p>
+    <w:p>
+      <w:pPr>
+        <w:pStyle w:val="Normal"/>
+        <w:bidi/>
+      </w:pPr>
+      <w:r>
+        <w:t>פעולות:</w:t>
+      </w:r>
+    </w:p>
+    <w:tbl>
+      <w:tblPr>
+        <w:tblStyle w:val="a"/>
+        <w:tblW w:w="8640" w:type="dxa"/>
+        <w:tblInd w:w="-108" w:type="dxa"/>
+        <w:tblBorders>
+          <w:top w:val="single" w:sz="4" w:space="0" w:color="000000"/>
+          <w:left w:val="single" w:sz="4" w:space="0" w:color="000000"/>
+          <w:bottom w:val="single" w:sz="4" w:space="0" w:color="000000"/>
+          <w:right w:val="single" w:sz="4" w:space="0" w:color="000000"/>
+          <w:insideH w:val="single" w:sz="4" w:space="0" w:color="000000"/>
+          <w:insideV w:val="single" w:sz="4" w:space="0" w:color="000000"/>
+        </w:tblBorders>
+        <w:tblLayout w:type="fixed"/>
+        <w:tblLook w:val="0400" w:firstRow="0" w:lastRow="0" w:firstColumn="0" w:lastColumn="0" w:noHBand="0" w:noVBand="1"/>
+      </w:tblPr>
+      <w:tblGrid>
+        <w:gridCol w:w="4320"/>
+        <w:gridCol w:w="4320"/>
+      </w:tblGrid>
+      <w:tr>
+        <w:tc>
+          <w:tcPr>
+            <w:tcW w:w="4320" w:type="dxa"/>
+          </w:tcPr>
+          <w:p>
+            <w:pPr>
+              <w:bidi w:val="0"/>
+              <w:rPr>
+                <w:u w:val="single"/>
+              </w:rPr>
+            </w:pPr>
+            <w:r>
+              <w:t>Method Name</w:t>
+            </w:r>
+          </w:p>
+        </w:tc>
+        <w:tc>
+          <w:tcPr>
+            <w:tcW w:w="4320" w:type="dxa"/>
+          </w:tcPr>
+          <w:p>
+            <w:pPr>
+              <w:bidi w:val="0"/>
+              <w:rPr>
+                <w:u w:val="single"/>
+              </w:rPr>
+            </w:pPr>
+            <w:r>
+              <w:t>Use and Explanation</w:t>
+            </w:r>
+          </w:p>
+        </w:tc>
+      </w:tr>
+      <w:tr>
+        <w:tc>
+          <w:tcPr>
+            <w:tcW w:w="4320" w:type="dxa"/>
+          </w:tcPr>
+          <w:p>
+            <w:pPr>
+              <w:bidi w:val="0"/>
+            </w:pPr>
+            <w:r>
+              <w:t>VaultItemRepository(string connectionString)</w:t>
+            </w:r>
+          </w:p>
+        </w:tc>
+        <w:tc>
+          <w:tcPr>
+            <w:tcW w:w="4320" w:type="dxa"/>
+          </w:tcPr>
+          <w:p>
+            <w:pPr>
+              <w:bidi w:val="0"/>
+              <w:rPr>
+                <w:lang w:val="en-US"/>
+              </w:rPr>
+            </w:pPr>
+            <w:r>
+              <w:t>קונסטרוקטור.</w:t>
+            </w:r>
+          </w:p>
+        </w:tc>
+      </w:tr>
+      <w:tr>
+        <w:tc>
+          <w:tcPr>
+            <w:tcW w:w="4320" w:type="dxa"/>
+          </w:tcPr>
+          <w:p>
+            <w:pPr>
+              <w:bidi w:val="0"/>
+            </w:pPr>
+            <w:r>
+              <w:t>AddVaultItemAsync(VaultItem item)</w:t>
+            </w:r>
+          </w:p>
+        </w:tc>
+        <w:tc>
+          <w:tcPr>
+            <w:tcW w:w="4320" w:type="dxa"/>
+          </w:tcPr>
+          <w:p>
+            <w:pPr>
+              <w:bidi w:val="0"/>
+              <w:rPr>
+                <w:lang w:val="en-US"/>
+              </w:rPr>
+            </w:pPr>
+            <w:r>
+              <w:t>INSERT INTO VaultItems ... OUTPUT INSERTED.Id.</w:t>
+            </w:r>
+          </w:p>
+        </w:tc>
+      </w:tr>
+      <w:tr>
+        <w:tc>
+          <w:tcPr>
+            <w:tcW w:w="4320" w:type="dxa"/>
+          </w:tcPr>
+          <w:p>
+            <w:pPr>
+              <w:bidi w:val="0"/>
+            </w:pPr>
+            <w:r>
+              <w:t>UpdateVaultItemAsync(VaultItem item)</w:t>
+            </w:r>
+          </w:p>
+        </w:tc>
+        <w:tc>
+          <w:tcPr>
+            <w:tcW w:w="4320" w:type="dxa"/>
+          </w:tcPr>
+          <w:p>
+            <w:pPr>
+              <w:bidi w:val="0"/>
+              <w:rPr>
+                <w:lang w:val="en-US"/>
+              </w:rPr>
+            </w:pPr>
+            <w:r>
+              <w:t>UPDATE VaultItems — מעדכן כל שדות הצפנה; LastUpdate מתעדכן רק אם PasswordChanged=1.</w:t>
+            </w:r>
+          </w:p>
+        </w:tc>
+      </w:tr>
+      <w:tr>
+        <w:tc>
+          <w:tcPr>
+            <w:tcW w:w="4320" w:type="dxa"/>
+          </w:tcPr>
+          <w:p>
+            <w:pPr>
+              <w:bidi w:val="0"/>
+            </w:pPr>
+            <w:r>
+              <w:t>GetVaultItemsByUserIdAsync(int userId)</w:t>
+            </w:r>
+          </w:p>
+        </w:tc>
+        <w:tc>
+          <w:tcPr>
+            <w:tcW w:w="4320" w:type="dxa"/>
+          </w:tcPr>
+          <w:p>
+            <w:pPr>
+              <w:bidi w:val="0"/>
+              <w:rPr>
+                <w:lang w:val="en-US"/>
+              </w:rPr>
+            </w:pPr>
+            <w:r>
+              <w:t>SELECT כל שדות WHERE UserId = @uid ORDER BY LastUpdate DESC.</w:t>
+            </w:r>
+          </w:p>
+        </w:tc>
+      </w:tr>
+      <w:tr>
+        <w:tc>
+          <w:tcPr>
+            <w:tcW w:w="4320" w:type="dxa"/>
+          </w:tcPr>
+          <w:p>
+            <w:pPr>
+              <w:bidi w:val="0"/>
+            </w:pPr>
+            <w:r>
+              <w:t>DeleteVaultItemAsync(int itemId, int userId)</w:t>
+            </w:r>
+          </w:p>
+        </w:tc>
+        <w:tc>
+          <w:tcPr>
+            <w:tcW w:w="4320" w:type="dxa"/>
+          </w:tcPr>
+          <w:p>
+            <w:pPr>
+              <w:bidi w:val="0"/>
+              <w:rPr>
+                <w:lang w:val="en-US"/>
+              </w:rPr>
+            </w:pPr>
+            <w:r>
+              <w:t>DELETE WHERE Id AND UserId (בדיקת בעלות).</w:t>
+            </w:r>
+          </w:p>
+        </w:tc>
+      </w:tr>
+      <w:tr>
+        <w:tc>
+          <w:tcPr>
+            <w:tcW w:w="4320" w:type="dxa"/>
+          </w:tcPr>
+          <w:p>
+            <w:pPr>
+              <w:bidi w:val="0"/>
+            </w:pPr>
+            <w:r>
+              <w:t>BulkUpdateVaultItemsAsync(List&lt;VaultItem&gt;, int userId)</w:t>
+            </w:r>
+          </w:p>
+        </w:tc>
+        <w:tc>
+          <w:tcPr>
+            <w:tcW w:w="4320" w:type="dxa"/>
+          </w:tcPr>
+          <w:p>
+            <w:pPr>
+              <w:bidi w:val="0"/>
+              <w:rPr>
+                <w:lang w:val="en-US"/>
+              </w:rPr>
+            </w:pPr>
+            <w:r>
+              <w:t>מעדכן IV/Tag/CipherText לכל פריט ברשימה בתוך SqlTransaction.</w:t>
+            </w:r>
+          </w:p>
+        </w:tc>
+      </w:tr>
+    </w:tbl>
+    <w:p>
+      <w:pPr/>
+    </w:p>
+    <w:p>
+      <w:pPr>
+        <w:pStyle w:val="Heading2"/>
+        <w:bidi/>
+      </w:pPr>
+      <w:r>
+        <w:t>עוזרי שרת (Backend Helpers)</w:t>
+      </w:r>
+    </w:p>
+    <w:p>
+      <w:pPr/>
+    </w:p>
+    <w:p>
+      <w:pPr>
+        <w:pStyle w:val="Heading3"/>
+        <w:bidi/>
+      </w:pPr>
+      <w:r>
+        <w:t>עוזר JWT (JwtHelper)</w:t>
+      </w:r>
+    </w:p>
+    <w:p>
+      <w:pPr>
+        <w:pStyle w:val="Normal"/>
+        <w:bidi/>
+      </w:pPr>
+      <w:r>
+        <w:t>מחלקה סטטית ליצירה ואימות של JSON Web Tokens חתומים ב-HMAC-SHA256. ה-Secret נטען מ-Environment Variable "JwtSecret". הטוקן תקף 2 שעות ומכיל Claims: user_id, username, jti.</w:t>
+      </w:r>
+    </w:p>
+    <w:p>
+      <w:pPr>
+        <w:pStyle w:val="Normal"/>
+        <w:bidi/>
+      </w:pPr>
+      <w:r>
+        <w:t>תכונות:</w:t>
+      </w:r>
+    </w:p>
+    <w:tbl>
+      <w:tblPr>
+        <w:tblStyle w:val="a"/>
+        <w:tblW w:w="8640" w:type="dxa"/>
+        <w:tblInd w:w="-108" w:type="dxa"/>
+        <w:tblBorders>
+          <w:top w:val="single" w:sz="4" w:space="0" w:color="000000"/>
+          <w:left w:val="single" w:sz="4" w:space="0" w:color="000000"/>
+          <w:bottom w:val="single" w:sz="4" w:space="0" w:color="000000"/>
+          <w:right w:val="single" w:sz="4" w:space="0" w:color="000000"/>
+          <w:insideH w:val="single" w:sz="4" w:space="0" w:color="000000"/>
+          <w:insideV w:val="single" w:sz="4" w:space="0" w:color="000000"/>
+        </w:tblBorders>
+        <w:tblLayout w:type="fixed"/>
+        <w:tblLook w:val="0400" w:firstRow="0" w:lastRow="0" w:firstColumn="0" w:lastColumn="0" w:noHBand="0" w:noVBand="1"/>
+      </w:tblPr>
+      <w:tblGrid>
+        <w:gridCol w:w="4320"/>
+        <w:gridCol w:w="4320"/>
+      </w:tblGrid>
+      <w:tr>
+        <w:tc>
+          <w:tcPr>
+            <w:tcW w:w="4320" w:type="dxa"/>
+          </w:tcPr>
+          <w:p>
+            <w:pPr>
+              <w:bidi w:val="0"/>
+              <w:rPr>
+                <w:u w:val="single"/>
+              </w:rPr>
+            </w:pPr>
+            <w:r>
+              <w:t>Property Name</w:t>
+            </w:r>
+          </w:p>
+        </w:tc>
+        <w:tc>
+          <w:tcPr>
+            <w:tcW w:w="4320" w:type="dxa"/>
+          </w:tcPr>
+          <w:p>
+            <w:pPr>
+              <w:bidi w:val="0"/>
+              <w:rPr>
+                <w:u w:val="single"/>
+              </w:rPr>
+            </w:pPr>
+            <w:r>
+              <w:t>Use and Explanation</w:t>
+            </w:r>
+          </w:p>
+        </w:tc>
+      </w:tr>
+      <w:tr>
+        <w:tc>
+          <w:tcPr>
+            <w:tcW w:w="4320" w:type="dxa"/>
+          </w:tcPr>
+          <w:p>
+            <w:pPr>
+              <w:bidi w:val="0"/>
+            </w:pPr>
+            <w:r>
+              <w:t>Secret (string) [static private]</w:t>
+            </w:r>
+          </w:p>
+        </w:tc>
+        <w:tc>
+          <w:tcPr>
+            <w:tcW w:w="4320" w:type="dxa"/>
+          </w:tcPr>
+          <w:p>
+            <w:pPr>
+              <w:bidi w:val="0"/>
+              <w:rPr>
+                <w:lang w:val="en-US"/>
+              </w:rPr>
+            </w:pPr>
+            <w:r>
+              <w:t>מפתח ה-JWT מ-Environment Variable; נטען פעם אחת.</w:t>
+            </w:r>
+          </w:p>
+        </w:tc>
+      </w:tr>
+    </w:tbl>
+    <w:p>
+      <w:pPr/>
+    </w:p>
+    <w:p>
+      <w:pPr>
+        <w:pStyle w:val="Normal"/>
+        <w:bidi/>
+      </w:pPr>
+      <w:r>
+        <w:t>פעולות:</w:t>
+      </w:r>
+    </w:p>
+    <w:tbl>
+      <w:tblPr>
+        <w:tblStyle w:val="a"/>
+        <w:tblW w:w="8640" w:type="dxa"/>
+        <w:tblInd w:w="-108" w:type="dxa"/>
+        <w:tblBorders>
+          <w:top w:val="single" w:sz="4" w:space="0" w:color="000000"/>
+          <w:left w:val="single" w:sz="4" w:space="0" w:color="000000"/>
+          <w:bottom w:val="single" w:sz="4" w:space="0" w:color="000000"/>
+          <w:right w:val="single" w:sz="4" w:space="0" w:color="000000"/>
+          <w:insideH w:val="single" w:sz="4" w:space="0" w:color="000000"/>
+          <w:insideV w:val="single" w:sz="4" w:space="0" w:color="000000"/>
+        </w:tblBorders>
+        <w:tblLayout w:type="fixed"/>
+        <w:tblLook w:val="0400" w:firstRow="0" w:lastRow="0" w:firstColumn="0" w:lastColumn="0" w:noHBand="0" w:noVBand="1"/>
+      </w:tblPr>
+      <w:tblGrid>
+        <w:gridCol w:w="4320"/>
+        <w:gridCol w:w="4320"/>
+      </w:tblGrid>
+      <w:tr>
+        <w:tc>
+          <w:tcPr>
+            <w:tcW w:w="4320" w:type="dxa"/>
+          </w:tcPr>
+          <w:p>
+            <w:pPr>
+              <w:bidi w:val="0"/>
+              <w:rPr>
+                <w:u w:val="single"/>
+              </w:rPr>
+            </w:pPr>
+            <w:r>
+              <w:t>Method Name</w:t>
+            </w:r>
+          </w:p>
+        </w:tc>
+        <w:tc>
+          <w:tcPr>
+            <w:tcW w:w="4320" w:type="dxa"/>
+          </w:tcPr>
+          <w:p>
+            <w:pPr>
+              <w:bidi w:val="0"/>
+              <w:rPr>
+                <w:u w:val="single"/>
+              </w:rPr>
+            </w:pPr>
+            <w:r>
+              <w:t>Use and Explanation</w:t>
+            </w:r>
+          </w:p>
+        </w:tc>
+      </w:tr>
+      <w:tr>
+        <w:tc>
+          <w:tcPr>
+            <w:tcW w:w="4320" w:type="dxa"/>
+          </w:tcPr>
+          <w:p>
+            <w:pPr>
+              <w:bidi w:val="0"/>
+            </w:pPr>
+            <w:r>
+              <w:t>GenerateJwtToken(int userId, string username) [static]</w:t>
+            </w:r>
+          </w:p>
+        </w:tc>
+        <w:tc>
+          <w:tcPr>
+            <w:tcW w:w="4320" w:type="dxa"/>
+          </w:tcPr>
+          <w:p>
+            <w:pPr>
+              <w:bidi w:val="0"/>
+              <w:rPr>
+                <w:lang w:val="en-US"/>
+              </w:rPr>
+            </w:pPr>
+            <w:r>
+              <w:t>יוצר JWT חתום עם Claims user_id ו-username, תוקף 2 שעות.</w:t>
+            </w:r>
+          </w:p>
+        </w:tc>
+      </w:tr>
+      <w:tr>
+        <w:tc>
+          <w:tcPr>
+            <w:tcW w:w="4320" w:type="dxa"/>
+          </w:tcPr>
+          <w:p>
+            <w:pPr>
+              <w:bidi w:val="0"/>
+            </w:pPr>
+            <w:r>
+              <w:t>ValidateToken(string token) [static]</w:t>
+            </w:r>
+          </w:p>
+        </w:tc>
+        <w:tc>
+          <w:tcPr>
+            <w:tcW w:w="4320" w:type="dxa"/>
+          </w:tcPr>
+          <w:p>
+            <w:pPr>
+              <w:bidi w:val="0"/>
+              <w:rPr>
+                <w:lang w:val="en-US"/>
+              </w:rPr>
+            </w:pPr>
+            <w:r>
+              <w:t>מאמת חתימה ותוקף; מחזיר ClaimsPrincipal אם תקף, null אחרת.</w:t>
+            </w:r>
+          </w:p>
+        </w:tc>
+      </w:tr>
+      <w:tr>
+        <w:tc>
+          <w:tcPr>
+            <w:tcW w:w="4320" w:type="dxa"/>
+          </w:tcPr>
+          <w:p>
+            <w:pPr>
+              <w:bidi w:val="0"/>
+            </w:pPr>
+            <w:r>
+              <w:t>GetUserIdFromPrincipal(ClaimsPrincipal principal) [static]</w:t>
+            </w:r>
+          </w:p>
+        </w:tc>
+        <w:tc>
+          <w:tcPr>
+            <w:tcW w:w="4320" w:type="dxa"/>
+          </w:tcPr>
+          <w:p>
+            <w:pPr>
+              <w:bidi w:val="0"/>
+              <w:rPr>
+                <w:lang w:val="en-US"/>
+              </w:rPr>
+            </w:pPr>
+            <w:r>
+              <w:t>מחלץ את user_id claim; מחזיר 0 בכשלון.</w:t>
+            </w:r>
+          </w:p>
+        </w:tc>
+      </w:tr>
+    </w:tbl>
+    <w:p>
+      <w:pPr/>
+    </w:p>
+    <w:p>
+      <w:pPr>
+        <w:pStyle w:val="Heading3"/>
+        <w:bidi/>
+      </w:pPr>
+      <w:r>
+        <w:t>שירות HIBP (HibpService / IHibpService)</w:t>
+      </w:r>
+    </w:p>
+    <w:p>
+      <w:pPr>
+        <w:pStyle w:val="Normal"/>
+        <w:bidi/>
+      </w:pPr>
+      <w:r>
+        <w:t>IHibpService הוא ממשק המאפשר Mock בבדיקות. HibpService הוא המימוש: שולח 5 תווים ראשונים של SHA-1 Hash ל-api.pwnedpasswords.com/range/, מקבל רשימת suffix:count ומשווה מקומית. במקרה של כשל רשת — מחזיר false (Fail Open).</w:t>
+      </w:r>
+    </w:p>
+    <w:p>
+      <w:pPr>
+        <w:pStyle w:val="Normal"/>
+        <w:bidi/>
+      </w:pPr>
+      <w:r>
+        <w:t>תכונות:</w:t>
+      </w:r>
+    </w:p>
+    <w:tbl>
+      <w:tblPr>
+        <w:tblStyle w:val="a"/>
+        <w:tblW w:w="8640" w:type="dxa"/>
+        <w:tblInd w:w="-108" w:type="dxa"/>
+        <w:tblBorders>
+          <w:top w:val="single" w:sz="4" w:space="0" w:color="000000"/>
+          <w:left w:val="single" w:sz="4" w:space="0" w:color="000000"/>
+          <w:bottom w:val="single" w:sz="4" w:space="0" w:color="000000"/>
+          <w:right w:val="single" w:sz="4" w:space="0" w:color="000000"/>
+          <w:insideH w:val="single" w:sz="4" w:space="0" w:color="000000"/>
+          <w:insideV w:val="single" w:sz="4" w:space="0" w:color="000000"/>
+        </w:tblBorders>
+        <w:tblLayout w:type="fixed"/>
+        <w:tblLook w:val="0400" w:firstRow="0" w:lastRow="0" w:firstColumn="0" w:lastColumn="0" w:noHBand="0" w:noVBand="1"/>
+      </w:tblPr>
+      <w:tblGrid>
+        <w:gridCol w:w="4320"/>
+        <w:gridCol w:w="4320"/>
+      </w:tblGrid>
+      <w:tr>
+        <w:tc>
+          <w:tcPr>
+            <w:tcW w:w="4320" w:type="dxa"/>
+          </w:tcPr>
+          <w:p>
+            <w:pPr>
+              <w:bidi w:val="0"/>
+              <w:rPr>
+                <w:u w:val="single"/>
+              </w:rPr>
+            </w:pPr>
+            <w:r>
+              <w:t>Property Name</w:t>
+            </w:r>
+          </w:p>
+        </w:tc>
+        <w:tc>
+          <w:tcPr>
+            <w:tcW w:w="4320" w:type="dxa"/>
+          </w:tcPr>
+          <w:p>
+            <w:pPr>
+              <w:bidi w:val="0"/>
+              <w:rPr>
+                <w:u w:val="single"/>
+              </w:rPr>
+            </w:pPr>
+            <w:r>
+              <w:t>Use and Explanation</w:t>
+            </w:r>
+          </w:p>
+        </w:tc>
+      </w:tr>
+      <w:tr>
+        <w:tc>
+          <w:tcPr>
+            <w:tcW w:w="4320" w:type="dxa"/>
+          </w:tcPr>
+          <w:p>
+            <w:pPr>
+              <w:bidi w:val="0"/>
+            </w:pPr>
+            <w:r>
+              <w:t>_http (HttpClient)</w:t>
+            </w:r>
+          </w:p>
+        </w:tc>
+        <w:tc>
+          <w:tcPr>
+            <w:tcW w:w="4320" w:type="dxa"/>
+          </w:tcPr>
+          <w:p>
+            <w:pPr>
+              <w:bidi w:val="0"/>
+              <w:rPr>
+                <w:lang w:val="en-US"/>
+              </w:rPr>
+            </w:pPr>
+            <w:r>
+              <w:t>HttpClient מוזרק ל-DI (מאפשר Mock בבדיקות).</w:t>
+            </w:r>
+          </w:p>
+        </w:tc>
+      </w:tr>
+      <w:tr>
+        <w:tc>
+          <w:tcPr>
+            <w:tcW w:w="4320" w:type="dxa"/>
+          </w:tcPr>
+          <w:p>
+            <w:pPr>
+              <w:bidi w:val="0"/>
+            </w:pPr>
+            <w:r>
+              <w:t>ApiBase (const string)</w:t>
+            </w:r>
+          </w:p>
+        </w:tc>
+        <w:tc>
+          <w:tcPr>
+            <w:tcW w:w="4320" w:type="dxa"/>
+          </w:tcPr>
+          <w:p>
+            <w:pPr>
+              <w:bidi w:val="0"/>
+              <w:rPr>
+                <w:lang w:val="en-US"/>
+              </w:rPr>
+            </w:pPr>
+            <w:r>
+              <w:t>"https://api.pwnedpasswords.com/range/".</w:t>
+            </w:r>
+          </w:p>
+        </w:tc>
+      </w:tr>
+    </w:tbl>
+    <w:p>
+      <w:pPr/>
+    </w:p>
+    <w:p>
+      <w:pPr>
+        <w:pStyle w:val="Normal"/>
+        <w:bidi/>
+      </w:pPr>
+      <w:r>
+        <w:t>פעולות:</w:t>
+      </w:r>
+    </w:p>
+    <w:tbl>
+      <w:tblPr>
+        <w:tblStyle w:val="a"/>
+        <w:tblW w:w="8640" w:type="dxa"/>
+        <w:tblInd w:w="-108" w:type="dxa"/>
+        <w:tblBorders>
+          <w:top w:val="single" w:sz="4" w:space="0" w:color="000000"/>
+          <w:left w:val="single" w:sz="4" w:space="0" w:color="000000"/>
+          <w:bottom w:val="single" w:sz="4" w:space="0" w:color="000000"/>
+          <w:right w:val="single" w:sz="4" w:space="0" w:color="000000"/>
+          <w:insideH w:val="single" w:sz="4" w:space="0" w:color="000000"/>
+          <w:insideV w:val="single" w:sz="4" w:space="0" w:color="000000"/>
+        </w:tblBorders>
+        <w:tblLayout w:type="fixed"/>
+        <w:tblLook w:val="0400" w:firstRow="0" w:lastRow="0" w:firstColumn="0" w:lastColumn="0" w:noHBand="0" w:noVBand="1"/>
+      </w:tblPr>
+      <w:tblGrid>
+        <w:gridCol w:w="4320"/>
+        <w:gridCol w:w="4320"/>
+      </w:tblGrid>
+      <w:tr>
+        <w:tc>
+          <w:tcPr>
+            <w:tcW w:w="4320" w:type="dxa"/>
+          </w:tcPr>
+          <w:p>
+            <w:pPr>
+              <w:bidi w:val="0"/>
+              <w:rPr>
+                <w:u w:val="single"/>
+              </w:rPr>
+            </w:pPr>
+            <w:r>
+              <w:t>Method Name</w:t>
+            </w:r>
+          </w:p>
+        </w:tc>
+        <w:tc>
+          <w:tcPr>
+            <w:tcW w:w="4320" w:type="dxa"/>
+          </w:tcPr>
+          <w:p>
+            <w:pPr>
+              <w:bidi w:val="0"/>
+              <w:rPr>
+                <w:u w:val="single"/>
+              </w:rPr>
+            </w:pPr>
+            <w:r>
+              <w:t>Use and Explanation</w:t>
+            </w:r>
+          </w:p>
+        </w:tc>
+      </w:tr>
+      <w:tr>
+        <w:tc>
+          <w:tcPr>
+            <w:tcW w:w="4320" w:type="dxa"/>
+          </w:tcPr>
+          <w:p>
+            <w:pPr>
+              <w:bidi w:val="0"/>
+            </w:pPr>
+            <w:r>
+              <w:t>IsPasswordPwnedAsync(string sha1Hash)</w:t>
+            </w:r>
+          </w:p>
+        </w:tc>
+        <w:tc>
+          <w:tcPr>
+            <w:tcW w:w="4320" w:type="dxa"/>
+          </w:tcPr>
+          <w:p>
+            <w:pPr>
+              <w:bidi w:val="0"/>
+              <w:rPr>
+                <w:lang w:val="en-US"/>
+              </w:rPr>
+            </w:pPr>
+            <w:r>
+              <w:t>שולח prefix ל-HIBP ובודק אם ה-suffix המלא ברשימה; Fail Open בשגיאת רשת.</w:t>
+            </w:r>
+          </w:p>
+        </w:tc>
+      </w:tr>
+    </w:tbl>
+    <w:p>
+      <w:pPr/>
+    </w:p>
+    <w:p>
+      <w:pPr>
+        <w:pStyle w:val="Heading2"/>
+        <w:bidi/>
+      </w:pPr>
+      <w:r>
+        <w:t>פירוט מחלקות Azure Functions</w:t>
+      </w:r>
+    </w:p>
+    <w:p>
+      <w:pPr/>
+    </w:p>
+    <w:p>
+      <w:pPr>
+        <w:pStyle w:val="Heading3"/>
+        <w:bidi/>
+      </w:pPr>
+      <w:r>
+        <w:t>פונקציות אימות (AuthFunctions)</w:t>
+      </w:r>
+    </w:p>
+    <w:p>
+      <w:pPr>
+        <w:pStyle w:val="Normal"/>
+        <w:bidi/>
+      </w:pPr>
+      <w:r>
+        <w:t>מחלקת Azure Functions לניהול endpoint-ים של אימות. כל פונקציה חושפת HTTP Trigger, מפרשת את גוף הבקשה, ומאצילה ל-AuthManager.</w:t>
+      </w:r>
+    </w:p>
+    <w:p>
+      <w:pPr>
+        <w:pStyle w:val="Normal"/>
+        <w:bidi/>
+      </w:pPr>
+      <w:r>
+        <w:t>תכונות:</w:t>
+      </w:r>
+    </w:p>
+    <w:tbl>
+      <w:tblPr>
+        <w:tblStyle w:val="a"/>
+        <w:tblW w:w="8640" w:type="dxa"/>
+        <w:tblInd w:w="-108" w:type="dxa"/>
+        <w:tblBorders>
+          <w:top w:val="single" w:sz="4" w:space="0" w:color="000000"/>
+          <w:left w:val="single" w:sz="4" w:space="0" w:color="000000"/>
+          <w:bottom w:val="single" w:sz="4" w:space="0" w:color="000000"/>
+          <w:right w:val="single" w:sz="4" w:space="0" w:color="000000"/>
+          <w:insideH w:val="single" w:sz="4" w:space="0" w:color="000000"/>
+          <w:insideV w:val="single" w:sz="4" w:space="0" w:color="000000"/>
+        </w:tblBorders>
+        <w:tblLayout w:type="fixed"/>
+        <w:tblLook w:val="0400" w:firstRow="0" w:lastRow="0" w:firstColumn="0" w:lastColumn="0" w:noHBand="0" w:noVBand="1"/>
+      </w:tblPr>
+      <w:tblGrid>
+        <w:gridCol w:w="4320"/>
+        <w:gridCol w:w="4320"/>
+      </w:tblGrid>
+      <w:tr>
+        <w:tc>
+          <w:tcPr>
+            <w:tcW w:w="4320" w:type="dxa"/>
+          </w:tcPr>
+          <w:p>
+            <w:pPr>
+              <w:bidi w:val="0"/>
+              <w:rPr>
+                <w:u w:val="single"/>
+              </w:rPr>
+            </w:pPr>
+            <w:r>
+              <w:t>Property Name</w:t>
+            </w:r>
+          </w:p>
+        </w:tc>
+        <w:tc>
+          <w:tcPr>
+            <w:tcW w:w="4320" w:type="dxa"/>
+          </w:tcPr>
+          <w:p>
+            <w:pPr>
+              <w:bidi w:val="0"/>
+              <w:rPr>
+                <w:u w:val="single"/>
+              </w:rPr>
+            </w:pPr>
+            <w:r>
+              <w:t>Use and Explanation</w:t>
+            </w:r>
+          </w:p>
+        </w:tc>
+      </w:tr>
+      <w:tr>
+        <w:tc>
+          <w:tcPr>
+            <w:tcW w:w="4320" w:type="dxa"/>
+          </w:tcPr>
+          <w:p>
+            <w:pPr>
+              <w:bidi w:val="0"/>
+            </w:pPr>
+            <w:r>
+              <w:t>_authManager (AuthManager)</w:t>
+            </w:r>
+          </w:p>
+        </w:tc>
+        <w:tc>
+          <w:tcPr>
+            <w:tcW w:w="4320" w:type="dxa"/>
+          </w:tcPr>
+          <w:p>
+            <w:pPr>
+              <w:bidi w:val="0"/>
+              <w:rPr>
+                <w:lang w:val="en-US"/>
+              </w:rPr>
+            </w:pPr>
+            <w:r>
+              <w:t>מכיל לוגיקת אימות; מוזרק דרך DI.</w:t>
+            </w:r>
+          </w:p>
+        </w:tc>
+      </w:tr>
+    </w:tbl>
+    <w:p>
+      <w:pPr/>
+    </w:p>
+    <w:p>
+      <w:pPr>
+        <w:pStyle w:val="Normal"/>
+        <w:bidi/>
+      </w:pPr>
+      <w:r>
+        <w:t>פעולות:</w:t>
+      </w:r>
+    </w:p>
+    <w:tbl>
+      <w:tblPr>
+        <w:tblStyle w:val="a"/>
+        <w:tblW w:w="8640" w:type="dxa"/>
+        <w:tblInd w:w="-108" w:type="dxa"/>
+        <w:tblBorders>
+          <w:top w:val="single" w:sz="4" w:space="0" w:color="000000"/>
+          <w:left w:val="single" w:sz="4" w:space="0" w:color="000000"/>
+          <w:bottom w:val="single" w:sz="4" w:space="0" w:color="000000"/>
+          <w:right w:val="single" w:sz="4" w:space="0" w:color="000000"/>
+          <w:insideH w:val="single" w:sz="4" w:space="0" w:color="000000"/>
+          <w:insideV w:val="single" w:sz="4" w:space="0" w:color="000000"/>
+        </w:tblBorders>
+        <w:tblLayout w:type="fixed"/>
+        <w:tblLook w:val="0400" w:firstRow="0" w:lastRow="0" w:firstColumn="0" w:lastColumn="0" w:noHBand="0" w:noVBand="1"/>
+      </w:tblPr>
+      <w:tblGrid>
+        <w:gridCol w:w="4320"/>
+        <w:gridCol w:w="4320"/>
+      </w:tblGrid>
+      <w:tr>
+        <w:tc>
+          <w:tcPr>
+            <w:tcW w:w="4320" w:type="dxa"/>
+          </w:tcPr>
+          <w:p>
+            <w:pPr>
+              <w:bidi w:val="0"/>
+              <w:rPr>
+                <w:u w:val="single"/>
+              </w:rPr>
+            </w:pPr>
+            <w:r>
+              <w:t>Method Name</w:t>
+            </w:r>
+          </w:p>
+        </w:tc>
+        <w:tc>
+          <w:tcPr>
+            <w:tcW w:w="4320" w:type="dxa"/>
+          </w:tcPr>
+          <w:p>
+            <w:pPr>
+              <w:bidi w:val="0"/>
+              <w:rPr>
+                <w:u w:val="single"/>
+              </w:rPr>
+            </w:pPr>
+            <w:r>
+              <w:t>Use and Explanation</w:t>
+            </w:r>
+          </w:p>
+        </w:tc>
+      </w:tr>
+      <w:tr>
+        <w:tc>
+          <w:tcPr>
+            <w:tcW w:w="4320" w:type="dxa"/>
+          </w:tcPr>
+          <w:p>
+            <w:pPr>
+              <w:bidi w:val="0"/>
+            </w:pPr>
+            <w:r>
+              <w:t>Register (POST "RegisterUser")</w:t>
+            </w:r>
+          </w:p>
+        </w:tc>
+        <w:tc>
+          <w:tcPr>
+            <w:tcW w:w="4320" w:type="dxa"/>
+          </w:tcPr>
+          <w:p>
+            <w:pPr>
+              <w:bidi w:val="0"/>
+              <w:rPr>
+                <w:lang w:val="en-US"/>
+              </w:rPr>
+            </w:pPr>
+            <w:r>
+              <w:t>מפרשת User, קוראת RegisterAsync, מחזירה 200/409.</w:t>
+            </w:r>
+          </w:p>
+        </w:tc>
+      </w:tr>
+      <w:tr>
+        <w:tc>
+          <w:tcPr>
+            <w:tcW w:w="4320" w:type="dxa"/>
+          </w:tcPr>
+          <w:p>
+            <w:pPr>
+              <w:bidi w:val="0"/>
+            </w:pPr>
+            <w:r>
+              <w:t>Login (POST "VerifyLogin")</w:t>
+            </w:r>
+          </w:p>
+        </w:tc>
+        <w:tc>
+          <w:tcPr>
+            <w:tcW w:w="4320" w:type="dxa"/>
+          </w:tcPr>
+          <w:p>
+            <w:pPr>
+              <w:bidi w:val="0"/>
+              <w:rPr>
+                <w:lang w:val="en-US"/>
+              </w:rPr>
+            </w:pPr>
+            <w:r>
+              <w:t>מפרשת email+key, קוראת VerifyLoginAsync, מחזירה 200/401.</w:t>
+            </w:r>
+          </w:p>
+        </w:tc>
+      </w:tr>
+      <w:tr>
+        <w:tc>
+          <w:tcPr>
+            <w:tcW w:w="4320" w:type="dxa"/>
+          </w:tcPr>
+          <w:p>
+            <w:pPr>
+              <w:bidi w:val="0"/>
+            </w:pPr>
+            <w:r>
+              <w:t>GetSalts (POST "GetSalts")</w:t>
+            </w:r>
+          </w:p>
+        </w:tc>
+        <w:tc>
+          <w:tcPr>
+            <w:tcW w:w="4320" w:type="dxa"/>
+          </w:tcPr>
+          <w:p>
+            <w:pPr>
+              <w:bidi w:val="0"/>
+              <w:rPr>
+                <w:lang w:val="en-US"/>
+              </w:rPr>
+            </w:pPr>
+            <w:r>
+              <w:t>מפרשת Email, קוראת GetUserSaltsAsync, מחזירה SaltData עם 200/404.</w:t>
+            </w:r>
+          </w:p>
+        </w:tc>
+      </w:tr>
+      <w:tr>
+        <w:tc>
+          <w:tcPr>
+            <w:tcW w:w="4320" w:type="dxa"/>
+          </w:tcPr>
+          <w:p>
+            <w:pPr>
+              <w:bidi w:val="0"/>
+            </w:pPr>
+            <w:r>
+              <w:t>ValidateToken (GET "ValidateToken")</w:t>
+            </w:r>
+          </w:p>
+        </w:tc>
+        <w:tc>
+          <w:tcPr>
+            <w:tcW w:w="4320" w:type="dxa"/>
+          </w:tcPr>
+          <w:p>
+            <w:pPr>
+              <w:bidi w:val="0"/>
+              <w:rPr>
+                <w:lang w:val="en-US"/>
+              </w:rPr>
+            </w:pPr>
+            <w:r>
+              <w:t>מאמתת JWT מ-Authorization header; מחזירה 200+UserId או 401.</w:t>
+            </w:r>
+          </w:p>
+        </w:tc>
+      </w:tr>
+    </w:tbl>
+    <w:p>
+      <w:pPr/>
+    </w:p>
+    <w:p>
+      <w:pPr>
+        <w:pStyle w:val="Heading3"/>
+        <w:bidi/>
+      </w:pPr>
+      <w:r>
+        <w:t>פונקציות כספת (VaultItemFunctions)</w:t>
+      </w:r>
+    </w:p>
+    <w:p>
+      <w:pPr>
+        <w:pStyle w:val="Normal"/>
+        <w:bidi/>
+      </w:pPr>
+      <w:r>
+        <w:t>מחלקת Azure Functions לניהול פריטי הכספת. כל פונקציה דורשת JWT ב-Authorization header. UserId נגזר מה-JWT למניעת זיוף בעלות.</w:t>
+      </w:r>
+    </w:p>
+    <w:p>
+      <w:pPr>
+        <w:pStyle w:val="Normal"/>
+        <w:bidi/>
+      </w:pPr>
+      <w:r>
+        <w:t>תכונות:</w:t>
+      </w:r>
+    </w:p>
+    <w:tbl>
+      <w:tblPr>
+        <w:tblStyle w:val="a"/>
+        <w:tblW w:w="8640" w:type="dxa"/>
+        <w:tblInd w:w="-108" w:type="dxa"/>
+        <w:tblBorders>
+          <w:top w:val="single" w:sz="4" w:space="0" w:color="000000"/>
+          <w:left w:val="single" w:sz="4" w:space="0" w:color="000000"/>
+          <w:bottom w:val="single" w:sz="4" w:space="0" w:color="000000"/>
+          <w:right w:val="single" w:sz="4" w:space="0" w:color="000000"/>
+          <w:insideH w:val="single" w:sz="4" w:space="0" w:color="000000"/>
+          <w:insideV w:val="single" w:sz="4" w:space="0" w:color="000000"/>
+        </w:tblBorders>
+        <w:tblLayout w:type="fixed"/>
+        <w:tblLook w:val="0400" w:firstRow="0" w:lastRow="0" w:firstColumn="0" w:lastColumn="0" w:noHBand="0" w:noVBand="1"/>
+      </w:tblPr>
+      <w:tblGrid>
+        <w:gridCol w:w="4320"/>
+        <w:gridCol w:w="4320"/>
+      </w:tblGrid>
+      <w:tr>
+        <w:tc>
+          <w:tcPr>
+            <w:tcW w:w="4320" w:type="dxa"/>
+          </w:tcPr>
+          <w:p>
+            <w:pPr>
+              <w:bidi w:val="0"/>
+              <w:rPr>
+                <w:u w:val="single"/>
+              </w:rPr>
+            </w:pPr>
+            <w:r>
+              <w:t>Property Name</w:t>
+            </w:r>
+          </w:p>
+        </w:tc>
+        <w:tc>
+          <w:tcPr>
+            <w:tcW w:w="4320" w:type="dxa"/>
+          </w:tcPr>
+          <w:p>
+            <w:pPr>
+              <w:bidi w:val="0"/>
+              <w:rPr>
+                <w:u w:val="single"/>
+              </w:rPr>
+            </w:pPr>
+            <w:r>
+              <w:t>Use and Explanation</w:t>
+            </w:r>
+          </w:p>
+        </w:tc>
+      </w:tr>
+      <w:tr>
+        <w:tc>
+          <w:tcPr>
+            <w:tcW w:w="4320" w:type="dxa"/>
+          </w:tcPr>
+          <w:p>
+            <w:pPr>
+              <w:bidi w:val="0"/>
+            </w:pPr>
+            <w:r>
+              <w:t>_vaultItemManager (VaultItemManager)</w:t>
+            </w:r>
+          </w:p>
+        </w:tc>
+        <w:tc>
+          <w:tcPr>
+            <w:tcW w:w="4320" w:type="dxa"/>
+          </w:tcPr>
+          <w:p>
+            <w:pPr>
+              <w:bidi w:val="0"/>
+              <w:rPr>
+                <w:lang w:val="en-US"/>
+              </w:rPr>
+            </w:pPr>
+            <w:r>
+              <w:t>מכיל לוגיקת ניהול הכספת; מוזרק דרך DI.</w:t>
+            </w:r>
+          </w:p>
+        </w:tc>
+      </w:tr>
+    </w:tbl>
+    <w:p>
+      <w:pPr/>
+    </w:p>
+    <w:p>
+      <w:pPr>
+        <w:pStyle w:val="Normal"/>
+        <w:bidi/>
+      </w:pPr>
+      <w:r>
+        <w:t>פעולות:</w:t>
+      </w:r>
+    </w:p>
+    <w:tbl>
+      <w:tblPr>
+        <w:tblStyle w:val="a"/>
+        <w:tblW w:w="8640" w:type="dxa"/>
+        <w:tblInd w:w="-108" w:type="dxa"/>
+        <w:tblBorders>
+          <w:top w:val="single" w:sz="4" w:space="0" w:color="000000"/>
+          <w:left w:val="single" w:sz="4" w:space="0" w:color="000000"/>
+          <w:bottom w:val="single" w:sz="4" w:space="0" w:color="000000"/>
+          <w:right w:val="single" w:sz="4" w:space="0" w:color="000000"/>
+          <w:insideH w:val="single" w:sz="4" w:space="0" w:color="000000"/>
+          <w:insideV w:val="single" w:sz="4" w:space="0" w:color="000000"/>
+        </w:tblBorders>
+        <w:tblLayout w:type="fixed"/>
+        <w:tblLook w:val="0400" w:firstRow="0" w:lastRow="0" w:firstColumn="0" w:lastColumn="0" w:noHBand="0" w:noVBand="1"/>
+      </w:tblPr>
+      <w:tblGrid>
+        <w:gridCol w:w="4320"/>
+        <w:gridCol w:w="4320"/>
+      </w:tblGrid>
+      <w:tr>
+        <w:tc>
+          <w:tcPr>
+            <w:tcW w:w="4320" w:type="dxa"/>
+          </w:tcPr>
+          <w:p>
+            <w:pPr>
+              <w:bidi w:val="0"/>
+              <w:rPr>
+                <w:u w:val="single"/>
+              </w:rPr>
+            </w:pPr>
+            <w:r>
+              <w:t>Method Name</w:t>
+            </w:r>
+          </w:p>
+        </w:tc>
+        <w:tc>
+          <w:tcPr>
+            <w:tcW w:w="4320" w:type="dxa"/>
+          </w:tcPr>
+          <w:p>
+            <w:pPr>
+              <w:bidi w:val="0"/>
+              <w:rPr>
+                <w:u w:val="single"/>
+              </w:rPr>
+            </w:pPr>
+            <w:r>
+              <w:t>Use and Explanation</w:t>
+            </w:r>
+          </w:p>
+        </w:tc>
+      </w:tr>
+      <w:tr>
+        <w:tc>
+          <w:tcPr>
+            <w:tcW w:w="4320" w:type="dxa"/>
+          </w:tcPr>
+          <w:p>
+            <w:pPr>
+              <w:bidi w:val="0"/>
+            </w:pPr>
+            <w:r>
+              <w:t>AddVaultItem (POST "AddVaultItem")</w:t>
+            </w:r>
+          </w:p>
+        </w:tc>
+        <w:tc>
+          <w:tcPr>
+            <w:tcW w:w="4320" w:type="dxa"/>
+          </w:tcPr>
+          <w:p>
+            <w:pPr>
+              <w:bidi w:val="0"/>
+              <w:rPr>
+                <w:lang w:val="en-US"/>
+              </w:rPr>
+            </w:pPr>
+            <w:r>
+              <w:t>מאמתת JWT, קובעת UserId מ-JWT, קוראת AddVaultItemAsync.</w:t>
+            </w:r>
+          </w:p>
+        </w:tc>
+      </w:tr>
+      <w:tr>
+        <w:tc>
+          <w:tcPr>
+            <w:tcW w:w="4320" w:type="dxa"/>
+          </w:tcPr>
+          <w:p>
+            <w:pPr>
+              <w:bidi w:val="0"/>
+            </w:pPr>
+            <w:r>
+              <w:t>UpdateVaultItem (POST "UpdateVaultItem")</w:t>
+            </w:r>
+          </w:p>
+        </w:tc>
+        <w:tc>
+          <w:tcPr>
+            <w:tcW w:w="4320" w:type="dxa"/>
+          </w:tcPr>
+          <w:p>
+            <w:pPr>
+              <w:bidi w:val="0"/>
+              <w:rPr>
+                <w:lang w:val="en-US"/>
+              </w:rPr>
+            </w:pPr>
+            <w:r>
+              <w:t>מאמתת JWT, קובעת UserId, קוראת UpdateVaultItemAsync.</w:t>
+            </w:r>
+          </w:p>
+        </w:tc>
+      </w:tr>
+      <w:tr>
+        <w:tc>
+          <w:tcPr>
+            <w:tcW w:w="4320" w:type="dxa"/>
+          </w:tcPr>
+          <w:p>
+            <w:pPr>
+              <w:bidi w:val="0"/>
+            </w:pPr>
+            <w:r>
+              <w:t>GetVaultItems (GET "GetVaultItems")</w:t>
+            </w:r>
+          </w:p>
+        </w:tc>
+        <w:tc>
+          <w:tcPr>
+            <w:tcW w:w="4320" w:type="dxa"/>
+          </w:tcPr>
+          <w:p>
+            <w:pPr>
+              <w:bidi w:val="0"/>
+              <w:rPr>
+                <w:lang w:val="en-US"/>
+              </w:rPr>
+            </w:pPr>
+            <w:r>
+              <w:t>מאמתת JWT, מחזירה רשימת פריטים מוצפנים.</w:t>
+            </w:r>
+          </w:p>
+        </w:tc>
+      </w:tr>
+      <w:tr>
+        <w:tc>
+          <w:tcPr>
+            <w:tcW w:w="4320" w:type="dxa"/>
+          </w:tcPr>
+          <w:p>
+            <w:pPr>
+              <w:bidi w:val="0"/>
+            </w:pPr>
+            <w:r>
+              <w:t>DeleteVaultItem (POST "DeleteVaultItem")</w:t>
+            </w:r>
+          </w:p>
+        </w:tc>
+        <w:tc>
+          <w:tcPr>
+            <w:tcW w:w="4320" w:type="dxa"/>
+          </w:tcPr>
+          <w:p>
+            <w:pPr>
+              <w:bidi w:val="0"/>
+              <w:rPr>
+                <w:lang w:val="en-US"/>
+              </w:rPr>
+            </w:pPr>
+            <w:r>
+              <w:t>מאמתת JWT, מפרשת {Id}, קוראת DeleteVaultItemAsync.</w:t>
+            </w:r>
+          </w:p>
+        </w:tc>
+      </w:tr>
+    </w:tbl>
+    <w:p>
+      <w:pPr/>
+    </w:p>
+    <w:p>
+      <w:pPr>
+        <w:pStyle w:val="Heading3"/>
+        <w:bidi/>
+      </w:pPr>
+      <w:r>
+        <w:t>פונקציות משתמש (UserFunctions)</w:t>
+      </w:r>
+    </w:p>
+    <w:p>
+      <w:pPr>
+        <w:pStyle w:val="Normal"/>
+        <w:bidi/>
+      </w:pPr>
+      <w:r>
+        <w:t>מחלקת Azure Functions לניהול פרופיל וחשבון. כל פונקציה דורשת JWT.</w:t>
+      </w:r>
+    </w:p>
+    <w:p>
+      <w:pPr>
+        <w:pStyle w:val="Normal"/>
+        <w:bidi/>
+      </w:pPr>
+      <w:r>
+        <w:t>תכונות:</w:t>
+      </w:r>
+    </w:p>
+    <w:tbl>
+      <w:tblPr>
+        <w:tblStyle w:val="a"/>
+        <w:tblW w:w="8640" w:type="dxa"/>
+        <w:tblInd w:w="-108" w:type="dxa"/>
+        <w:tblBorders>
+          <w:top w:val="single" w:sz="4" w:space="0" w:color="000000"/>
+          <w:left w:val="single" w:sz="4" w:space="0" w:color="000000"/>
+          <w:bottom w:val="single" w:sz="4" w:space="0" w:color="000000"/>
+          <w:right w:val="single" w:sz="4" w:space="0" w:color="000000"/>
+          <w:insideH w:val="single" w:sz="4" w:space="0" w:color="000000"/>
+          <w:insideV w:val="single" w:sz="4" w:space="0" w:color="000000"/>
+        </w:tblBorders>
+        <w:tblLayout w:type="fixed"/>
+        <w:tblLook w:val="0400" w:firstRow="0" w:lastRow="0" w:firstColumn="0" w:lastColumn="0" w:noHBand="0" w:noVBand="1"/>
+      </w:tblPr>
+      <w:tblGrid>
+        <w:gridCol w:w="4320"/>
+        <w:gridCol w:w="4320"/>
+      </w:tblGrid>
+      <w:tr>
+        <w:tc>
+          <w:tcPr>
+            <w:tcW w:w="4320" w:type="dxa"/>
+          </w:tcPr>
+          <w:p>
+            <w:pPr>
+              <w:bidi w:val="0"/>
+              <w:rPr>
+                <w:u w:val="single"/>
+              </w:rPr>
+            </w:pPr>
+            <w:r>
+              <w:t>Property Name</w:t>
+            </w:r>
+          </w:p>
+        </w:tc>
+        <w:tc>
+          <w:tcPr>
+            <w:tcW w:w="4320" w:type="dxa"/>
+          </w:tcPr>
+          <w:p>
+            <w:pPr>
+              <w:bidi w:val="0"/>
+              <w:rPr>
+                <w:u w:val="single"/>
+              </w:rPr>
+            </w:pPr>
+            <w:r>
+              <w:t>Use and Explanation</w:t>
+            </w:r>
+          </w:p>
+        </w:tc>
+      </w:tr>
+      <w:tr>
+        <w:tc>
+          <w:tcPr>
+            <w:tcW w:w="4320" w:type="dxa"/>
+          </w:tcPr>
+          <w:p>
+            <w:pPr>
+              <w:bidi w:val="0"/>
+            </w:pPr>
+            <w:r>
+              <w:t>_userManager (UserManager)</w:t>
+            </w:r>
+          </w:p>
+        </w:tc>
+        <w:tc>
+          <w:tcPr>
+            <w:tcW w:w="4320" w:type="dxa"/>
+          </w:tcPr>
+          <w:p>
+            <w:pPr>
+              <w:bidi w:val="0"/>
+              <w:rPr>
+                <w:lang w:val="en-US"/>
+              </w:rPr>
+            </w:pPr>
+            <w:r>
+              <w:t>מכיל לוגיקת ניהול משתמשים; מוזרק דרך DI.</w:t>
+            </w:r>
+          </w:p>
+        </w:tc>
+      </w:tr>
+    </w:tbl>
+    <w:p>
+      <w:pPr/>
+    </w:p>
+    <w:p>
+      <w:pPr>
+        <w:pStyle w:val="Normal"/>
+        <w:bidi/>
+      </w:pPr>
+      <w:r>
+        <w:t>פעולות:</w:t>
+      </w:r>
+    </w:p>
+    <w:tbl>
+      <w:tblPr>
+        <w:tblStyle w:val="a"/>
+        <w:tblW w:w="8640" w:type="dxa"/>
+        <w:tblInd w:w="-108" w:type="dxa"/>
+        <w:tblBorders>
+          <w:top w:val="single" w:sz="4" w:space="0" w:color="000000"/>
+          <w:left w:val="single" w:sz="4" w:space="0" w:color="000000"/>
+          <w:bottom w:val="single" w:sz="4" w:space="0" w:color="000000"/>
+          <w:right w:val="single" w:sz="4" w:space="0" w:color="000000"/>
+          <w:insideH w:val="single" w:sz="4" w:space="0" w:color="000000"/>
+          <w:insideV w:val="single" w:sz="4" w:space="0" w:color="000000"/>
+        </w:tblBorders>
+        <w:tblLayout w:type="fixed"/>
+        <w:tblLook w:val="0400" w:firstRow="0" w:lastRow="0" w:firstColumn="0" w:lastColumn="0" w:noHBand="0" w:noVBand="1"/>
+      </w:tblPr>
+      <w:tblGrid>
+        <w:gridCol w:w="4320"/>
+        <w:gridCol w:w="4320"/>
+      </w:tblGrid>
+      <w:tr>
+        <w:tc>
+          <w:tcPr>
+            <w:tcW w:w="4320" w:type="dxa"/>
+          </w:tcPr>
+          <w:p>
+            <w:pPr>
+              <w:bidi w:val="0"/>
+              <w:rPr>
+                <w:u w:val="single"/>
+              </w:rPr>
+            </w:pPr>
+            <w:r>
+              <w:t>Method Name</w:t>
+            </w:r>
+          </w:p>
+        </w:tc>
+        <w:tc>
+          <w:tcPr>
+            <w:tcW w:w="4320" w:type="dxa"/>
+          </w:tcPr>
+          <w:p>
+            <w:pPr>
+              <w:bidi w:val="0"/>
+              <w:rPr>
+                <w:u w:val="single"/>
+              </w:rPr>
+            </w:pPr>
+            <w:r>
+              <w:t>Use and Explanation</w:t>
+            </w:r>
+          </w:p>
+        </w:tc>
+      </w:tr>
+      <w:tr>
+        <w:tc>
+          <w:tcPr>
+            <w:tcW w:w="4320" w:type="dxa"/>
+          </w:tcPr>
+          <w:p>
+            <w:pPr>
+              <w:bidi w:val="0"/>
+            </w:pPr>
+            <w:r>
+              <w:t>GetProfile (GET "GetProfile")</w:t>
+            </w:r>
+          </w:p>
+        </w:tc>
+        <w:tc>
+          <w:tcPr>
+            <w:tcW w:w="4320" w:type="dxa"/>
+          </w:tcPr>
+          <w:p>
+            <w:pPr>
+              <w:bidi w:val="0"/>
+              <w:rPr>
+                <w:lang w:val="en-US"/>
+              </w:rPr>
+            </w:pPr>
+            <w:r>
+              <w:t>מאמתת JWT, קוראת GetProfileAsync, מחזירה פרופיל מלא.</w:t>
+            </w:r>
+          </w:p>
+        </w:tc>
+      </w:tr>
+      <w:tr>
+        <w:tc>
+          <w:tcPr>
+            <w:tcW w:w="4320" w:type="dxa"/>
+          </w:tcPr>
+          <w:p>
+            <w:pPr>
+              <w:bidi w:val="0"/>
+            </w:pPr>
+            <w:r>
+              <w:t>UpdateUser (POST "UpdateUser")</w:t>
+            </w:r>
+          </w:p>
+        </w:tc>
+        <w:tc>
+          <w:tcPr>
+            <w:tcW w:w="4320" w:type="dxa"/>
+          </w:tcPr>
+          <w:p>
+            <w:pPr>
+              <w:bidi w:val="0"/>
+              <w:rPr>
+                <w:lang w:val="en-US"/>
+              </w:rPr>
+            </w:pPr>
+            <w:r>
+              <w:t>מאמתת JWT, מפרשת UpdateAccountRequest, קוראת UpdateUserAsync עם vault מוצפן מחדש.</w:t>
+            </w:r>
+          </w:p>
+        </w:tc>
+      </w:tr>
+      <w:tr>
+        <w:tc>
+          <w:tcPr>
+            <w:tcW w:w="4320" w:type="dxa"/>
+          </w:tcPr>
+          <w:p>
+            <w:pPr>
+              <w:bidi w:val="0"/>
+            </w:pPr>
+            <w:r>
+              <w:t>DeleteUser (POST "DeleteUser")</w:t>
+            </w:r>
+          </w:p>
+        </w:tc>
+        <w:tc>
+          <w:tcPr>
+            <w:tcW w:w="4320" w:type="dxa"/>
+          </w:tcPr>
+          <w:p>
+            <w:pPr>
+              <w:bidi w:val="0"/>
+              <w:rPr>
+                <w:lang w:val="en-US"/>
+              </w:rPr>
+            </w:pPr>
+            <w:r>
+              <w:t>מאמתת JWT, קוראת DeleteUserAsync; CASCADE מוחק vault והיסטוריה.</w:t>
+            </w:r>
+          </w:p>
+        </w:tc>
+      </w:tr>
+      <w:tr>
+        <w:tc>
+          <w:tcPr>
+            <w:tcW w:w="4320" w:type="dxa"/>
+          </w:tcPr>
+          <w:p>
+            <w:pPr>
+              <w:bidi w:val="0"/>
+            </w:pPr>
+            <w:r>
+              <w:t>GetPasswordHistory (GET "GetPasswordHistory")</w:t>
+            </w:r>
+          </w:p>
+        </w:tc>
+        <w:tc>
+          <w:tcPr>
+            <w:tcW w:w="4320" w:type="dxa"/>
+          </w:tcPr>
+          <w:p>
+            <w:pPr>
+              <w:bidi w:val="0"/>
+              <w:rPr>
+                <w:lang w:val="en-US"/>
+              </w:rPr>
+            </w:pPr>
+            <w:r>
+              <w:t>מאמתת JWT, מחזירה 4 סיסמאות ישנות לבדיקת אי-שימוש חוזר.</w:t>
+            </w:r>
+          </w:p>
+        </w:tc>
+      </w:tr>
+    </w:tbl>
+    <w:p>
+      <w:pPr/>
+    </w:p>
+    <w:p>
+      <w:pPr>
+        <w:pStyle w:val="Heading3"/>
+        <w:bidi/>
+      </w:pPr>
+      <w:r>
+        <w:t>פונקציות בדיקת סיסמאות (PasswordCheckFunctions)</w:t>
+      </w:r>
+    </w:p>
+    <w:p>
+      <w:pPr>
+        <w:pStyle w:val="Normal"/>
+        <w:bidi/>
+      </w:pPr>
+      <w:r>
+        <w:t>מחלקת Azure Functions לחשיפת endpoint בדיקת הסיסמאות. אינו דורש JWT — UserId מגיע בגוף הבקשה לשימוש ה-PasswordMonitorService ברקע.</w:t>
+      </w:r>
+    </w:p>
+    <w:p>
+      <w:pPr>
+        <w:pStyle w:val="Normal"/>
+        <w:bidi/>
+      </w:pPr>
+      <w:r>
+        <w:t>תכונות:</w:t>
+      </w:r>
+    </w:p>
+    <w:tbl>
+      <w:tblPr>
+        <w:tblStyle w:val="a"/>
+        <w:tblW w:w="8640" w:type="dxa"/>
+        <w:tblInd w:w="-108" w:type="dxa"/>
+        <w:tblBorders>
+          <w:top w:val="single" w:sz="4" w:space="0" w:color="000000"/>
+          <w:left w:val="single" w:sz="4" w:space="0" w:color="000000"/>
+          <w:bottom w:val="single" w:sz="4" w:space="0" w:color="000000"/>
+          <w:right w:val="single" w:sz="4" w:space="0" w:color="000000"/>
+          <w:insideH w:val="single" w:sz="4" w:space="0" w:color="000000"/>
+          <w:insideV w:val="single" w:sz="4" w:space="0" w:color="000000"/>
+        </w:tblBorders>
+        <w:tblLayout w:type="fixed"/>
+        <w:tblLook w:val="0400" w:firstRow="0" w:lastRow="0" w:firstColumn="0" w:lastColumn="0" w:noHBand="0" w:noVBand="1"/>
+      </w:tblPr>
+      <w:tblGrid>
+        <w:gridCol w:w="4320"/>
+        <w:gridCol w:w="4320"/>
+      </w:tblGrid>
+      <w:tr>
+        <w:tc>
+          <w:tcPr>
+            <w:tcW w:w="4320" w:type="dxa"/>
+          </w:tcPr>
+          <w:p>
+            <w:pPr>
+              <w:bidi w:val="0"/>
+              <w:rPr>
+                <w:u w:val="single"/>
+              </w:rPr>
+            </w:pPr>
+            <w:r>
+              <w:t>Property Name</w:t>
+            </w:r>
+          </w:p>
+        </w:tc>
+        <w:tc>
+          <w:tcPr>
+            <w:tcW w:w="4320" w:type="dxa"/>
+          </w:tcPr>
+          <w:p>
+            <w:pPr>
+              <w:bidi w:val="0"/>
+              <w:rPr>
+                <w:u w:val="single"/>
+              </w:rPr>
+            </w:pPr>
+            <w:r>
+              <w:t>Use and Explanation</w:t>
+            </w:r>
+          </w:p>
+        </w:tc>
+      </w:tr>
+      <w:tr>
+        <w:tc>
+          <w:tcPr>
+            <w:tcW w:w="4320" w:type="dxa"/>
+          </w:tcPr>
+          <w:p>
+            <w:pPr>
+              <w:bidi w:val="0"/>
+            </w:pPr>
+            <w:r>
+              <w:t>_manager (PasswordCheckManager)</w:t>
+            </w:r>
+          </w:p>
+        </w:tc>
+        <w:tc>
+          <w:tcPr>
+            <w:tcW w:w="4320" w:type="dxa"/>
+          </w:tcPr>
+          <w:p>
+            <w:pPr>
+              <w:bidi w:val="0"/>
+              <w:rPr>
+                <w:lang w:val="en-US"/>
+              </w:rPr>
+            </w:pPr>
+            <w:r>
+              <w:t>מכיל לוגיקת חישוב סיכום הבריאות; מוזרק דרך DI.</w:t>
+            </w:r>
+          </w:p>
+        </w:tc>
+      </w:tr>
+    </w:tbl>
+    <w:p>
+      <w:pPr/>
+    </w:p>
+    <w:p>
+      <w:pPr>
+        <w:pStyle w:val="Normal"/>
+        <w:bidi/>
+      </w:pPr>
+      <w:r>
+        <w:t>פעולות:</w:t>
+      </w:r>
+    </w:p>
+    <w:tbl>
+      <w:tblPr>
+        <w:tblStyle w:val="a"/>
+        <w:tblW w:w="8640" w:type="dxa"/>
+        <w:tblInd w:w="-108" w:type="dxa"/>
+        <w:tblBorders>
+          <w:top w:val="single" w:sz="4" w:space="0" w:color="000000"/>
+          <w:left w:val="single" w:sz="4" w:space="0" w:color="000000"/>
+          <w:bottom w:val="single" w:sz="4" w:space="0" w:color="000000"/>
+          <w:right w:val="single" w:sz="4" w:space="0" w:color="000000"/>
+          <w:insideH w:val="single" w:sz="4" w:space="0" w:color="000000"/>
+          <w:insideV w:val="single" w:sz="4" w:space="0" w:color="000000"/>
+        </w:tblBorders>
+        <w:tblLayout w:type="fixed"/>
+        <w:tblLook w:val="0400" w:firstRow="0" w:lastRow="0" w:firstColumn="0" w:lastColumn="0" w:noHBand="0" w:noVBand="1"/>
+      </w:tblPr>
+      <w:tblGrid>
+        <w:gridCol w:w="4320"/>
+        <w:gridCol w:w="4320"/>
+      </w:tblGrid>
+      <w:tr>
+        <w:tc>
+          <w:tcPr>
+            <w:tcW w:w="4320" w:type="dxa"/>
+          </w:tcPr>
+          <w:p>
+            <w:pPr>
+              <w:bidi w:val="0"/>
+              <w:rPr>
+                <w:u w:val="single"/>
+              </w:rPr>
+            </w:pPr>
+            <w:r>
+              <w:t>Method Name</w:t>
+            </w:r>
+          </w:p>
+        </w:tc>
+        <w:tc>
+          <w:tcPr>
+            <w:tcW w:w="4320" w:type="dxa"/>
+          </w:tcPr>
+          <w:p>
+            <w:pPr>
+              <w:bidi w:val="0"/>
+              <w:rPr>
+                <w:u w:val="single"/>
+              </w:rPr>
+            </w:pPr>
+            <w:r>
+              <w:t>Use and Explanation</w:t>
+            </w:r>
+          </w:p>
+        </w:tc>
+      </w:tr>
+      <w:tr>
+        <w:tc>
+          <w:tcPr>
+            <w:tcW w:w="4320" w:type="dxa"/>
+          </w:tcPr>
+          <w:p>
+            <w:pPr>
+              <w:bidi w:val="0"/>
+            </w:pPr>
+            <w:r>
+              <w:t>PasswordCheck (POST "PasswordCheck")</w:t>
+            </w:r>
+          </w:p>
+        </w:tc>
+        <w:tc>
+          <w:tcPr>
+            <w:tcW w:w="4320" w:type="dxa"/>
+          </w:tcPr>
+          <w:p>
+            <w:pPr>
+              <w:bidi w:val="0"/>
+              <w:rPr>
+                <w:lang w:val="en-US"/>
+              </w:rPr>
+            </w:pPr>
+            <w:r>
+              <w:t>מפרשת {UserId}, קוראת GetPasswordCheckAsync, מחזירה PasswordCheckResult עם BreachedCount/OldCount/MasterPasswordOld.</w:t>
+            </w:r>
+          </w:p>
+        </w:tc>
+      </w:tr>
+    </w:tbl>
+    <w:p>
+      <w:pPr/>
+    </w:p>
+    <w:p>
+      <w:pPr>
+        <w:pStyle w:val="Heading2"/>
+        <w:bidi/>
+      </w:pPr>
+      <w:r>
+        <w:t>אובייקטי העברת נתונים (DTOs)</w:t>
+      </w:r>
+    </w:p>
+    <w:p>
+      <w:pPr/>
+    </w:p>
+    <w:p>
+      <w:pPr>
+        <w:pStyle w:val="Heading3"/>
+        <w:bidi/>
+      </w:pPr>
+      <w:r>
+        <w:t>תגובת שרת גנרית (ServerResponse&lt;T&gt;)</w:t>
+      </w:r>
+    </w:p>
+    <w:p>
+      <w:pPr>
+        <w:pStyle w:val="Normal"/>
+        <w:bidi/>
+      </w:pPr>
+      <w:r>
+        <w:t>מחלקה גנרית המשמשת תבנית תגובה אחידה לכל ה-endpoint-ים. מבטיחה שכל תגובה תכיל Success, Message ו-Data. הלקוח תמיד בודק Success לפני גישה ל-Data.</w:t>
+      </w:r>
+    </w:p>
+    <w:p>
+      <w:pPr>
+        <w:pStyle w:val="Normal"/>
+        <w:bidi/>
+      </w:pPr>
+      <w:r>
+        <w:t>תכונות:</w:t>
+      </w:r>
+    </w:p>
+    <w:tbl>
+      <w:tblPr>
+        <w:tblStyle w:val="a"/>
+        <w:tblW w:w="8640" w:type="dxa"/>
+        <w:tblInd w:w="-108" w:type="dxa"/>
+        <w:tblBorders>
+          <w:top w:val="single" w:sz="4" w:space="0" w:color="000000"/>
+          <w:left w:val="single" w:sz="4" w:space="0" w:color="000000"/>
+          <w:bottom w:val="single" w:sz="4" w:space="0" w:color="000000"/>
+          <w:right w:val="single" w:sz="4" w:space="0" w:color="000000"/>
+          <w:insideH w:val="single" w:sz="4" w:space="0" w:color="000000"/>
+          <w:insideV w:val="single" w:sz="4" w:space="0" w:color="000000"/>
+        </w:tblBorders>
+        <w:tblLayout w:type="fixed"/>
+        <w:tblLook w:val="0400" w:firstRow="0" w:lastRow="0" w:firstColumn="0" w:lastColumn="0" w:noHBand="0" w:noVBand="1"/>
+      </w:tblPr>
+      <w:tblGrid>
+        <w:gridCol w:w="4320"/>
+        <w:gridCol w:w="4320"/>
+      </w:tblGrid>
+      <w:tr>
+        <w:tc>
+          <w:tcPr>
+            <w:tcW w:w="4320" w:type="dxa"/>
+          </w:tcPr>
+          <w:p>
+            <w:pPr>
+              <w:bidi w:val="0"/>
+              <w:rPr>
+                <w:u w:val="single"/>
+              </w:rPr>
+            </w:pPr>
+            <w:r>
+              <w:t>Property Name</w:t>
+            </w:r>
+          </w:p>
+        </w:tc>
+        <w:tc>
+          <w:tcPr>
+            <w:tcW w:w="4320" w:type="dxa"/>
+          </w:tcPr>
+          <w:p>
+            <w:pPr>
+              <w:bidi w:val="0"/>
+              <w:rPr>
+                <w:u w:val="single"/>
+              </w:rPr>
+            </w:pPr>
+            <w:r>
+              <w:t>Use and Explanation</w:t>
+            </w:r>
+          </w:p>
+        </w:tc>
+      </w:tr>
+      <w:tr>
+        <w:tc>
+          <w:tcPr>
+            <w:tcW w:w="4320" w:type="dxa"/>
+          </w:tcPr>
+          <w:p>
+            <w:pPr>
+              <w:bidi w:val="0"/>
+            </w:pPr>
+            <w:r>
+              <w:t>Success (bool)</w:t>
+            </w:r>
+          </w:p>
+        </w:tc>
+        <w:tc>
+          <w:tcPr>
+            <w:tcW w:w="4320" w:type="dxa"/>
+          </w:tcPr>
+          <w:p>
+            <w:pPr>
+              <w:bidi w:val="0"/>
+              <w:rPr>
+                <w:lang w:val="en-US"/>
+              </w:rPr>
+            </w:pPr>
+            <w:r>
+              <w:t>true אם הפעולה הצליחה.</w:t>
+            </w:r>
+          </w:p>
+        </w:tc>
+      </w:tr>
+      <w:tr>
+        <w:tc>
+          <w:tcPr>
+            <w:tcW w:w="4320" w:type="dxa"/>
+          </w:tcPr>
+          <w:p>
+            <w:pPr>
+              <w:bidi w:val="0"/>
+            </w:pPr>
+            <w:r>
+              <w:t>Message (string)</w:t>
+            </w:r>
+          </w:p>
+        </w:tc>
+        <w:tc>
+          <w:tcPr>
+            <w:tcW w:w="4320" w:type="dxa"/>
+          </w:tcPr>
+          <w:p>
+            <w:pPr>
+              <w:bidi w:val="0"/>
+              <w:rPr>
+                <w:lang w:val="en-US"/>
+              </w:rPr>
+            </w:pPr>
+            <w:r>
+              <w:t>הסבר טקסטואלי על תוצאת הפעולה.</w:t>
+            </w:r>
+          </w:p>
+        </w:tc>
+      </w:tr>
+      <w:tr>
+        <w:tc>
+          <w:tcPr>
+            <w:tcW w:w="4320" w:type="dxa"/>
+          </w:tcPr>
+          <w:p>
+            <w:pPr>
+              <w:bidi w:val="0"/>
+            </w:pPr>
+            <w:r>
+              <w:t>Data (T)</w:t>
+            </w:r>
+          </w:p>
+        </w:tc>
+        <w:tc>
+          <w:tcPr>
+            <w:tcW w:w="4320" w:type="dxa"/>
+          </w:tcPr>
+          <w:p>
+            <w:pPr>
+              <w:bidi w:val="0"/>
+              <w:rPr>
+                <w:lang w:val="en-US"/>
+              </w:rPr>
+            </w:pPr>
+            <w:r>
+              <w:t>תוצאה גנרית (AuthData, List&lt;VaultItem&gt; וכו׳); null בכשלון.</w:t>
+            </w:r>
+          </w:p>
+        </w:tc>
+      </w:tr>
+    </w:tbl>
+    <w:p>
+      <w:pPr/>
+    </w:p>
+    <w:p>
+      <w:pPr>
+        <w:pStyle w:val="Heading3"/>
+        <w:bidi/>
+      </w:pPr>
+      <w:r>
+        <w:t>נתוני אימות (AuthData)</w:t>
+      </w:r>
+    </w:p>
+    <w:p>
+      <w:pPr>
+        <w:pStyle w:val="Normal"/>
+        <w:bidi/>
+      </w:pPr>
+      <w:r>
+        <w:t>DTO הנשלח ב-ServerResponse&lt;AuthData&gt; לאחר הרשמה/כניסה מוצלחת. הלקוח שומר את Token ב-SecureStorage ומשתמש ב-UserId לשירות הניטור ברקע.</w:t>
+      </w:r>
+    </w:p>
+    <w:p>
+      <w:pPr>
+        <w:pStyle w:val="Normal"/>
+        <w:bidi/>
+      </w:pPr>
+      <w:r>
+        <w:t>תכונות:</w:t>
+      </w:r>
+    </w:p>
+    <w:tbl>
+      <w:tblPr>
+        <w:tblStyle w:val="a"/>
+        <w:tblW w:w="8640" w:type="dxa"/>
+        <w:tblInd w:w="-108" w:type="dxa"/>
+        <w:tblBorders>
+          <w:top w:val="single" w:sz="4" w:space="0" w:color="000000"/>
+          <w:left w:val="single" w:sz="4" w:space="0" w:color="000000"/>
+          <w:bottom w:val="single" w:sz="4" w:space="0" w:color="000000"/>
+          <w:right w:val="single" w:sz="4" w:space="0" w:color="000000"/>
+          <w:insideH w:val="single" w:sz="4" w:space="0" w:color="000000"/>
+          <w:insideV w:val="single" w:sz="4" w:space="0" w:color="000000"/>
+        </w:tblBorders>
+        <w:tblLayout w:type="fixed"/>
+        <w:tblLook w:val="0400" w:firstRow="0" w:lastRow="0" w:firstColumn="0" w:lastColumn="0" w:noHBand="0" w:noVBand="1"/>
+      </w:tblPr>
+      <w:tblGrid>
+        <w:gridCol w:w="4320"/>
+        <w:gridCol w:w="4320"/>
+      </w:tblGrid>
+      <w:tr>
+        <w:tc>
+          <w:tcPr>
+            <w:tcW w:w="4320" w:type="dxa"/>
+          </w:tcPr>
+          <w:p>
+            <w:pPr>
+              <w:bidi w:val="0"/>
+              <w:rPr>
+                <w:u w:val="single"/>
+              </w:rPr>
+            </w:pPr>
+            <w:r>
+              <w:t>Property Name</w:t>
+            </w:r>
+          </w:p>
+        </w:tc>
+        <w:tc>
+          <w:tcPr>
+            <w:tcW w:w="4320" w:type="dxa"/>
+          </w:tcPr>
+          <w:p>
+            <w:pPr>
+              <w:bidi w:val="0"/>
+              <w:rPr>
+                <w:u w:val="single"/>
+              </w:rPr>
+            </w:pPr>
+            <w:r>
+              <w:t>Use and Explanation</w:t>
+            </w:r>
+          </w:p>
+        </w:tc>
+      </w:tr>
+      <w:tr>
+        <w:tc>
+          <w:tcPr>
+            <w:tcW w:w="4320" w:type="dxa"/>
+          </w:tcPr>
+          <w:p>
+            <w:pPr>
+              <w:bidi w:val="0"/>
+            </w:pPr>
+            <w:r>
+              <w:t>UserId (int)</w:t>
+            </w:r>
+          </w:p>
+        </w:tc>
+        <w:tc>
+          <w:tcPr>
+            <w:tcW w:w="4320" w:type="dxa"/>
+          </w:tcPr>
+          <w:p>
+            <w:pPr>
+              <w:bidi w:val="0"/>
+              <w:rPr>
+                <w:lang w:val="en-US"/>
+              </w:rPr>
+            </w:pPr>
+            <w:r>
+              <w:t>מזהה המשתמש שנוצר/אומת; נשמר ב-SecureStorage.</w:t>
+            </w:r>
+          </w:p>
+        </w:tc>
+      </w:tr>
+      <w:tr>
+        <w:tc>
+          <w:tcPr>
+            <w:tcW w:w="4320" w:type="dxa"/>
+          </w:tcPr>
+          <w:p>
+            <w:pPr>
+              <w:bidi w:val="0"/>
+            </w:pPr>
+            <w:r>
+              <w:t>Username (string)</w:t>
+            </w:r>
+          </w:p>
+        </w:tc>
+        <w:tc>
+          <w:tcPr>
+            <w:tcW w:w="4320" w:type="dxa"/>
+          </w:tcPr>
+          <w:p>
+            <w:pPr>
+              <w:bidi w:val="0"/>
+              <w:rPr>
+                <w:lang w:val="en-US"/>
+              </w:rPr>
+            </w:pPr>
+            <w:r>
+              <w:t>שם המשתמש לתצוגה; נשמר ב-SecureStorage.</w:t>
+            </w:r>
+          </w:p>
+        </w:tc>
+      </w:tr>
+      <w:tr>
+        <w:tc>
+          <w:tcPr>
+            <w:tcW w:w="4320" w:type="dxa"/>
+          </w:tcPr>
+          <w:p>
+            <w:pPr>
+              <w:bidi w:val="0"/>
+            </w:pPr>
+            <w:r>
+              <w:t>Token (string)</w:t>
+            </w:r>
+          </w:p>
+        </w:tc>
+        <w:tc>
+          <w:tcPr>
+            <w:tcW w:w="4320" w:type="dxa"/>
+          </w:tcPr>
+          <w:p>
+            <w:pPr>
+              <w:bidi w:val="0"/>
+              <w:rPr>
+                <w:lang w:val="en-US"/>
+              </w:rPr>
+            </w:pPr>
+            <w:r>
+              <w:t>JWT לצירוף לכל בקשה מאומתת ב-Authorization: Bearer &lt;token&gt;.</w:t>
+            </w:r>
+          </w:p>
+        </w:tc>
+      </w:tr>
+    </w:tbl>
+    <w:p>
+      <w:pPr/>
+    </w:p>
+    <w:p>
+      <w:pPr>
+        <w:pStyle w:val="Heading3"/>
+        <w:bidi/>
+      </w:pPr>
+      <w:r>
+        <w:t>נתוני מלחים (SaltData)</w:t>
+      </w:r>
+    </w:p>
+    <w:p>
+      <w:pPr>
+        <w:pStyle w:val="Normal"/>
+        <w:bidi/>
+      </w:pPr>
+      <w:r>
+        <w:t>DTO הנשלח ב-ServerResponse&lt;SaltData&gt; בתגובת GetSalts. הלקוח משתמש ב-AuthSalt לגזירת מפתח האימות וב-EncryptionSalt לגזירת מפתח הכספת — שניהם PBKDF2 600k איטרציות.</w:t>
+      </w:r>
+    </w:p>
+    <w:p>
+      <w:pPr>
+        <w:pStyle w:val="Normal"/>
+        <w:bidi/>
+      </w:pPr>
+      <w:r>
+        <w:t>תכונות:</w:t>
+      </w:r>
+    </w:p>
+    <w:tbl>
+      <w:tblPr>
+        <w:tblStyle w:val="a"/>
+        <w:tblW w:w="8640" w:type="dxa"/>
+        <w:tblInd w:w="-108" w:type="dxa"/>
+        <w:tblBorders>
+          <w:top w:val="single" w:sz="4" w:space="0" w:color="000000"/>
+          <w:left w:val="single" w:sz="4" w:space="0" w:color="000000"/>
+          <w:bottom w:val="single" w:sz="4" w:space="0" w:color="000000"/>
+          <w:right w:val="single" w:sz="4" w:space="0" w:color="000000"/>
+          <w:insideH w:val="single" w:sz="4" w:space="0" w:color="000000"/>
+          <w:insideV w:val="single" w:sz="4" w:space="0" w:color="000000"/>
+        </w:tblBorders>
+        <w:tblLayout w:type="fixed"/>
+        <w:tblLook w:val="0400" w:firstRow="0" w:lastRow="0" w:firstColumn="0" w:lastColumn="0" w:noHBand="0" w:noVBand="1"/>
+      </w:tblPr>
+      <w:tblGrid>
+        <w:gridCol w:w="4320"/>
+        <w:gridCol w:w="4320"/>
+      </w:tblGrid>
+      <w:tr>
+        <w:tc>
+          <w:tcPr>
+            <w:tcW w:w="4320" w:type="dxa"/>
+          </w:tcPr>
+          <w:p>
+            <w:pPr>
+              <w:bidi w:val="0"/>
+              <w:rPr>
+                <w:u w:val="single"/>
+              </w:rPr>
+            </w:pPr>
+            <w:r>
+              <w:t>Property Name</w:t>
+            </w:r>
+          </w:p>
+        </w:tc>
+        <w:tc>
+          <w:tcPr>
+            <w:tcW w:w="4320" w:type="dxa"/>
+          </w:tcPr>
+          <w:p>
+            <w:pPr>
+              <w:bidi w:val="0"/>
+              <w:rPr>
+                <w:u w:val="single"/>
+              </w:rPr>
+            </w:pPr>
+            <w:r>
+              <w:t>Use and Explanation</w:t>
+            </w:r>
+          </w:p>
+        </w:tc>
+      </w:tr>
+      <w:tr>
+        <w:tc>
+          <w:tcPr>
+            <w:tcW w:w="4320" w:type="dxa"/>
+          </w:tcPr>
+          <w:p>
+            <w:pPr>
+              <w:bidi w:val="0"/>
+            </w:pPr>
+            <w:r>
+              <w:t>AuthSalt (string)</w:t>
+            </w:r>
+          </w:p>
+        </w:tc>
+        <w:tc>
+          <w:tcPr>
+            <w:tcW w:w="4320" w:type="dxa"/>
+          </w:tcPr>
+          <w:p>
+            <w:pPr>
+              <w:bidi w:val="0"/>
+              <w:rPr>
+                <w:lang w:val="en-US"/>
+              </w:rPr>
+            </w:pPr>
+            <w:r>
+              <w:t>מלח לגזירת MasterPasswordKey; Base64, 32 בייט.</w:t>
+            </w:r>
+          </w:p>
+        </w:tc>
+      </w:tr>
+      <w:tr>
+        <w:tc>
+          <w:tcPr>
+            <w:tcW w:w="4320" w:type="dxa"/>
+          </w:tcPr>
+          <w:p>
+            <w:pPr>
+              <w:bidi w:val="0"/>
+            </w:pPr>
+            <w:r>
+              <w:t>EncryptionSalt (string)</w:t>
+            </w:r>
+          </w:p>
+        </w:tc>
+        <w:tc>
+          <w:tcPr>
+            <w:tcW w:w="4320" w:type="dxa"/>
+          </w:tcPr>
+          <w:p>
+            <w:pPr>
+              <w:bidi w:val="0"/>
+              <w:rPr>
+                <w:lang w:val="en-US"/>
+              </w:rPr>
+            </w:pPr>
+            <w:r>
+              <w:t>מלח לגזירת מפתח AES-256; Base64, 32 בייט.</w:t>
+            </w:r>
+          </w:p>
+        </w:tc>
+      </w:tr>
+    </w:tbl>
+    <w:p>
+      <w:pPr/>
+    </w:p>
+    <w:p>
+      <w:pPr>
+        <w:pStyle w:val="Heading3"/>
+        <w:bidi/>
+      </w:pPr>
+      <w:r>
+        <w:t>בקשת בדיקת סיסמאות (PasswordCheckRequest)</w:t>
+      </w:r>
+    </w:p>
+    <w:p>
+      <w:pPr>
+        <w:pStyle w:val="Normal"/>
+        <w:bidi/>
+      </w:pPr>
+      <w:r>
+        <w:t>DTO לגוף הבקשה של PasswordCheck endpoint. אינו דורש JWT — מכיל רק UserId כדי שה-PasswordMonitorService יוכל לקרוא ללא סשן פעיל.</w:t>
+      </w:r>
+    </w:p>
+    <w:p>
+      <w:pPr>
+        <w:pStyle w:val="Normal"/>
+        <w:bidi/>
+      </w:pPr>
+      <w:r>
+        <w:t>תכונות:</w:t>
+      </w:r>
+    </w:p>
+    <w:tbl>
+      <w:tblPr>
+        <w:tblStyle w:val="a"/>
+        <w:tblW w:w="8640" w:type="dxa"/>
+        <w:tblInd w:w="-108" w:type="dxa"/>
+        <w:tblBorders>
+          <w:top w:val="single" w:sz="4" w:space="0" w:color="000000"/>
+          <w:left w:val="single" w:sz="4" w:space="0" w:color="000000"/>
+          <w:bottom w:val="single" w:sz="4" w:space="0" w:color="000000"/>
+          <w:right w:val="single" w:sz="4" w:space="0" w:color="000000"/>
+          <w:insideH w:val="single" w:sz="4" w:space="0" w:color="000000"/>
+          <w:insideV w:val="single" w:sz="4" w:space="0" w:color="000000"/>
+        </w:tblBorders>
+        <w:tblLayout w:type="fixed"/>
+        <w:tblLook w:val="0400" w:firstRow="0" w:lastRow="0" w:firstColumn="0" w:lastColumn="0" w:noHBand="0" w:noVBand="1"/>
+      </w:tblPr>
+      <w:tblGrid>
+        <w:gridCol w:w="4320"/>
+        <w:gridCol w:w="4320"/>
+      </w:tblGrid>
+      <w:tr>
+        <w:tc>
+          <w:tcPr>
+            <w:tcW w:w="4320" w:type="dxa"/>
+          </w:tcPr>
+          <w:p>
+            <w:pPr>
+              <w:bidi w:val="0"/>
+              <w:rPr>
+                <w:u w:val="single"/>
+              </w:rPr>
+            </w:pPr>
+            <w:r>
+              <w:t>Property Name</w:t>
+            </w:r>
+          </w:p>
+        </w:tc>
+        <w:tc>
+          <w:tcPr>
+            <w:tcW w:w="4320" w:type="dxa"/>
+          </w:tcPr>
+          <w:p>
+            <w:pPr>
+              <w:bidi w:val="0"/>
+              <w:rPr>
+                <w:u w:val="single"/>
+              </w:rPr>
+            </w:pPr>
+            <w:r>
+              <w:t>Use and Explanation</w:t>
+            </w:r>
+          </w:p>
+        </w:tc>
+      </w:tr>
+      <w:tr>
+        <w:tc>
+          <w:tcPr>
+            <w:tcW w:w="4320" w:type="dxa"/>
+          </w:tcPr>
+          <w:p>
+            <w:pPr>
+              <w:bidi w:val="0"/>
+            </w:pPr>
+            <w:r>
+              <w:t>UserId (int)</w:t>
+            </w:r>
+          </w:p>
+        </w:tc>
+        <w:tc>
+          <w:tcPr>
+            <w:tcW w:w="4320" w:type="dxa"/>
+          </w:tcPr>
+          <w:p>
+            <w:pPr>
+              <w:bidi w:val="0"/>
+              <w:rPr>
+                <w:lang w:val="en-US"/>
+              </w:rPr>
+            </w:pPr>
+            <w:r>
+              <w:t>מזהה המשתמש שנשמר ב-SecureStorage ע"י ה-PasswordMonitorService.</w:t>
+            </w:r>
+          </w:p>
+        </w:tc>
+      </w:tr>
+    </w:tbl>
+    <w:p>
+      <w:pPr/>
+    </w:p>
+    <w:p>
+      <w:pPr>
+        <w:pStyle w:val="Heading3"/>
+        <w:bidi/>
+      </w:pPr>
+      <w:r>
+        <w:t>תוצאת בדיקת סיסמאות (PasswordCheckResult)</w:t>
+      </w:r>
+    </w:p>
+    <w:p>
+      <w:pPr>
+        <w:pStyle w:val="Normal"/>
+        <w:bidi/>
+      </w:pPr>
+      <w:r>
+        <w:t>DTO הנשלח חזרה מ-PasswordCheck endpoint עם סיכום בריאות הסיסמאות. ה-PasswordCheckDecision בלקוח מחליט על סמך תוצאה זו האם לשלוח התראה.</w:t>
+      </w:r>
+    </w:p>
+    <w:p>
+      <w:pPr>
+        <w:pStyle w:val="Normal"/>
+        <w:bidi/>
+      </w:pPr>
+      <w:r>
+        <w:t>תכונות:</w:t>
+      </w:r>
+    </w:p>
+    <w:tbl>
+      <w:tblPr>
+        <w:tblStyle w:val="a"/>
+        <w:tblW w:w="8640" w:type="dxa"/>
+        <w:tblInd w:w="-108" w:type="dxa"/>
+        <w:tblBorders>
+          <w:top w:val="single" w:sz="4" w:space="0" w:color="000000"/>
+          <w:left w:val="single" w:sz="4" w:space="0" w:color="000000"/>
+          <w:bottom w:val="single" w:sz="4" w:space="0" w:color="000000"/>
+          <w:right w:val="single" w:sz="4" w:space="0" w:color="000000"/>
+          <w:insideH w:val="single" w:sz="4" w:space="0" w:color="000000"/>
+          <w:insideV w:val="single" w:sz="4" w:space="0" w:color="000000"/>
+        </w:tblBorders>
+        <w:tblLayout w:type="fixed"/>
+        <w:tblLook w:val="0400" w:firstRow="0" w:lastRow="0" w:firstColumn="0" w:lastColumn="0" w:noHBand="0" w:noVBand="1"/>
+      </w:tblPr>
+      <w:tblGrid>
+        <w:gridCol w:w="4320"/>
+        <w:gridCol w:w="4320"/>
+      </w:tblGrid>
+      <w:tr>
+        <w:tc>
+          <w:tcPr>
+            <w:tcW w:w="4320" w:type="dxa"/>
+          </w:tcPr>
+          <w:p>
+            <w:pPr>
+              <w:bidi w:val="0"/>
+              <w:rPr>
+                <w:u w:val="single"/>
+              </w:rPr>
+            </w:pPr>
+            <w:r>
+              <w:t>Property Name</w:t>
+            </w:r>
+          </w:p>
+        </w:tc>
+        <w:tc>
+          <w:tcPr>
+            <w:tcW w:w="4320" w:type="dxa"/>
+          </w:tcPr>
+          <w:p>
+            <w:pPr>
+              <w:bidi w:val="0"/>
+              <w:rPr>
+                <w:u w:val="single"/>
+              </w:rPr>
+            </w:pPr>
+            <w:r>
+              <w:t>Use and Explanation</w:t>
+            </w:r>
+          </w:p>
+        </w:tc>
+      </w:tr>
+      <w:tr>
+        <w:tc>
+          <w:tcPr>
+            <w:tcW w:w="4320" w:type="dxa"/>
+          </w:tcPr>
+          <w:p>
+            <w:pPr>
+              <w:bidi w:val="0"/>
+            </w:pPr>
+            <w:r>
+              <w:t>BreachedCount (int)</w:t>
+            </w:r>
+          </w:p>
+        </w:tc>
+        <w:tc>
+          <w:tcPr>
+            <w:tcW w:w="4320" w:type="dxa"/>
+          </w:tcPr>
+          <w:p>
+            <w:pPr>
+              <w:bidi w:val="0"/>
+              <w:rPr>
+                <w:lang w:val="en-US"/>
+              </w:rPr>
+            </w:pPr>
+            <w:r>
+              <w:t>מספר פריטים שסיסמתם נחשפה בדליפה (IsLeaked=true).</w:t>
+            </w:r>
+          </w:p>
+        </w:tc>
+      </w:tr>
+      <w:tr>
+        <w:tc>
+          <w:tcPr>
+            <w:tcW w:w="4320" w:type="dxa"/>
+          </w:tcPr>
+          <w:p>
+            <w:pPr>
+              <w:bidi w:val="0"/>
+            </w:pPr>
+            <w:r>
+              <w:t>OldCount (int)</w:t>
+            </w:r>
+          </w:p>
+        </w:tc>
+        <w:tc>
+          <w:tcPr>
+            <w:tcW w:w="4320" w:type="dxa"/>
+          </w:tcPr>
+          <w:p>
+            <w:pPr>
+              <w:bidi w:val="0"/>
+              <w:rPr>
+                <w:lang w:val="en-US"/>
+              </w:rPr>
+            </w:pPr>
+            <w:r>
+              <w:t>מספר פריטים שסיסמתם לא עודכנה מעל 90 יום.</w:t>
+            </w:r>
+          </w:p>
+        </w:tc>
+      </w:tr>
+      <w:tr>
+        <w:tc>
+          <w:tcPr>
+            <w:tcW w:w="4320" w:type="dxa"/>
+          </w:tcPr>
+          <w:p>
+            <w:pPr>
+              <w:bidi w:val="0"/>
+            </w:pPr>
+            <w:r>
+              <w:t>MasterPasswordOld (bool)</w:t>
+            </w:r>
+          </w:p>
+        </w:tc>
+        <w:tc>
+          <w:tcPr>
+            <w:tcW w:w="4320" w:type="dxa"/>
+          </w:tcPr>
+          <w:p>
+            <w:pPr>
+              <w:bidi w:val="0"/>
+              <w:rPr>
+                <w:lang w:val="en-US"/>
+              </w:rPr>
+            </w:pPr>
+            <w:r>
+              <w:t>true אם סיסמת העל לא שונתה מעל 90 יום.</w:t>
+            </w:r>
+          </w:p>
+        </w:tc>
+      </w:tr>
+    </w:tbl>
+    <w:p>
+      <w:pPr/>
+    </w:p>
+    <w:p>
+      <w:pPr>
+        <w:pStyle w:val="Heading3"/>
+        <w:bidi/>
+      </w:pPr>
+      <w:r>
+        <w:t>בקשת עדכון חשבון (UpdateAccountRequest)</w:t>
+      </w:r>
+    </w:p>
+    <w:p>
+      <w:pPr>
+        <w:pStyle w:val="Normal"/>
+        <w:bidi/>
+      </w:pPr>
+      <w:r>
+        <w:t>DTO לגוף הבקשה של UpdateUser endpoint. כאשר PasswordChanged=true, מכיל מפתחות חדשים ורשימת פריטי כספת מוצפנים מחדש.</w:t>
+      </w:r>
+    </w:p>
+    <w:p>
+      <w:pPr>
+        <w:pStyle w:val="Normal"/>
+        <w:bidi/>
+      </w:pPr>
+      <w:r>
+        <w:t>תכונות:</w:t>
+      </w:r>
+    </w:p>
+    <w:tbl>
+      <w:tblPr>
+        <w:tblStyle w:val="a"/>
+        <w:tblW w:w="8640" w:type="dxa"/>
+        <w:tblInd w:w="-108" w:type="dxa"/>
+        <w:tblBorders>
+          <w:top w:val="single" w:sz="4" w:space="0" w:color="000000"/>
+          <w:left w:val="single" w:sz="4" w:space="0" w:color="000000"/>
+          <w:bottom w:val="single" w:sz="4" w:space="0" w:color="000000"/>
+          <w:right w:val="single" w:sz="4" w:space="0" w:color="000000"/>
+          <w:insideH w:val="single" w:sz="4" w:space="0" w:color="000000"/>
+          <w:insideV w:val="single" w:sz="4" w:space="0" w:color="000000"/>
+        </w:tblBorders>
+        <w:tblLayout w:type="fixed"/>
+        <w:tblLook w:val="0400" w:firstRow="0" w:lastRow="0" w:firstColumn="0" w:lastColumn="0" w:noHBand="0" w:noVBand="1"/>
+      </w:tblPr>
+      <w:tblGrid>
+        <w:gridCol w:w="4320"/>
+        <w:gridCol w:w="4320"/>
+      </w:tblGrid>
+      <w:tr>
+        <w:tc>
+          <w:tcPr>
+            <w:tcW w:w="4320" w:type="dxa"/>
+          </w:tcPr>
+          <w:p>
+            <w:pPr>
+              <w:bidi w:val="0"/>
+              <w:rPr>
+                <w:u w:val="single"/>
+              </w:rPr>
+            </w:pPr>
+            <w:r>
+              <w:t>Property Name</w:t>
+            </w:r>
+          </w:p>
+        </w:tc>
+        <w:tc>
+          <w:tcPr>
+            <w:tcW w:w="4320" w:type="dxa"/>
+          </w:tcPr>
+          <w:p>
+            <w:pPr>
+              <w:bidi w:val="0"/>
+              <w:rPr>
+                <w:u w:val="single"/>
+              </w:rPr>
+            </w:pPr>
+            <w:r>
+              <w:t>Use and Explanation</w:t>
+            </w:r>
+          </w:p>
+        </w:tc>
+      </w:tr>
+      <w:tr>
+        <w:tc>
+          <w:tcPr>
+            <w:tcW w:w="4320" w:type="dxa"/>
+          </w:tcPr>
+          <w:p>
+            <w:pPr>
+              <w:bidi w:val="0"/>
+            </w:pPr>
+            <w:r>
+              <w:t>Username (string)</w:t>
+            </w:r>
+          </w:p>
+        </w:tc>
+        <w:tc>
+          <w:tcPr>
+            <w:tcW w:w="4320" w:type="dxa"/>
+          </w:tcPr>
+          <w:p>
+            <w:pPr>
+              <w:bidi w:val="0"/>
+              <w:rPr>
+                <w:lang w:val="en-US"/>
+              </w:rPr>
+            </w:pPr>
+            <w:r>
+              <w:t>שם המשתמש החדש.</w:t>
+            </w:r>
+          </w:p>
+        </w:tc>
+      </w:tr>
+      <w:tr>
+        <w:tc>
+          <w:tcPr>
+            <w:tcW w:w="4320" w:type="dxa"/>
+          </w:tcPr>
+          <w:p>
+            <w:pPr>
+              <w:bidi w:val="0"/>
+            </w:pPr>
+            <w:r>
+              <w:t>Email (string)</w:t>
+            </w:r>
+          </w:p>
+        </w:tc>
+        <w:tc>
+          <w:tcPr>
+            <w:tcW w:w="4320" w:type="dxa"/>
+          </w:tcPr>
+          <w:p>
+            <w:pPr>
+              <w:bidi w:val="0"/>
+              <w:rPr>
+                <w:lang w:val="en-US"/>
+              </w:rPr>
+            </w:pPr>
+            <w:r>
+              <w:t>כתובת המייל החדשה.</w:t>
+            </w:r>
+          </w:p>
+        </w:tc>
+      </w:tr>
+      <w:tr>
+        <w:tc>
+          <w:tcPr>
+            <w:tcW w:w="4320" w:type="dxa"/>
+          </w:tcPr>
+          <w:p>
+            <w:pPr>
+              <w:bidi w:val="0"/>
+            </w:pPr>
+            <w:r>
+              <w:t>PasswordChanged (bool)</w:t>
+            </w:r>
+          </w:p>
+        </w:tc>
+        <w:tc>
+          <w:tcPr>
+            <w:tcW w:w="4320" w:type="dxa"/>
+          </w:tcPr>
+          <w:p>
+            <w:pPr>
+              <w:bidi w:val="0"/>
+              <w:rPr>
+                <w:lang w:val="en-US"/>
+              </w:rPr>
+            </w:pPr>
+            <w:r>
+              <w:t>true אם הסיסמה שונתה; מפעיל שמירת היסטוריה ו-re-encryption.</w:t>
+            </w:r>
+          </w:p>
+        </w:tc>
+      </w:tr>
+      <w:tr>
+        <w:tc>
+          <w:tcPr>
+            <w:tcW w:w="4320" w:type="dxa"/>
+          </w:tcPr>
+          <w:p>
+            <w:pPr>
+              <w:bidi w:val="0"/>
+            </w:pPr>
+            <w:r>
+              <w:t>MasterPasswordKey (string)</w:t>
+            </w:r>
+          </w:p>
+        </w:tc>
+        <w:tc>
+          <w:tcPr>
+            <w:tcW w:w="4320" w:type="dxa"/>
+          </w:tcPr>
+          <w:p>
+            <w:pPr>
+              <w:bidi w:val="0"/>
+              <w:rPr>
+                <w:lang w:val="en-US"/>
+              </w:rPr>
+            </w:pPr>
+            <w:r>
+              <w:t>מפתח PBKDF2 חדש (רלוונטי כאשר PasswordChanged=true).</w:t>
+            </w:r>
+          </w:p>
+        </w:tc>
+      </w:tr>
+      <w:tr>
+        <w:tc>
+          <w:tcPr>
+            <w:tcW w:w="4320" w:type="dxa"/>
+          </w:tcPr>
+          <w:p>
+            <w:pPr>
+              <w:bidi w:val="0"/>
+            </w:pPr>
+            <w:r>
+              <w:t>AuthSalt (string)</w:t>
+            </w:r>
+          </w:p>
+        </w:tc>
+        <w:tc>
+          <w:tcPr>
+            <w:tcW w:w="4320" w:type="dxa"/>
+          </w:tcPr>
+          <w:p>
+            <w:pPr>
+              <w:bidi w:val="0"/>
+              <w:rPr>
+                <w:lang w:val="en-US"/>
+              </w:rPr>
+            </w:pPr>
+            <w:r>
+              <w:t>מלח Auth חדש (רלוונטי כאשר PasswordChanged=true).</w:t>
+            </w:r>
+          </w:p>
+        </w:tc>
+      </w:tr>
+      <w:tr>
+        <w:tc>
+          <w:tcPr>
+            <w:tcW w:w="4320" w:type="dxa"/>
+          </w:tcPr>
+          <w:p>
+            <w:pPr>
+              <w:bidi w:val="0"/>
+            </w:pPr>
+            <w:r>
+              <w:t>EncryptionSalt (string)</w:t>
+            </w:r>
+          </w:p>
+        </w:tc>
+        <w:tc>
+          <w:tcPr>
+            <w:tcW w:w="4320" w:type="dxa"/>
+          </w:tcPr>
+          <w:p>
+            <w:pPr>
+              <w:bidi w:val="0"/>
+              <w:rPr>
+                <w:lang w:val="en-US"/>
+              </w:rPr>
+            </w:pPr>
+            <w:r>
+              <w:t>מלח הצפנה חדש (רלוונטי כאשר PasswordChanged=true).</w:t>
+            </w:r>
+          </w:p>
+        </w:tc>
+      </w:tr>
+      <w:tr>
+        <w:tc>
+          <w:tcPr>
+            <w:tcW w:w="4320" w:type="dxa"/>
+          </w:tcPr>
+          <w:p>
+            <w:pPr>
+              <w:bidi w:val="0"/>
+            </w:pPr>
+            <w:r>
+              <w:t>PasswordSha1Hash (string)</w:t>
+            </w:r>
+          </w:p>
+        </w:tc>
+        <w:tc>
+          <w:tcPr>
+            <w:tcW w:w="4320" w:type="dxa"/>
+          </w:tcPr>
+          <w:p>
+            <w:pPr>
+              <w:bidi w:val="0"/>
+              <w:rPr>
+                <w:lang w:val="en-US"/>
+              </w:rPr>
+            </w:pPr>
+            <w:r>
+              <w:t>SHA-1 Hash של הסיסמה החדשה לבדיקת HIBP; לא נשמר ב-DB.</w:t>
+            </w:r>
+          </w:p>
+        </w:tc>
+      </w:tr>
+      <w:tr>
+        <w:tc>
+          <w:tcPr>
+            <w:tcW w:w="4320" w:type="dxa"/>
+          </w:tcPr>
+          <w:p>
+            <w:pPr>
+              <w:bidi w:val="0"/>
+            </w:pPr>
+            <w:r>
+              <w:t>VaultItems (List&lt;VaultItem&gt;)</w:t>
+            </w:r>
+          </w:p>
+        </w:tc>
+        <w:tc>
+          <w:tcPr>
+            <w:tcW w:w="4320" w:type="dxa"/>
+          </w:tcPr>
+          <w:p>
+            <w:pPr>
+              <w:bidi w:val="0"/>
+              <w:rPr>
+                <w:lang w:val="en-US"/>
+              </w:rPr>
+            </w:pPr>
+            <w:r>
+              <w:t>פריטי כספת עם IV/Tag/CipherText מוצפנים מחדש; נשלחים ב-bulk.</w:t>
+            </w:r>
+          </w:p>
+        </w:tc>
+      </w:tr>
+    </w:tbl>
+    <w:p>
+      <w:pPr/>
+    </w:p>
+    <w:p>
+      <w:pPr>
+        <w:pStyle w:val="Heading2"/>
         <w:rPr>
           <w:u w:val="none"/>
           <w:lang w:val="en-US"/>
@@ -21969,6 +27819,1189 @@
         </w:rPr>
         <w:br w:type="page"/>
       </w:r>
+    </w:p>
+    <w:p>
+      <w:pPr>
+        <w:pStyle w:val="Heading2"/>
+        <w:bidi/>
+      </w:pPr>
+      <w:r>
+        <w:t>עוזרי לקוח נוספים</w:t>
+      </w:r>
+    </w:p>
+    <w:p>
+      <w:pPr/>
+    </w:p>
+    <w:p>
+      <w:pPr>
+        <w:pStyle w:val="Heading3"/>
+        <w:bidi/>
+      </w:pPr>
+      <w:r>
+        <w:t>עוזר האזהרות (WarningsHelper + WarningsData)</w:t>
+      </w:r>
+    </w:p>
+    <w:p>
+      <w:pPr>
+        <w:pStyle w:val="Normal"/>
+        <w:bidi/>
+      </w:pPr>
+      <w:r>
+        <w:t>WarningsData הוא DTO המחזיק ארבעה מונים: LeakedCount, WeakCount, ReusedCount, OldCount. WarningsHelper הוא מחלקה סטטית לחישוב סיכום אזהרות מהכספת בזיכרון. ComputeWarningsSync ללא רשת — משתמש ב-IsLeaked השמור. ComputeWarningsAsync בודק HIBP בזמן אמת (נקרא בלוגין בלבד).</w:t>
+      </w:r>
+    </w:p>
+    <w:p>
+      <w:pPr>
+        <w:pStyle w:val="Normal"/>
+        <w:bidi/>
+      </w:pPr>
+      <w:r>
+        <w:t>תכונות:</w:t>
+      </w:r>
+    </w:p>
+    <w:tbl>
+      <w:tblPr>
+        <w:tblStyle w:val="a"/>
+        <w:tblW w:w="8640" w:type="dxa"/>
+        <w:tblInd w:w="-108" w:type="dxa"/>
+        <w:tblBorders>
+          <w:top w:val="single" w:sz="4" w:space="0" w:color="000000"/>
+          <w:left w:val="single" w:sz="4" w:space="0" w:color="000000"/>
+          <w:bottom w:val="single" w:sz="4" w:space="0" w:color="000000"/>
+          <w:right w:val="single" w:sz="4" w:space="0" w:color="000000"/>
+          <w:insideH w:val="single" w:sz="4" w:space="0" w:color="000000"/>
+          <w:insideV w:val="single" w:sz="4" w:space="0" w:color="000000"/>
+        </w:tblBorders>
+        <w:tblLayout w:type="fixed"/>
+        <w:tblLook w:val="0400" w:firstRow="0" w:lastRow="0" w:firstColumn="0" w:lastColumn="0" w:noHBand="0" w:noVBand="1"/>
+      </w:tblPr>
+      <w:tblGrid>
+        <w:gridCol w:w="4320"/>
+        <w:gridCol w:w="4320"/>
+      </w:tblGrid>
+      <w:tr>
+        <w:tc>
+          <w:tcPr>
+            <w:tcW w:w="4320" w:type="dxa"/>
+          </w:tcPr>
+          <w:p>
+            <w:pPr>
+              <w:bidi w:val="0"/>
+              <w:rPr>
+                <w:u w:val="single"/>
+              </w:rPr>
+            </w:pPr>
+            <w:r>
+              <w:t>Property Name</w:t>
+            </w:r>
+          </w:p>
+        </w:tc>
+        <w:tc>
+          <w:tcPr>
+            <w:tcW w:w="4320" w:type="dxa"/>
+          </w:tcPr>
+          <w:p>
+            <w:pPr>
+              <w:bidi w:val="0"/>
+              <w:rPr>
+                <w:u w:val="single"/>
+              </w:rPr>
+            </w:pPr>
+            <w:r>
+              <w:t>Use and Explanation</w:t>
+            </w:r>
+          </w:p>
+        </w:tc>
+      </w:tr>
+      <w:tr>
+        <w:tc>
+          <w:tcPr>
+            <w:tcW w:w="4320" w:type="dxa"/>
+          </w:tcPr>
+          <w:p>
+            <w:pPr>
+              <w:bidi w:val="0"/>
+            </w:pPr>
+            <w:r>
+              <w:t>OldPasswordDays (const int = 90) [WarningsHelper]</w:t>
+            </w:r>
+          </w:p>
+        </w:tc>
+        <w:tc>
+          <w:tcPr>
+            <w:tcW w:w="4320" w:type="dxa"/>
+          </w:tcPr>
+          <w:p>
+            <w:pPr>
+              <w:bidi w:val="0"/>
+              <w:rPr>
+                <w:lang w:val="en-US"/>
+              </w:rPr>
+            </w:pPr>
+            <w:r>
+              <w:t>סף ימים לזיהוי סיסמאות ישנות.</w:t>
+            </w:r>
+          </w:p>
+        </w:tc>
+      </w:tr>
+    </w:tbl>
+    <w:p>
+      <w:pPr/>
+    </w:p>
+    <w:p>
+      <w:pPr>
+        <w:pStyle w:val="Normal"/>
+        <w:bidi/>
+      </w:pPr>
+      <w:r>
+        <w:t>פעולות:</w:t>
+      </w:r>
+    </w:p>
+    <w:tbl>
+      <w:tblPr>
+        <w:tblStyle w:val="a"/>
+        <w:tblW w:w="8640" w:type="dxa"/>
+        <w:tblInd w:w="-108" w:type="dxa"/>
+        <w:tblBorders>
+          <w:top w:val="single" w:sz="4" w:space="0" w:color="000000"/>
+          <w:left w:val="single" w:sz="4" w:space="0" w:color="000000"/>
+          <w:bottom w:val="single" w:sz="4" w:space="0" w:color="000000"/>
+          <w:right w:val="single" w:sz="4" w:space="0" w:color="000000"/>
+          <w:insideH w:val="single" w:sz="4" w:space="0" w:color="000000"/>
+          <w:insideV w:val="single" w:sz="4" w:space="0" w:color="000000"/>
+        </w:tblBorders>
+        <w:tblLayout w:type="fixed"/>
+        <w:tblLook w:val="0400" w:firstRow="0" w:lastRow="0" w:firstColumn="0" w:lastColumn="0" w:noHBand="0" w:noVBand="1"/>
+      </w:tblPr>
+      <w:tblGrid>
+        <w:gridCol w:w="4320"/>
+        <w:gridCol w:w="4320"/>
+      </w:tblGrid>
+      <w:tr>
+        <w:tc>
+          <w:tcPr>
+            <w:tcW w:w="4320" w:type="dxa"/>
+          </w:tcPr>
+          <w:p>
+            <w:pPr>
+              <w:bidi w:val="0"/>
+              <w:rPr>
+                <w:u w:val="single"/>
+              </w:rPr>
+            </w:pPr>
+            <w:r>
+              <w:t>Method Name</w:t>
+            </w:r>
+          </w:p>
+        </w:tc>
+        <w:tc>
+          <w:tcPr>
+            <w:tcW w:w="4320" w:type="dxa"/>
+          </w:tcPr>
+          <w:p>
+            <w:pPr>
+              <w:bidi w:val="0"/>
+              <w:rPr>
+                <w:u w:val="single"/>
+              </w:rPr>
+            </w:pPr>
+            <w:r>
+              <w:t>Use and Explanation</w:t>
+            </w:r>
+          </w:p>
+        </w:tc>
+      </w:tr>
+      <w:tr>
+        <w:tc>
+          <w:tcPr>
+            <w:tcW w:w="4320" w:type="dxa"/>
+          </w:tcPr>
+          <w:p>
+            <w:pPr>
+              <w:bidi w:val="0"/>
+            </w:pPr>
+            <w:r>
+              <w:t>ComputeWarningsSync(IList&lt;VaultItem&gt; vault, string vaultKey)</w:t>
+            </w:r>
+          </w:p>
+        </w:tc>
+        <w:tc>
+          <w:tcPr>
+            <w:tcW w:w="4320" w:type="dxa"/>
+          </w:tcPr>
+          <w:p>
+            <w:pPr>
+              <w:bidi w:val="0"/>
+              <w:rPr>
+                <w:lang w:val="en-US"/>
+              </w:rPr>
+            </w:pPr>
+            <w:r>
+              <w:t>מחשב LeakedCount מ-IsLeaked, WeakCount מפענוח+ValidationHelper, ReusedCount לפי SHA-1 כפול, OldCount לפי LastUpdate.</w:t>
+            </w:r>
+          </w:p>
+        </w:tc>
+      </w:tr>
+      <w:tr>
+        <w:tc>
+          <w:tcPr>
+            <w:tcW w:w="4320" w:type="dxa"/>
+          </w:tcPr>
+          <w:p>
+            <w:pPr>
+              <w:bidi w:val="0"/>
+            </w:pPr>
+            <w:r>
+              <w:t>ComputeWarningsAsync(IList&lt;VaultItem&gt; vault, string vaultKey)</w:t>
+            </w:r>
+          </w:p>
+        </w:tc>
+        <w:tc>
+          <w:tcPr>
+            <w:tcW w:w="4320" w:type="dxa"/>
+          </w:tcPr>
+          <w:p>
+            <w:pPr>
+              <w:bidi w:val="0"/>
+              <w:rPr>
+                <w:lang w:val="en-US"/>
+              </w:rPr>
+            </w:pPr>
+            <w:r>
+              <w:t>בודק HIBP בזמן אמת עבור כל פריט (k-Anonymity), מעדכן IsLeaked ב-Cache, מחשב כל ארבעת המונים.</w:t>
+            </w:r>
+          </w:p>
+        </w:tc>
+      </w:tr>
+      <w:tr>
+        <w:tc>
+          <w:tcPr>
+            <w:tcW w:w="4320" w:type="dxa"/>
+          </w:tcPr>
+          <w:p>
+            <w:pPr>
+              <w:bidi w:val="0"/>
+            </w:pPr>
+            <w:r>
+              <w:t>GetItemsAtRiskAsync(IList&lt;VaultItem&gt; vault, string vaultKey, string category)</w:t>
+            </w:r>
+          </w:p>
+        </w:tc>
+        <w:tc>
+          <w:tcPr>
+            <w:tcW w:w="4320" w:type="dxa"/>
+          </w:tcPr>
+          <w:p>
+            <w:pPr>
+              <w:bidi w:val="0"/>
+              <w:rPr>
+                <w:lang w:val="en-US"/>
+              </w:rPr>
+            </w:pPr>
+            <w:r>
+              <w:t>מחזיר רשימת פריטים לפי קטגוריה: "leaked", "weak", "reused", "old".</w:t>
+            </w:r>
+          </w:p>
+        </w:tc>
+      </w:tr>
+    </w:tbl>
+    <w:p>
+      <w:pPr/>
+    </w:p>
+    <w:p>
+      <w:pPr>
+        <w:pStyle w:val="Heading3"/>
+        <w:bidi/>
+      </w:pPr>
+      <w:r>
+        <w:t>קבלת החלטת התראה (PasswordCheckDecision)</w:t>
+      </w:r>
+    </w:p>
+    <w:p>
+      <w:pPr>
+        <w:pStyle w:val="Normal"/>
+        <w:bidi/>
+      </w:pPr>
+      <w:r>
+        <w:t>מחלקה סטטית טהורה (Pure Logic, ללא תלויות Android) המחליטה אם ומה להתריע. מופרדת מ-NotificationHelper לאפשר בדיקות יחידה ללא Android API.</w:t>
+      </w:r>
+    </w:p>
+    <w:p>
+      <w:pPr>
+        <w:pStyle w:val="Normal"/>
+        <w:bidi/>
+      </w:pPr>
+      <w:r>
+        <w:t>פעולות:</w:t>
+      </w:r>
+    </w:p>
+    <w:tbl>
+      <w:tblPr>
+        <w:tblStyle w:val="a"/>
+        <w:tblW w:w="8640" w:type="dxa"/>
+        <w:tblInd w:w="-108" w:type="dxa"/>
+        <w:tblBorders>
+          <w:top w:val="single" w:sz="4" w:space="0" w:color="000000"/>
+          <w:left w:val="single" w:sz="4" w:space="0" w:color="000000"/>
+          <w:bottom w:val="single" w:sz="4" w:space="0" w:color="000000"/>
+          <w:right w:val="single" w:sz="4" w:space="0" w:color="000000"/>
+          <w:insideH w:val="single" w:sz="4" w:space="0" w:color="000000"/>
+          <w:insideV w:val="single" w:sz="4" w:space="0" w:color="000000"/>
+        </w:tblBorders>
+        <w:tblLayout w:type="fixed"/>
+        <w:tblLook w:val="0400" w:firstRow="0" w:lastRow="0" w:firstColumn="0" w:lastColumn="0" w:noHBand="0" w:noVBand="1"/>
+      </w:tblPr>
+      <w:tblGrid>
+        <w:gridCol w:w="4320"/>
+        <w:gridCol w:w="4320"/>
+      </w:tblGrid>
+      <w:tr>
+        <w:tc>
+          <w:tcPr>
+            <w:tcW w:w="4320" w:type="dxa"/>
+          </w:tcPr>
+          <w:p>
+            <w:pPr>
+              <w:bidi w:val="0"/>
+              <w:rPr>
+                <w:u w:val="single"/>
+              </w:rPr>
+            </w:pPr>
+            <w:r>
+              <w:t>Method Name</w:t>
+            </w:r>
+          </w:p>
+        </w:tc>
+        <w:tc>
+          <w:tcPr>
+            <w:tcW w:w="4320" w:type="dxa"/>
+          </w:tcPr>
+          <w:p>
+            <w:pPr>
+              <w:bidi w:val="0"/>
+              <w:rPr>
+                <w:u w:val="single"/>
+              </w:rPr>
+            </w:pPr>
+            <w:r>
+              <w:t>Use and Explanation</w:t>
+            </w:r>
+          </w:p>
+        </w:tc>
+      </w:tr>
+      <w:tr>
+        <w:tc>
+          <w:tcPr>
+            <w:tcW w:w="4320" w:type="dxa"/>
+          </w:tcPr>
+          <w:p>
+            <w:pPr>
+              <w:bidi w:val="0"/>
+            </w:pPr>
+            <w:r>
+              <w:t>ShouldNotify(PasswordCheckResult result) [static]</w:t>
+            </w:r>
+          </w:p>
+        </w:tc>
+        <w:tc>
+          <w:tcPr>
+            <w:tcW w:w="4320" w:type="dxa"/>
+          </w:tcPr>
+          <w:p>
+            <w:pPr>
+              <w:bidi w:val="0"/>
+              <w:rPr>
+                <w:lang w:val="en-US"/>
+              </w:rPr>
+            </w:pPr>
+            <w:r>
+              <w:t>מחזיר true אם BreachedCount &gt; 0, OldCount &gt; 0, או MasterPasswordOld = true.</w:t>
+            </w:r>
+          </w:p>
+        </w:tc>
+      </w:tr>
+      <w:tr>
+        <w:tc>
+          <w:tcPr>
+            <w:tcW w:w="4320" w:type="dxa"/>
+          </w:tcPr>
+          <w:p>
+            <w:pPr>
+              <w:bidi w:val="0"/>
+            </w:pPr>
+            <w:r>
+              <w:t>BuildMessage(PasswordCheckResult result) [static]</w:t>
+            </w:r>
+          </w:p>
+        </w:tc>
+        <w:tc>
+          <w:tcPr>
+            <w:tcW w:w="4320" w:type="dxa"/>
+          </w:tcPr>
+          <w:p>
+            <w:pPr>
+              <w:bidi w:val="0"/>
+              <w:rPr>
+                <w:lang w:val="en-US"/>
+              </w:rPr>
+            </w:pPr>
+            <w:r>
+              <w:t>בונה הודעת התראה: "Securio alert: X leaked passwords, Y old passwords, master password not changed in 90+ days."</w:t>
+            </w:r>
+          </w:p>
+        </w:tc>
+      </w:tr>
+    </w:tbl>
+    <w:p>
+      <w:pPr/>
+    </w:p>
+    <w:p>
+      <w:pPr>
+        <w:pStyle w:val="Heading3"/>
+        <w:bidi/>
+      </w:pPr>
+      <w:r>
+        <w:t>עוזר התראות (NotificationHelper)</w:t>
+      </w:r>
+    </w:p>
+    <w:p>
+      <w:pPr>
+        <w:pStyle w:val="Normal"/>
+        <w:bidi/>
+      </w:pPr>
+      <w:r>
+        <w:t>מחלקה סטטית המטפלת בכל פעולות Android Notification עבור PasswordMonitorService. מפרידה לוגיקת Android API מ-PasswordCheckDecision.</w:t>
+      </w:r>
+    </w:p>
+    <w:p>
+      <w:pPr>
+        <w:pStyle w:val="Normal"/>
+        <w:bidi/>
+      </w:pPr>
+      <w:r>
+        <w:t>תכונות:</w:t>
+      </w:r>
+    </w:p>
+    <w:tbl>
+      <w:tblPr>
+        <w:tblStyle w:val="a"/>
+        <w:tblW w:w="8640" w:type="dxa"/>
+        <w:tblInd w:w="-108" w:type="dxa"/>
+        <w:tblBorders>
+          <w:top w:val="single" w:sz="4" w:space="0" w:color="000000"/>
+          <w:left w:val="single" w:sz="4" w:space="0" w:color="000000"/>
+          <w:bottom w:val="single" w:sz="4" w:space="0" w:color="000000"/>
+          <w:right w:val="single" w:sz="4" w:space="0" w:color="000000"/>
+          <w:insideH w:val="single" w:sz="4" w:space="0" w:color="000000"/>
+          <w:insideV w:val="single" w:sz="4" w:space="0" w:color="000000"/>
+        </w:tblBorders>
+        <w:tblLayout w:type="fixed"/>
+        <w:tblLook w:val="0400" w:firstRow="0" w:lastRow="0" w:firstColumn="0" w:lastColumn="0" w:noHBand="0" w:noVBand="1"/>
+      </w:tblPr>
+      <w:tblGrid>
+        <w:gridCol w:w="4320"/>
+        <w:gridCol w:w="4320"/>
+      </w:tblGrid>
+      <w:tr>
+        <w:tc>
+          <w:tcPr>
+            <w:tcW w:w="4320" w:type="dxa"/>
+          </w:tcPr>
+          <w:p>
+            <w:pPr>
+              <w:bidi w:val="0"/>
+              <w:rPr>
+                <w:u w:val="single"/>
+              </w:rPr>
+            </w:pPr>
+            <w:r>
+              <w:t>Property Name</w:t>
+            </w:r>
+          </w:p>
+        </w:tc>
+        <w:tc>
+          <w:tcPr>
+            <w:tcW w:w="4320" w:type="dxa"/>
+          </w:tcPr>
+          <w:p>
+            <w:pPr>
+              <w:bidi w:val="0"/>
+              <w:rPr>
+                <w:u w:val="single"/>
+              </w:rPr>
+            </w:pPr>
+            <w:r>
+              <w:t>Use and Explanation</w:t>
+            </w:r>
+          </w:p>
+        </w:tc>
+      </w:tr>
+      <w:tr>
+        <w:tc>
+          <w:tcPr>
+            <w:tcW w:w="4320" w:type="dxa"/>
+          </w:tcPr>
+          <w:p>
+            <w:pPr>
+              <w:bidi w:val="0"/>
+            </w:pPr>
+            <w:r>
+              <w:t>ChannelId (const string)</w:t>
+            </w:r>
+          </w:p>
+        </w:tc>
+        <w:tc>
+          <w:tcPr>
+            <w:tcW w:w="4320" w:type="dxa"/>
+          </w:tcPr>
+          <w:p>
+            <w:pPr>
+              <w:bidi w:val="0"/>
+              <w:rPr>
+                <w:lang w:val="en-US"/>
+              </w:rPr>
+            </w:pPr>
+            <w:r>
+              <w:t>"securio_monitor_channel" — מזהה ערוץ ההתראות.</w:t>
+            </w:r>
+          </w:p>
+        </w:tc>
+      </w:tr>
+      <w:tr>
+        <w:tc>
+          <w:tcPr>
+            <w:tcW w:w="4320" w:type="dxa"/>
+          </w:tcPr>
+          <w:p>
+            <w:pPr>
+              <w:bidi w:val="0"/>
+            </w:pPr>
+            <w:r>
+              <w:t>ChannelName (const string)</w:t>
+            </w:r>
+          </w:p>
+        </w:tc>
+        <w:tc>
+          <w:tcPr>
+            <w:tcW w:w="4320" w:type="dxa"/>
+          </w:tcPr>
+          <w:p>
+            <w:pPr>
+              <w:bidi w:val="0"/>
+              <w:rPr>
+                <w:lang w:val="en-US"/>
+              </w:rPr>
+            </w:pPr>
+            <w:r>
+              <w:t>"Password Monitor" — שם הערוץ.</w:t>
+            </w:r>
+          </w:p>
+        </w:tc>
+      </w:tr>
+      <w:tr>
+        <w:tc>
+          <w:tcPr>
+            <w:tcW w:w="4320" w:type="dxa"/>
+          </w:tcPr>
+          <w:p>
+            <w:pPr>
+              <w:bidi w:val="0"/>
+            </w:pPr>
+            <w:r>
+              <w:t>AlertNotificationId (const int)</w:t>
+            </w:r>
+          </w:p>
+        </w:tc>
+        <w:tc>
+          <w:tcPr>
+            <w:tcW w:w="4320" w:type="dxa"/>
+          </w:tcPr>
+          <w:p>
+            <w:pPr>
+              <w:bidi w:val="0"/>
+              <w:rPr>
+                <w:lang w:val="en-US"/>
+              </w:rPr>
+            </w:pPr>
+            <w:r>
+              <w:t>1001 — מזהה התראת אזהרה.</w:t>
+            </w:r>
+          </w:p>
+        </w:tc>
+      </w:tr>
+      <w:tr>
+        <w:tc>
+          <w:tcPr>
+            <w:tcW w:w="4320" w:type="dxa"/>
+          </w:tcPr>
+          <w:p>
+            <w:pPr>
+              <w:bidi w:val="0"/>
+            </w:pPr>
+            <w:r>
+              <w:t>ForegroundNotificationId (const int)</w:t>
+            </w:r>
+          </w:p>
+        </w:tc>
+        <w:tc>
+          <w:tcPr>
+            <w:tcW w:w="4320" w:type="dxa"/>
+          </w:tcPr>
+          <w:p>
+            <w:pPr>
+              <w:bidi w:val="0"/>
+              <w:rPr>
+                <w:lang w:val="en-US"/>
+              </w:rPr>
+            </w:pPr>
+            <w:r>
+              <w:t>1002 — מזהה התראת Foreground Service המתמשכת.</w:t>
+            </w:r>
+          </w:p>
+        </w:tc>
+      </w:tr>
+    </w:tbl>
+    <w:p>
+      <w:pPr/>
+    </w:p>
+    <w:p>
+      <w:pPr>
+        <w:pStyle w:val="Normal"/>
+        <w:bidi/>
+      </w:pPr>
+      <w:r>
+        <w:t>פעולות:</w:t>
+      </w:r>
+    </w:p>
+    <w:tbl>
+      <w:tblPr>
+        <w:tblStyle w:val="a"/>
+        <w:tblW w:w="8640" w:type="dxa"/>
+        <w:tblInd w:w="-108" w:type="dxa"/>
+        <w:tblBorders>
+          <w:top w:val="single" w:sz="4" w:space="0" w:color="000000"/>
+          <w:left w:val="single" w:sz="4" w:space="0" w:color="000000"/>
+          <w:bottom w:val="single" w:sz="4" w:space="0" w:color="000000"/>
+          <w:right w:val="single" w:sz="4" w:space="0" w:color="000000"/>
+          <w:insideH w:val="single" w:sz="4" w:space="0" w:color="000000"/>
+          <w:insideV w:val="single" w:sz="4" w:space="0" w:color="000000"/>
+        </w:tblBorders>
+        <w:tblLayout w:type="fixed"/>
+        <w:tblLook w:val="0400" w:firstRow="0" w:lastRow="0" w:firstColumn="0" w:lastColumn="0" w:noHBand="0" w:noVBand="1"/>
+      </w:tblPr>
+      <w:tblGrid>
+        <w:gridCol w:w="4320"/>
+        <w:gridCol w:w="4320"/>
+      </w:tblGrid>
+      <w:tr>
+        <w:tc>
+          <w:tcPr>
+            <w:tcW w:w="4320" w:type="dxa"/>
+          </w:tcPr>
+          <w:p>
+            <w:pPr>
+              <w:bidi w:val="0"/>
+              <w:rPr>
+                <w:u w:val="single"/>
+              </w:rPr>
+            </w:pPr>
+            <w:r>
+              <w:t>Method Name</w:t>
+            </w:r>
+          </w:p>
+        </w:tc>
+        <w:tc>
+          <w:tcPr>
+            <w:tcW w:w="4320" w:type="dxa"/>
+          </w:tcPr>
+          <w:p>
+            <w:pPr>
+              <w:bidi w:val="0"/>
+              <w:rPr>
+                <w:u w:val="single"/>
+              </w:rPr>
+            </w:pPr>
+            <w:r>
+              <w:t>Use and Explanation</w:t>
+            </w:r>
+          </w:p>
+        </w:tc>
+      </w:tr>
+      <w:tr>
+        <w:tc>
+          <w:tcPr>
+            <w:tcW w:w="4320" w:type="dxa"/>
+          </w:tcPr>
+          <w:p>
+            <w:pPr>
+              <w:bidi w:val="0"/>
+            </w:pPr>
+            <w:r>
+              <w:t>CreateChannel(Context context) [static]</w:t>
+            </w:r>
+          </w:p>
+        </w:tc>
+        <w:tc>
+          <w:tcPr>
+            <w:tcW w:w="4320" w:type="dxa"/>
+          </w:tcPr>
+          <w:p>
+            <w:pPr>
+              <w:bidi w:val="0"/>
+              <w:rPr>
+                <w:lang w:val="en-US"/>
+              </w:rPr>
+            </w:pPr>
+            <w:r>
+              <w:t>יוצר NotificationChannel (Android 8+).</w:t>
+            </w:r>
+          </w:p>
+        </w:tc>
+      </w:tr>
+      <w:tr>
+        <w:tc>
+          <w:tcPr>
+            <w:tcW w:w="4320" w:type="dxa"/>
+          </w:tcPr>
+          <w:p>
+            <w:pPr>
+              <w:bidi w:val="0"/>
+            </w:pPr>
+            <w:r>
+              <w:t>PostAlert(Context context, string message) [static]</w:t>
+            </w:r>
+          </w:p>
+        </w:tc>
+        <w:tc>
+          <w:tcPr>
+            <w:tcW w:w="4320" w:type="dxa"/>
+          </w:tcPr>
+          <w:p>
+            <w:pPr>
+              <w:bidi w:val="0"/>
+              <w:rPr>
+                <w:lang w:val="en-US"/>
+              </w:rPr>
+            </w:pPr>
+            <w:r>
+              <w:t>מציג התראה מקומית עם כותרת "Securio Password Alert".</w:t>
+            </w:r>
+          </w:p>
+        </w:tc>
+      </w:tr>
+      <w:tr>
+        <w:tc>
+          <w:tcPr>
+            <w:tcW w:w="4320" w:type="dxa"/>
+          </w:tcPr>
+          <w:p>
+            <w:pPr>
+              <w:bidi w:val="0"/>
+            </w:pPr>
+            <w:r>
+              <w:t>BuildForegroundNotification(Context context) [static]</w:t>
+            </w:r>
+          </w:p>
+        </w:tc>
+        <w:tc>
+          <w:tcPr>
+            <w:tcW w:w="4320" w:type="dxa"/>
+          </w:tcPr>
+          <w:p>
+            <w:pPr>
+              <w:bidi w:val="0"/>
+              <w:rPr>
+                <w:lang w:val="en-US"/>
+              </w:rPr>
+            </w:pPr>
+            <w:r>
+              <w:t>בונה התראת Foreground Service מתמשכת ("Monitoring your passwords...").</w:t>
+            </w:r>
+          </w:p>
+        </w:tc>
+      </w:tr>
+      <w:tr>
+        <w:tc>
+          <w:tcPr>
+            <w:tcW w:w="4320" w:type="dxa"/>
+          </w:tcPr>
+          <w:p>
+            <w:pPr>
+              <w:bidi w:val="0"/>
+            </w:pPr>
+            <w:r>
+              <w:t>PostCheckResult(Context context, PasswordCheckResult result) [static]</w:t>
+            </w:r>
+          </w:p>
+        </w:tc>
+        <w:tc>
+          <w:tcPr>
+            <w:tcW w:w="4320" w:type="dxa"/>
+          </w:tcPr>
+          <w:p>
+            <w:pPr>
+              <w:bidi w:val="0"/>
+              <w:rPr>
+                <w:lang w:val="en-US"/>
+              </w:rPr>
+            </w:pPr>
+            <w:r>
+              <w:t>קורא ShouldNotify; אם true — מפרסם התראה.</w:t>
+            </w:r>
+          </w:p>
+        </w:tc>
+      </w:tr>
+    </w:tbl>
+    <w:p>
+      <w:pPr/>
+    </w:p>
+    <w:p>
+      <w:pPr>
+        <w:pStyle w:val="Heading3"/>
+        <w:bidi/>
+      </w:pPr>
+      <w:r>
+        <w:t>מקלט אתחול (BootReceiver)</w:t>
+      </w:r>
+    </w:p>
+    <w:p>
+      <w:pPr>
+        <w:pStyle w:val="Normal"/>
+        <w:bidi/>
+      </w:pPr>
+      <w:r>
+        <w:t>Android BroadcastReceiver שמאזין ל-BOOT_COMPLETED ו-MY_PACKAGE_REPLACED. מפעיל מחדש את PasswordMonitorService לאחר הפעלת המכשיר או עדכון האפליקציה.</w:t>
+      </w:r>
+    </w:p>
+    <w:p>
+      <w:pPr>
+        <w:pStyle w:val="Normal"/>
+        <w:bidi/>
+      </w:pPr>
+      <w:r>
+        <w:t>פעולות:</w:t>
+      </w:r>
+    </w:p>
+    <w:tbl>
+      <w:tblPr>
+        <w:tblStyle w:val="a"/>
+        <w:tblW w:w="8640" w:type="dxa"/>
+        <w:tblInd w:w="-108" w:type="dxa"/>
+        <w:tblBorders>
+          <w:top w:val="single" w:sz="4" w:space="0" w:color="000000"/>
+          <w:left w:val="single" w:sz="4" w:space="0" w:color="000000"/>
+          <w:bottom w:val="single" w:sz="4" w:space="0" w:color="000000"/>
+          <w:right w:val="single" w:sz="4" w:space="0" w:color="000000"/>
+          <w:insideH w:val="single" w:sz="4" w:space="0" w:color="000000"/>
+          <w:insideV w:val="single" w:sz="4" w:space="0" w:color="000000"/>
+        </w:tblBorders>
+        <w:tblLayout w:type="fixed"/>
+        <w:tblLook w:val="0400" w:firstRow="0" w:lastRow="0" w:firstColumn="0" w:lastColumn="0" w:noHBand="0" w:noVBand="1"/>
+      </w:tblPr>
+      <w:tblGrid>
+        <w:gridCol w:w="4320"/>
+        <w:gridCol w:w="4320"/>
+      </w:tblGrid>
+      <w:tr>
+        <w:tc>
+          <w:tcPr>
+            <w:tcW w:w="4320" w:type="dxa"/>
+          </w:tcPr>
+          <w:p>
+            <w:pPr>
+              <w:bidi w:val="0"/>
+              <w:rPr>
+                <w:u w:val="single"/>
+              </w:rPr>
+            </w:pPr>
+            <w:r>
+              <w:t>Method Name</w:t>
+            </w:r>
+          </w:p>
+        </w:tc>
+        <w:tc>
+          <w:tcPr>
+            <w:tcW w:w="4320" w:type="dxa"/>
+          </w:tcPr>
+          <w:p>
+            <w:pPr>
+              <w:bidi w:val="0"/>
+              <w:rPr>
+                <w:u w:val="single"/>
+              </w:rPr>
+            </w:pPr>
+            <w:r>
+              <w:t>Use and Explanation</w:t>
+            </w:r>
+          </w:p>
+        </w:tc>
+      </w:tr>
+      <w:tr>
+        <w:tc>
+          <w:tcPr>
+            <w:tcW w:w="4320" w:type="dxa"/>
+          </w:tcPr>
+          <w:p>
+            <w:pPr>
+              <w:bidi w:val="0"/>
+            </w:pPr>
+            <w:r>
+              <w:t>OnReceive(Context context, Intent intent)</w:t>
+            </w:r>
+          </w:p>
+        </w:tc>
+        <w:tc>
+          <w:tcPr>
+            <w:tcW w:w="4320" w:type="dxa"/>
+          </w:tcPr>
+          <w:p>
+            <w:pPr>
+              <w:bidi w:val="0"/>
+              <w:rPr>
+                <w:lang w:val="en-US"/>
+              </w:rPr>
+            </w:pPr>
+            <w:r>
+              <w:t>יוצר Intent ל-PasswordMonitorService וקורא StartForegroundService.</w:t>
+            </w:r>
+          </w:p>
+        </w:tc>
+      </w:tr>
+    </w:tbl>
+    <w:p>
+      <w:pPr/>
+    </w:p>
+    <w:p>
+      <w:pPr>
+        <w:pStyle w:val="Heading3"/>
+        <w:bidi/>
+      </w:pPr>
+      <w:r>
+        <w:t>שירות HIBP בלקוח (HibpClientService)</w:t>
+      </w:r>
+    </w:p>
+    <w:p>
+      <w:pPr>
+        <w:pStyle w:val="Normal"/>
+        <w:bidi/>
+      </w:pPr>
+      <w:r>
+        <w:t>מחלקה סטטית בצד הלקוח לבדיקת דליפות ב-HIBP. מיישמת k-Anonymity: שולחת רק 5 תווים ראשונים של SHA-1, ומשווה מקומית. הסיסמה המלאה לעולם אינה עוזבת את המכשיר.</w:t>
+      </w:r>
+    </w:p>
+    <w:p>
+      <w:pPr>
+        <w:pStyle w:val="Normal"/>
+        <w:bidi/>
+      </w:pPr>
+      <w:r>
+        <w:t>פעולות:</w:t>
+      </w:r>
+    </w:p>
+    <w:tbl>
+      <w:tblPr>
+        <w:tblStyle w:val="a"/>
+        <w:tblW w:w="8640" w:type="dxa"/>
+        <w:tblInd w:w="-108" w:type="dxa"/>
+        <w:tblBorders>
+          <w:top w:val="single" w:sz="4" w:space="0" w:color="000000"/>
+          <w:left w:val="single" w:sz="4" w:space="0" w:color="000000"/>
+          <w:bottom w:val="single" w:sz="4" w:space="0" w:color="000000"/>
+          <w:right w:val="single" w:sz="4" w:space="0" w:color="000000"/>
+          <w:insideH w:val="single" w:sz="4" w:space="0" w:color="000000"/>
+          <w:insideV w:val="single" w:sz="4" w:space="0" w:color="000000"/>
+        </w:tblBorders>
+        <w:tblLayout w:type="fixed"/>
+        <w:tblLook w:val="0400" w:firstRow="0" w:lastRow="0" w:firstColumn="0" w:lastColumn="0" w:noHBand="0" w:noVBand="1"/>
+      </w:tblPr>
+      <w:tblGrid>
+        <w:gridCol w:w="4320"/>
+        <w:gridCol w:w="4320"/>
+      </w:tblGrid>
+      <w:tr>
+        <w:tc>
+          <w:tcPr>
+            <w:tcW w:w="4320" w:type="dxa"/>
+          </w:tcPr>
+          <w:p>
+            <w:pPr>
+              <w:bidi w:val="0"/>
+              <w:rPr>
+                <w:u w:val="single"/>
+              </w:rPr>
+            </w:pPr>
+            <w:r>
+              <w:t>Method Name</w:t>
+            </w:r>
+          </w:p>
+        </w:tc>
+        <w:tc>
+          <w:tcPr>
+            <w:tcW w:w="4320" w:type="dxa"/>
+          </w:tcPr>
+          <w:p>
+            <w:pPr>
+              <w:bidi w:val="0"/>
+              <w:rPr>
+                <w:u w:val="single"/>
+              </w:rPr>
+            </w:pPr>
+            <w:r>
+              <w:t>Use and Explanation</w:t>
+            </w:r>
+          </w:p>
+        </w:tc>
+      </w:tr>
+      <w:tr>
+        <w:tc>
+          <w:tcPr>
+            <w:tcW w:w="4320" w:type="dxa"/>
+          </w:tcPr>
+          <w:p>
+            <w:pPr>
+              <w:bidi w:val="0"/>
+            </w:pPr>
+            <w:r>
+              <w:t>IsPasswordPwnedAsync(string sha1Hash) [static]</w:t>
+            </w:r>
+          </w:p>
+        </w:tc>
+        <w:tc>
+          <w:tcPr>
+            <w:tcW w:w="4320" w:type="dxa"/>
+          </w:tcPr>
+          <w:p>
+            <w:pPr>
+              <w:bidi w:val="0"/>
+              <w:rPr>
+                <w:lang w:val="en-US"/>
+              </w:rPr>
+            </w:pPr>
+            <w:r>
+              <w:t>שולחת prefix ל-api.pwnedpasswords.com/range/{prefix}, בודקת אם ה-suffix ברשימה; Fail Open בשגיאת רשת.</w:t>
+            </w:r>
+          </w:p>
+        </w:tc>
+      </w:tr>
+    </w:tbl>
+    <w:p>
+      <w:pPr/>
+    </w:p>
+    <w:p>
+      <w:pPr>
+        <w:pStyle w:val="Heading3"/>
+        <w:bidi/>
+      </w:pPr>
+      <w:r>
+        <w:t>עוזר פעולות על פריטים (PasswordEntryActionsHelper)</w:t>
+      </w:r>
+    </w:p>
+    <w:p>
+      <w:pPr>
+        <w:pStyle w:val="Normal"/>
+        <w:bidi/>
+      </w:pPr>
+      <w:r>
+        <w:t>מחלקה סטטית עם לוגיקה משותפת לפעולות על פריטי כספת (צפייה, עריכה, מחיקה). משמשת VaultActivity ו-RiskDetailActivity למניעת כפילות קוד.</w:t>
+      </w:r>
+    </w:p>
+    <w:p>
+      <w:pPr>
+        <w:pStyle w:val="Normal"/>
+        <w:bidi/>
+      </w:pPr>
+      <w:r>
+        <w:t>פעולות:</w:t>
+      </w:r>
+    </w:p>
+    <w:tbl>
+      <w:tblPr>
+        <w:tblStyle w:val="a"/>
+        <w:tblW w:w="8640" w:type="dxa"/>
+        <w:tblInd w:w="-108" w:type="dxa"/>
+        <w:tblBorders>
+          <w:top w:val="single" w:sz="4" w:space="0" w:color="000000"/>
+          <w:left w:val="single" w:sz="4" w:space="0" w:color="000000"/>
+          <w:bottom w:val="single" w:sz="4" w:space="0" w:color="000000"/>
+          <w:right w:val="single" w:sz="4" w:space="0" w:color="000000"/>
+          <w:insideH w:val="single" w:sz="4" w:space="0" w:color="000000"/>
+          <w:insideV w:val="single" w:sz="4" w:space="0" w:color="000000"/>
+        </w:tblBorders>
+        <w:tblLayout w:type="fixed"/>
+        <w:tblLook w:val="0400" w:firstRow="0" w:lastRow="0" w:firstColumn="0" w:lastColumn="0" w:noHBand="0" w:noVBand="1"/>
+      </w:tblPr>
+      <w:tblGrid>
+        <w:gridCol w:w="4320"/>
+        <w:gridCol w:w="4320"/>
+      </w:tblGrid>
+      <w:tr>
+        <w:tc>
+          <w:tcPr>
+            <w:tcW w:w="4320" w:type="dxa"/>
+          </w:tcPr>
+          <w:p>
+            <w:pPr>
+              <w:bidi w:val="0"/>
+              <w:rPr>
+                <w:u w:val="single"/>
+              </w:rPr>
+            </w:pPr>
+            <w:r>
+              <w:t>Method Name</w:t>
+            </w:r>
+          </w:p>
+        </w:tc>
+        <w:tc>
+          <w:tcPr>
+            <w:tcW w:w="4320" w:type="dxa"/>
+          </w:tcPr>
+          <w:p>
+            <w:pPr>
+              <w:bidi w:val="0"/>
+              <w:rPr>
+                <w:u w:val="single"/>
+              </w:rPr>
+            </w:pPr>
+            <w:r>
+              <w:t>Use and Explanation</w:t>
+            </w:r>
+          </w:p>
+        </w:tc>
+      </w:tr>
+      <w:tr>
+        <w:tc>
+          <w:tcPr>
+            <w:tcW w:w="4320" w:type="dxa"/>
+          </w:tcPr>
+          <w:p>
+            <w:pPr>
+              <w:bidi w:val="0"/>
+            </w:pPr>
+            <w:r>
+              <w:t>ShowOptionsSheet(Activity host, VaultItem entry, int reqCodeEdit, Action&lt;VaultItem&gt; onDeleted) [static]</w:t>
+            </w:r>
+          </w:p>
+        </w:tc>
+        <w:tc>
+          <w:tcPr>
+            <w:tcW w:w="4320" w:type="dxa"/>
+          </w:tcPr>
+          <w:p>
+            <w:pPr>
+              <w:bidi w:val="0"/>
+              <w:rPr>
+                <w:lang w:val="en-US"/>
+              </w:rPr>
+            </w:pPr>
+            <w:r>
+              <w:t>מציג PasswordOptionsBottomSheet ומחבר אירועי View/Edit/Delete עם דיאלוג אישור מחיקה.</w:t>
+            </w:r>
+          </w:p>
+        </w:tc>
+      </w:tr>
+    </w:tbl>
+    <w:p>
+      <w:pPr/>
     </w:p>
     <w:p>
       <w:pPr>
